--- a/Pizzeriaprojekt,PSP,VorgangslisteDLJ/Pizza Venus PSP Vorgangsliste.docx
+++ b/Pizzeriaprojekt,PSP,VorgangslisteDLJ/Pizza Venus PSP Vorgangsliste.docx
@@ -5,7 +5,7 @@
     <w:tbl>
       <w:tblPr>
         <w:tblStyle w:val="Tabellenraster"/>
-        <w:tblW w:w="9235" w:type="dxa"/>
+        <w:tblW w:w="7813" w:type="dxa"/>
         <w:tblLayout w:type="fixed"/>
         <w:tblLook w:val="04A0" w:firstRow="1" w:lastRow="0" w:firstColumn="1" w:lastColumn="0" w:noHBand="0" w:noVBand="1"/>
       </w:tblPr>
@@ -15,7 +15,6 @@
         <w:gridCol w:w="1168"/>
         <w:gridCol w:w="1151"/>
         <w:gridCol w:w="1422"/>
-        <w:gridCol w:w="1422"/>
       </w:tblGrid>
       <w:tr>
         <w:tc>
@@ -128,52 +127,6 @@
             </w:r>
           </w:p>
         </w:tc>
-        <w:tc>
-          <w:tcPr>
-            <w:tcW w:w="1422" w:type="dxa"/>
-          </w:tcPr>
-          <w:p>
-            <w:pPr>
-              <w:rPr>
-                <w:rFonts w:ascii="Segoe UI Emoji" w:hAnsi="Segoe UI Emoji" w:cs="Segoe UI Emoji"/>
-                <w:b/>
-                <w:bCs/>
-              </w:rPr>
-            </w:pPr>
-            <w:r>
-              <w:rPr>
-                <w:rFonts w:ascii="Segoe UI Emoji" w:hAnsi="Segoe UI Emoji" w:cs="Segoe UI Emoji"/>
-                <w:b/>
-                <w:bCs/>
-              </w:rPr>
-              <w:t xml:space="preserve">Kosten </w:t>
-            </w:r>
-            <w:r>
-              <w:rPr>
-                <w:rFonts w:ascii="Segoe UI Emoji" w:hAnsi="Segoe UI Emoji" w:cs="Segoe UI Emoji"/>
-                <w:b/>
-                <w:bCs/>
-              </w:rPr>
-              <w:t>(</w:t>
-            </w:r>
-            <w:r>
-              <w:rPr>
-                <w:rFonts w:ascii="Segoe UI Emoji" w:hAnsi="Segoe UI Emoji" w:cs="Segoe UI Emoji"/>
-                <w:b/>
-                <w:bCs/>
-              </w:rPr>
-              <w:t>€</w:t>
-            </w:r>
-            <w:r>
-              <w:rPr>
-                <w:rFonts w:ascii="Segoe UI Emoji" w:hAnsi="Segoe UI Emoji" w:cs="Segoe UI Emoji"/>
-                <w:b/>
-                <w:bCs/>
-              </w:rPr>
-              <w:t>)</w:t>
-            </w:r>
-          </w:p>
-        </w:tc>
       </w:tr>
       <w:tr>
         <w:tc>
@@ -272,20 +225,6 @@
             </w:pPr>
           </w:p>
         </w:tc>
-        <w:tc>
-          <w:tcPr>
-            <w:tcW w:w="1422" w:type="dxa"/>
-          </w:tcPr>
-          <w:p>
-            <w:pPr>
-              <w:rPr>
-                <w:rFonts w:ascii="Segoe UI Emoji" w:hAnsi="Segoe UI Emoji" w:cs="Segoe UI Emoji"/>
-                <w:b/>
-                <w:bCs/>
-              </w:rPr>
-            </w:pPr>
-          </w:p>
-        </w:tc>
       </w:tr>
       <w:tr>
         <w:tc>
@@ -385,20 +324,6 @@
             </w:pPr>
           </w:p>
         </w:tc>
-        <w:tc>
-          <w:tcPr>
-            <w:tcW w:w="1422" w:type="dxa"/>
-          </w:tcPr>
-          <w:p>
-            <w:pPr>
-              <w:rPr>
-                <w:rFonts w:ascii="Segoe UI Emoji" w:hAnsi="Segoe UI Emoji" w:cs="Segoe UI Emoji"/>
-                <w:b/>
-                <w:bCs/>
-              </w:rPr>
-            </w:pPr>
-          </w:p>
-        </w:tc>
       </w:tr>
       <w:tr>
         <w:tc>
@@ -513,37 +438,6 @@
             </w:r>
           </w:p>
         </w:tc>
-        <w:tc>
-          <w:tcPr>
-            <w:tcW w:w="1422" w:type="dxa"/>
-          </w:tcPr>
-          <w:p>
-            <w:pPr>
-              <w:jc w:val="center"/>
-              <w:rPr>
-                <w:rFonts w:ascii="Segoe UI Emoji" w:hAnsi="Segoe UI Emoji" w:cs="Segoe UI Emoji"/>
-                <w:b/>
-                <w:bCs/>
-              </w:rPr>
-            </w:pPr>
-            <w:r>
-              <w:rPr>
-                <w:rFonts w:ascii="Segoe UI Emoji" w:hAnsi="Segoe UI Emoji" w:cs="Segoe UI Emoji"/>
-                <w:b/>
-                <w:bCs/>
-              </w:rPr>
-              <w:t>260</w:t>
-            </w:r>
-            <w:r>
-              <w:rPr>
-                <w:rFonts w:ascii="Segoe UI Emoji" w:hAnsi="Segoe UI Emoji" w:cs="Segoe UI Emoji"/>
-                <w:b/>
-                <w:bCs/>
-              </w:rPr>
-              <w:t>€</w:t>
-            </w:r>
-          </w:p>
-        </w:tc>
       </w:tr>
       <w:tr>
         <w:tc>
@@ -658,37 +552,6 @@
             </w:r>
           </w:p>
         </w:tc>
-        <w:tc>
-          <w:tcPr>
-            <w:tcW w:w="1422" w:type="dxa"/>
-          </w:tcPr>
-          <w:p>
-            <w:pPr>
-              <w:jc w:val="center"/>
-              <w:rPr>
-                <w:rFonts w:ascii="Segoe UI Emoji" w:hAnsi="Segoe UI Emoji" w:cs="Segoe UI Emoji"/>
-                <w:b/>
-                <w:bCs/>
-              </w:rPr>
-            </w:pPr>
-            <w:r>
-              <w:rPr>
-                <w:rFonts w:ascii="Segoe UI Emoji" w:hAnsi="Segoe UI Emoji" w:cs="Segoe UI Emoji"/>
-                <w:b/>
-                <w:bCs/>
-              </w:rPr>
-              <w:t>260</w:t>
-            </w:r>
-            <w:r>
-              <w:rPr>
-                <w:rFonts w:ascii="Segoe UI Emoji" w:hAnsi="Segoe UI Emoji" w:cs="Segoe UI Emoji"/>
-                <w:b/>
-                <w:bCs/>
-              </w:rPr>
-              <w:t>€</w:t>
-            </w:r>
-          </w:p>
-        </w:tc>
       </w:tr>
       <w:tr>
         <w:tc>
@@ -803,37 +666,6 @@
             </w:r>
           </w:p>
         </w:tc>
-        <w:tc>
-          <w:tcPr>
-            <w:tcW w:w="1422" w:type="dxa"/>
-          </w:tcPr>
-          <w:p>
-            <w:pPr>
-              <w:jc w:val="center"/>
-              <w:rPr>
-                <w:rFonts w:ascii="Segoe UI Emoji" w:hAnsi="Segoe UI Emoji" w:cs="Segoe UI Emoji"/>
-                <w:b/>
-                <w:bCs/>
-              </w:rPr>
-            </w:pPr>
-            <w:r>
-              <w:rPr>
-                <w:rFonts w:ascii="Segoe UI Emoji" w:hAnsi="Segoe UI Emoji" w:cs="Segoe UI Emoji"/>
-                <w:b/>
-                <w:bCs/>
-              </w:rPr>
-              <w:t>195</w:t>
-            </w:r>
-            <w:r>
-              <w:rPr>
-                <w:rFonts w:ascii="Segoe UI Emoji" w:hAnsi="Segoe UI Emoji" w:cs="Segoe UI Emoji"/>
-                <w:b/>
-                <w:bCs/>
-              </w:rPr>
-              <w:t>€</w:t>
-            </w:r>
-          </w:p>
-        </w:tc>
       </w:tr>
       <w:tr>
         <w:tc>
@@ -958,37 +790,6 @@
             </w:r>
           </w:p>
         </w:tc>
-        <w:tc>
-          <w:tcPr>
-            <w:tcW w:w="1422" w:type="dxa"/>
-          </w:tcPr>
-          <w:p>
-            <w:pPr>
-              <w:jc w:val="center"/>
-              <w:rPr>
-                <w:rFonts w:ascii="Segoe UI Emoji" w:hAnsi="Segoe UI Emoji" w:cs="Segoe UI Emoji"/>
-                <w:b/>
-                <w:bCs/>
-              </w:rPr>
-            </w:pPr>
-            <w:r>
-              <w:rPr>
-                <w:rFonts w:ascii="Segoe UI Emoji" w:hAnsi="Segoe UI Emoji" w:cs="Segoe UI Emoji"/>
-                <w:b/>
-                <w:bCs/>
-              </w:rPr>
-              <w:t>130</w:t>
-            </w:r>
-            <w:r>
-              <w:rPr>
-                <w:rFonts w:ascii="Segoe UI Emoji" w:hAnsi="Segoe UI Emoji" w:cs="Segoe UI Emoji"/>
-                <w:b/>
-                <w:bCs/>
-              </w:rPr>
-              <w:t>€</w:t>
-            </w:r>
-          </w:p>
-        </w:tc>
       </w:tr>
       <w:tr>
         <w:tc>
@@ -1090,21 +891,6 @@
             </w:pPr>
           </w:p>
         </w:tc>
-        <w:tc>
-          <w:tcPr>
-            <w:tcW w:w="1422" w:type="dxa"/>
-          </w:tcPr>
-          <w:p>
-            <w:pPr>
-              <w:jc w:val="center"/>
-              <w:rPr>
-                <w:rFonts w:ascii="Segoe UI Emoji" w:hAnsi="Segoe UI Emoji" w:cs="Segoe UI Emoji"/>
-                <w:b/>
-                <w:bCs/>
-              </w:rPr>
-            </w:pPr>
-          </w:p>
-        </w:tc>
       </w:tr>
       <w:tr>
         <w:tc>
@@ -1219,37 +1005,6 @@
             </w:r>
           </w:p>
         </w:tc>
-        <w:tc>
-          <w:tcPr>
-            <w:tcW w:w="1422" w:type="dxa"/>
-          </w:tcPr>
-          <w:p>
-            <w:pPr>
-              <w:jc w:val="center"/>
-              <w:rPr>
-                <w:rFonts w:ascii="Segoe UI Emoji" w:hAnsi="Segoe UI Emoji" w:cs="Segoe UI Emoji"/>
-                <w:b/>
-                <w:bCs/>
-              </w:rPr>
-            </w:pPr>
-            <w:r>
-              <w:rPr>
-                <w:rFonts w:ascii="Segoe UI Emoji" w:hAnsi="Segoe UI Emoji" w:cs="Segoe UI Emoji"/>
-                <w:b/>
-                <w:bCs/>
-              </w:rPr>
-              <w:t>150</w:t>
-            </w:r>
-            <w:r>
-              <w:rPr>
-                <w:rFonts w:ascii="Segoe UI Emoji" w:hAnsi="Segoe UI Emoji" w:cs="Segoe UI Emoji"/>
-                <w:b/>
-                <w:bCs/>
-              </w:rPr>
-              <w:t>€</w:t>
-            </w:r>
-          </w:p>
-        </w:tc>
       </w:tr>
       <w:tr>
         <w:tc>
@@ -1364,37 +1119,6 @@
             </w:r>
           </w:p>
         </w:tc>
-        <w:tc>
-          <w:tcPr>
-            <w:tcW w:w="1422" w:type="dxa"/>
-          </w:tcPr>
-          <w:p>
-            <w:pPr>
-              <w:jc w:val="center"/>
-              <w:rPr>
-                <w:rFonts w:ascii="Segoe UI Emoji" w:hAnsi="Segoe UI Emoji" w:cs="Segoe UI Emoji"/>
-                <w:b/>
-                <w:bCs/>
-              </w:rPr>
-            </w:pPr>
-            <w:r>
-              <w:rPr>
-                <w:rFonts w:ascii="Segoe UI Emoji" w:hAnsi="Segoe UI Emoji" w:cs="Segoe UI Emoji"/>
-                <w:b/>
-                <w:bCs/>
-              </w:rPr>
-              <w:t>125</w:t>
-            </w:r>
-            <w:r>
-              <w:rPr>
-                <w:rFonts w:ascii="Segoe UI Emoji" w:hAnsi="Segoe UI Emoji" w:cs="Segoe UI Emoji"/>
-                <w:b/>
-                <w:bCs/>
-              </w:rPr>
-              <w:t>€</w:t>
-            </w:r>
-          </w:p>
-        </w:tc>
       </w:tr>
       <w:tr>
         <w:tc>
@@ -1509,37 +1233,6 @@
             </w:r>
           </w:p>
         </w:tc>
-        <w:tc>
-          <w:tcPr>
-            <w:tcW w:w="1422" w:type="dxa"/>
-          </w:tcPr>
-          <w:p>
-            <w:pPr>
-              <w:jc w:val="center"/>
-              <w:rPr>
-                <w:rFonts w:ascii="Segoe UI Emoji" w:hAnsi="Segoe UI Emoji" w:cs="Segoe UI Emoji"/>
-                <w:b/>
-                <w:bCs/>
-              </w:rPr>
-            </w:pPr>
-            <w:r>
-              <w:rPr>
-                <w:rFonts w:ascii="Segoe UI Emoji" w:hAnsi="Segoe UI Emoji" w:cs="Segoe UI Emoji"/>
-                <w:b/>
-                <w:bCs/>
-              </w:rPr>
-              <w:t>75</w:t>
-            </w:r>
-            <w:r>
-              <w:rPr>
-                <w:rFonts w:ascii="Segoe UI Emoji" w:hAnsi="Segoe UI Emoji" w:cs="Segoe UI Emoji"/>
-                <w:b/>
-                <w:bCs/>
-              </w:rPr>
-              <w:t>€</w:t>
-            </w:r>
-          </w:p>
-        </w:tc>
       </w:tr>
       <w:tr>
         <w:tc>
@@ -1654,37 +1347,6 @@
             </w:r>
           </w:p>
         </w:tc>
-        <w:tc>
-          <w:tcPr>
-            <w:tcW w:w="1422" w:type="dxa"/>
-          </w:tcPr>
-          <w:p>
-            <w:pPr>
-              <w:jc w:val="center"/>
-              <w:rPr>
-                <w:rFonts w:ascii="Segoe UI Emoji" w:hAnsi="Segoe UI Emoji" w:cs="Segoe UI Emoji"/>
-                <w:b/>
-                <w:bCs/>
-              </w:rPr>
-            </w:pPr>
-            <w:r>
-              <w:rPr>
-                <w:rFonts w:ascii="Segoe UI Emoji" w:hAnsi="Segoe UI Emoji" w:cs="Segoe UI Emoji"/>
-                <w:b/>
-                <w:bCs/>
-              </w:rPr>
-              <w:t>100</w:t>
-            </w:r>
-            <w:r>
-              <w:rPr>
-                <w:rFonts w:ascii="Segoe UI Emoji" w:hAnsi="Segoe UI Emoji" w:cs="Segoe UI Emoji"/>
-                <w:b/>
-                <w:bCs/>
-              </w:rPr>
-              <w:t>€</w:t>
-            </w:r>
-          </w:p>
-        </w:tc>
       </w:tr>
       <w:tr>
         <w:tc>
@@ -1776,21 +1438,6 @@
             </w:pPr>
           </w:p>
         </w:tc>
-        <w:tc>
-          <w:tcPr>
-            <w:tcW w:w="1422" w:type="dxa"/>
-          </w:tcPr>
-          <w:p>
-            <w:pPr>
-              <w:jc w:val="center"/>
-              <w:rPr>
-                <w:rFonts w:ascii="Segoe UI Emoji" w:hAnsi="Segoe UI Emoji" w:cs="Segoe UI Emoji"/>
-                <w:b/>
-                <w:bCs/>
-              </w:rPr>
-            </w:pPr>
-          </w:p>
-        </w:tc>
       </w:tr>
       <w:tr>
         <w:tc>
@@ -1907,37 +1554,6 @@
             </w:r>
           </w:p>
         </w:tc>
-        <w:tc>
-          <w:tcPr>
-            <w:tcW w:w="1422" w:type="dxa"/>
-          </w:tcPr>
-          <w:p>
-            <w:pPr>
-              <w:jc w:val="center"/>
-              <w:rPr>
-                <w:rFonts w:ascii="Segoe UI Emoji" w:hAnsi="Segoe UI Emoji" w:cs="Segoe UI Emoji"/>
-                <w:b/>
-                <w:bCs/>
-              </w:rPr>
-            </w:pPr>
-            <w:r>
-              <w:rPr>
-                <w:rFonts w:ascii="Segoe UI Emoji" w:hAnsi="Segoe UI Emoji" w:cs="Segoe UI Emoji"/>
-                <w:b/>
-                <w:bCs/>
-              </w:rPr>
-              <w:t>100</w:t>
-            </w:r>
-            <w:r>
-              <w:rPr>
-                <w:rFonts w:ascii="Segoe UI Emoji" w:hAnsi="Segoe UI Emoji" w:cs="Segoe UI Emoji"/>
-                <w:b/>
-                <w:bCs/>
-              </w:rPr>
-              <w:t>€</w:t>
-            </w:r>
-          </w:p>
-        </w:tc>
       </w:tr>
       <w:tr>
         <w:tc>
@@ -2063,7 +1679,6 @@
               </w:rPr>
             </w:pPr>
             <w:proofErr w:type="spellStart"/>
-            <w:proofErr w:type="gramStart"/>
             <w:r>
               <w:rPr>
                 <w:rFonts w:ascii="Segoe UI Emoji" w:hAnsi="Segoe UI Emoji" w:cs="Segoe UI Emoji"/>
@@ -2073,37 +1688,6 @@
               <w:t>Diaa,Lukas</w:t>
             </w:r>
             <w:proofErr w:type="spellEnd"/>
-            <w:proofErr w:type="gramEnd"/>
-          </w:p>
-        </w:tc>
-        <w:tc>
-          <w:tcPr>
-            <w:tcW w:w="1422" w:type="dxa"/>
-          </w:tcPr>
-          <w:p>
-            <w:pPr>
-              <w:rPr>
-                <w:rFonts w:ascii="Segoe UI Emoji" w:hAnsi="Segoe UI Emoji" w:cs="Segoe UI Emoji"/>
-                <w:b/>
-                <w:bCs/>
-              </w:rPr>
-            </w:pPr>
-            <w:r>
-              <w:rPr>
-                <w:rFonts w:ascii="Segoe UI Emoji" w:hAnsi="Segoe UI Emoji" w:cs="Segoe UI Emoji"/>
-                <w:b/>
-                <w:bCs/>
-              </w:rPr>
-              <w:t>150</w:t>
-            </w:r>
-            <w:r>
-              <w:rPr>
-                <w:rFonts w:ascii="Segoe UI Emoji" w:hAnsi="Segoe UI Emoji" w:cs="Segoe UI Emoji"/>
-                <w:b/>
-                <w:bCs/>
-              </w:rPr>
-              <w:t>€</w:t>
-            </w:r>
           </w:p>
         </w:tc>
       </w:tr>
@@ -2211,7 +1795,6 @@
               </w:rPr>
             </w:pPr>
             <w:proofErr w:type="spellStart"/>
-            <w:proofErr w:type="gramStart"/>
             <w:r>
               <w:rPr>
                 <w:rFonts w:ascii="Segoe UI Emoji" w:hAnsi="Segoe UI Emoji" w:cs="Segoe UI Emoji"/>
@@ -2221,37 +1804,6 @@
               <w:t>Diaa,Lukas</w:t>
             </w:r>
             <w:proofErr w:type="spellEnd"/>
-            <w:proofErr w:type="gramEnd"/>
-          </w:p>
-        </w:tc>
-        <w:tc>
-          <w:tcPr>
-            <w:tcW w:w="1422" w:type="dxa"/>
-          </w:tcPr>
-          <w:p>
-            <w:pPr>
-              <w:rPr>
-                <w:rFonts w:ascii="Segoe UI Emoji" w:hAnsi="Segoe UI Emoji" w:cs="Segoe UI Emoji"/>
-                <w:b/>
-                <w:bCs/>
-              </w:rPr>
-            </w:pPr>
-            <w:r>
-              <w:rPr>
-                <w:rFonts w:ascii="Segoe UI Emoji" w:hAnsi="Segoe UI Emoji" w:cs="Segoe UI Emoji"/>
-                <w:b/>
-                <w:bCs/>
-              </w:rPr>
-              <w:t>100</w:t>
-            </w:r>
-            <w:r>
-              <w:rPr>
-                <w:rFonts w:ascii="Segoe UI Emoji" w:hAnsi="Segoe UI Emoji" w:cs="Segoe UI Emoji"/>
-                <w:b/>
-                <w:bCs/>
-              </w:rPr>
-              <w:t>€</w:t>
-            </w:r>
           </w:p>
         </w:tc>
       </w:tr>
@@ -2368,36 +1920,6 @@
             </w:r>
           </w:p>
         </w:tc>
-        <w:tc>
-          <w:tcPr>
-            <w:tcW w:w="1422" w:type="dxa"/>
-          </w:tcPr>
-          <w:p>
-            <w:pPr>
-              <w:rPr>
-                <w:rFonts w:ascii="Segoe UI Emoji" w:hAnsi="Segoe UI Emoji" w:cs="Segoe UI Emoji"/>
-                <w:b/>
-                <w:bCs/>
-              </w:rPr>
-            </w:pPr>
-            <w:r>
-              <w:rPr>
-                <w:rFonts w:ascii="Segoe UI Emoji" w:hAnsi="Segoe UI Emoji" w:cs="Segoe UI Emoji"/>
-                <w:b/>
-                <w:bCs/>
-              </w:rPr>
-              <w:t>50</w:t>
-            </w:r>
-            <w:r>
-              <w:rPr>
-                <w:rFonts w:ascii="Segoe UI Emoji" w:hAnsi="Segoe UI Emoji" w:cs="Segoe UI Emoji"/>
-                <w:b/>
-                <w:bCs/>
-              </w:rPr>
-              <w:t>€</w:t>
-            </w:r>
-          </w:p>
-        </w:tc>
       </w:tr>
       <w:tr>
         <w:tc>
@@ -2497,20 +2019,6 @@
             </w:pPr>
           </w:p>
         </w:tc>
-        <w:tc>
-          <w:tcPr>
-            <w:tcW w:w="1422" w:type="dxa"/>
-          </w:tcPr>
-          <w:p>
-            <w:pPr>
-              <w:rPr>
-                <w:rFonts w:ascii="Segoe UI Emoji" w:hAnsi="Segoe UI Emoji" w:cs="Segoe UI Emoji"/>
-                <w:b/>
-                <w:bCs/>
-              </w:rPr>
-            </w:pPr>
-          </w:p>
-        </w:tc>
       </w:tr>
       <w:tr>
         <w:tc>
@@ -2610,20 +2118,6 @@
             </w:pPr>
           </w:p>
         </w:tc>
-        <w:tc>
-          <w:tcPr>
-            <w:tcW w:w="1422" w:type="dxa"/>
-          </w:tcPr>
-          <w:p>
-            <w:pPr>
-              <w:rPr>
-                <w:rFonts w:ascii="Segoe UI Emoji" w:hAnsi="Segoe UI Emoji" w:cs="Segoe UI Emoji"/>
-                <w:b/>
-                <w:bCs/>
-              </w:rPr>
-            </w:pPr>
-          </w:p>
-        </w:tc>
       </w:tr>
       <w:tr>
         <w:tc>
@@ -2729,55 +2223,15 @@
               </w:rPr>
             </w:pPr>
             <w:proofErr w:type="spellStart"/>
-            <w:proofErr w:type="gramStart"/>
-            <w:r>
-              <w:rPr>
-                <w:rFonts w:ascii="Segoe UI Emoji" w:hAnsi="Segoe UI Emoji" w:cs="Segoe UI Emoji"/>
-                <w:b/>
-                <w:bCs/>
-              </w:rPr>
-              <w:t>Diaa,Lukas</w:t>
-            </w:r>
-            <w:proofErr w:type="gramEnd"/>
-            <w:r>
-              <w:rPr>
-                <w:rFonts w:ascii="Segoe UI Emoji" w:hAnsi="Segoe UI Emoji" w:cs="Segoe UI Emoji"/>
-                <w:b/>
-                <w:bCs/>
-              </w:rPr>
-              <w:t>,Julian</w:t>
+            <w:r>
+              <w:rPr>
+                <w:rFonts w:ascii="Segoe UI Emoji" w:hAnsi="Segoe UI Emoji" w:cs="Segoe UI Emoji"/>
+                <w:b/>
+                <w:bCs/>
+              </w:rPr>
+              <w:t>Diaa,Lukas,Julian</w:t>
             </w:r>
             <w:proofErr w:type="spellEnd"/>
-          </w:p>
-        </w:tc>
-        <w:tc>
-          <w:tcPr>
-            <w:tcW w:w="1422" w:type="dxa"/>
-          </w:tcPr>
-          <w:p>
-            <w:pPr>
-              <w:rPr>
-                <w:rFonts w:ascii="Segoe UI Emoji" w:hAnsi="Segoe UI Emoji" w:cs="Segoe UI Emoji"/>
-                <w:b/>
-                <w:bCs/>
-              </w:rPr>
-            </w:pPr>
-            <w:r>
-              <w:rPr>
-                <w:rFonts w:ascii="Segoe UI Emoji" w:hAnsi="Segoe UI Emoji" w:cs="Segoe UI Emoji"/>
-                <w:b/>
-                <w:bCs/>
-              </w:rPr>
-              <w:t>390</w:t>
-            </w:r>
-            <w:r>
-              <w:rPr>
-                <w:rFonts w:ascii="Segoe UI Emoji" w:hAnsi="Segoe UI Emoji" w:cs="Segoe UI Emoji"/>
-                <w:b/>
-                <w:bCs/>
-              </w:rPr>
-              <w:t>€</w:t>
-            </w:r>
           </w:p>
         </w:tc>
       </w:tr>
@@ -2885,7 +2339,6 @@
               </w:rPr>
             </w:pPr>
             <w:proofErr w:type="spellStart"/>
-            <w:proofErr w:type="gramStart"/>
             <w:r>
               <w:rPr>
                 <w:rFonts w:ascii="Segoe UI Emoji" w:hAnsi="Segoe UI Emoji" w:cs="Segoe UI Emoji"/>
@@ -2895,37 +2348,6 @@
               <w:t>Diaa,Lukas</w:t>
             </w:r>
             <w:proofErr w:type="spellEnd"/>
-            <w:proofErr w:type="gramEnd"/>
-          </w:p>
-        </w:tc>
-        <w:tc>
-          <w:tcPr>
-            <w:tcW w:w="1422" w:type="dxa"/>
-          </w:tcPr>
-          <w:p>
-            <w:pPr>
-              <w:rPr>
-                <w:rFonts w:ascii="Segoe UI Emoji" w:hAnsi="Segoe UI Emoji" w:cs="Segoe UI Emoji"/>
-                <w:b/>
-                <w:bCs/>
-              </w:rPr>
-            </w:pPr>
-            <w:r>
-              <w:rPr>
-                <w:rFonts w:ascii="Segoe UI Emoji" w:hAnsi="Segoe UI Emoji" w:cs="Segoe UI Emoji"/>
-                <w:b/>
-                <w:bCs/>
-              </w:rPr>
-              <w:t>300</w:t>
-            </w:r>
-            <w:r>
-              <w:rPr>
-                <w:rFonts w:ascii="Segoe UI Emoji" w:hAnsi="Segoe UI Emoji" w:cs="Segoe UI Emoji"/>
-                <w:b/>
-                <w:bCs/>
-              </w:rPr>
-              <w:t>€</w:t>
-            </w:r>
           </w:p>
         </w:tc>
       </w:tr>
@@ -2964,23 +2386,13 @@
                 <w:bCs/>
               </w:rPr>
             </w:pPr>
-            <w:proofErr w:type="gramStart"/>
-            <w:r>
-              <w:rPr>
-                <w:rFonts w:ascii="Segoe UI Emoji" w:hAnsi="Segoe UI Emoji" w:cs="Segoe UI Emoji"/>
-                <w:b/>
-                <w:bCs/>
-              </w:rPr>
-              <w:t>Datenmodellierung(</w:t>
-            </w:r>
-            <w:proofErr w:type="gramEnd"/>
-            <w:r>
-              <w:rPr>
-                <w:rFonts w:ascii="Segoe UI Emoji" w:hAnsi="Segoe UI Emoji" w:cs="Segoe UI Emoji"/>
-                <w:b/>
-                <w:bCs/>
-              </w:rPr>
-              <w:t>ERM)</w:t>
+            <w:r>
+              <w:rPr>
+                <w:rFonts w:ascii="Segoe UI Emoji" w:hAnsi="Segoe UI Emoji" w:cs="Segoe UI Emoji"/>
+                <w:b/>
+                <w:bCs/>
+              </w:rPr>
+              <w:t>Datenmodellierung(ERM)</w:t>
             </w:r>
           </w:p>
         </w:tc>
@@ -3043,7 +2455,6 @@
               </w:rPr>
             </w:pPr>
             <w:proofErr w:type="spellStart"/>
-            <w:proofErr w:type="gramStart"/>
             <w:r>
               <w:rPr>
                 <w:rFonts w:ascii="Segoe UI Emoji" w:hAnsi="Segoe UI Emoji" w:cs="Segoe UI Emoji"/>
@@ -3053,37 +2464,6 @@
               <w:t>Diaa,Lukas</w:t>
             </w:r>
             <w:proofErr w:type="spellEnd"/>
-            <w:proofErr w:type="gramEnd"/>
-          </w:p>
-        </w:tc>
-        <w:tc>
-          <w:tcPr>
-            <w:tcW w:w="1422" w:type="dxa"/>
-          </w:tcPr>
-          <w:p>
-            <w:pPr>
-              <w:rPr>
-                <w:rFonts w:ascii="Segoe UI Emoji" w:hAnsi="Segoe UI Emoji" w:cs="Segoe UI Emoji"/>
-                <w:b/>
-                <w:bCs/>
-              </w:rPr>
-            </w:pPr>
-            <w:r>
-              <w:rPr>
-                <w:rFonts w:ascii="Segoe UI Emoji" w:hAnsi="Segoe UI Emoji" w:cs="Segoe UI Emoji"/>
-                <w:b/>
-                <w:bCs/>
-              </w:rPr>
-              <w:t>400</w:t>
-            </w:r>
-            <w:r>
-              <w:rPr>
-                <w:rFonts w:ascii="Segoe UI Emoji" w:hAnsi="Segoe UI Emoji" w:cs="Segoe UI Emoji"/>
-                <w:b/>
-                <w:bCs/>
-              </w:rPr>
-              <w:t>€</w:t>
-            </w:r>
           </w:p>
         </w:tc>
       </w:tr>
@@ -3191,7 +2571,6 @@
               </w:rPr>
             </w:pPr>
             <w:proofErr w:type="spellStart"/>
-            <w:proofErr w:type="gramStart"/>
             <w:r>
               <w:rPr>
                 <w:rFonts w:ascii="Segoe UI Emoji" w:hAnsi="Segoe UI Emoji" w:cs="Segoe UI Emoji"/>
@@ -3201,37 +2580,6 @@
               <w:t>Diaa,Lukas</w:t>
             </w:r>
             <w:proofErr w:type="spellEnd"/>
-            <w:proofErr w:type="gramEnd"/>
-          </w:p>
-        </w:tc>
-        <w:tc>
-          <w:tcPr>
-            <w:tcW w:w="1422" w:type="dxa"/>
-          </w:tcPr>
-          <w:p>
-            <w:pPr>
-              <w:rPr>
-                <w:rFonts w:ascii="Segoe UI Emoji" w:hAnsi="Segoe UI Emoji" w:cs="Segoe UI Emoji"/>
-                <w:b/>
-                <w:bCs/>
-              </w:rPr>
-            </w:pPr>
-            <w:r>
-              <w:rPr>
-                <w:rFonts w:ascii="Segoe UI Emoji" w:hAnsi="Segoe UI Emoji" w:cs="Segoe UI Emoji"/>
-                <w:b/>
-                <w:bCs/>
-              </w:rPr>
-              <w:t>300</w:t>
-            </w:r>
-            <w:r>
-              <w:rPr>
-                <w:rFonts w:ascii="Segoe UI Emoji" w:hAnsi="Segoe UI Emoji" w:cs="Segoe UI Emoji"/>
-                <w:b/>
-                <w:bCs/>
-              </w:rPr>
-              <w:t>€</w:t>
-            </w:r>
           </w:p>
         </w:tc>
       </w:tr>
@@ -3339,7 +2687,6 @@
               </w:rPr>
             </w:pPr>
             <w:proofErr w:type="spellStart"/>
-            <w:proofErr w:type="gramStart"/>
             <w:r>
               <w:rPr>
                 <w:rFonts w:ascii="Segoe UI Emoji" w:hAnsi="Segoe UI Emoji" w:cs="Segoe UI Emoji"/>
@@ -3349,37 +2696,6 @@
               <w:t>Diaa,Lukas</w:t>
             </w:r>
             <w:proofErr w:type="spellEnd"/>
-            <w:proofErr w:type="gramEnd"/>
-          </w:p>
-        </w:tc>
-        <w:tc>
-          <w:tcPr>
-            <w:tcW w:w="1422" w:type="dxa"/>
-          </w:tcPr>
-          <w:p>
-            <w:pPr>
-              <w:rPr>
-                <w:rFonts w:ascii="Segoe UI Emoji" w:hAnsi="Segoe UI Emoji" w:cs="Segoe UI Emoji"/>
-                <w:b/>
-                <w:bCs/>
-              </w:rPr>
-            </w:pPr>
-            <w:r>
-              <w:rPr>
-                <w:rFonts w:ascii="Segoe UI Emoji" w:hAnsi="Segoe UI Emoji" w:cs="Segoe UI Emoji"/>
-                <w:b/>
-                <w:bCs/>
-              </w:rPr>
-              <w:t>200</w:t>
-            </w:r>
-            <w:r>
-              <w:rPr>
-                <w:rFonts w:ascii="Segoe UI Emoji" w:hAnsi="Segoe UI Emoji" w:cs="Segoe UI Emoji"/>
-                <w:b/>
-                <w:bCs/>
-              </w:rPr>
-              <w:t>€</w:t>
-            </w:r>
           </w:p>
         </w:tc>
       </w:tr>
@@ -3496,36 +2812,6 @@
             </w:r>
           </w:p>
         </w:tc>
-        <w:tc>
-          <w:tcPr>
-            <w:tcW w:w="1422" w:type="dxa"/>
-          </w:tcPr>
-          <w:p>
-            <w:pPr>
-              <w:rPr>
-                <w:rFonts w:ascii="Segoe UI Emoji" w:hAnsi="Segoe UI Emoji" w:cs="Segoe UI Emoji"/>
-                <w:b/>
-                <w:bCs/>
-              </w:rPr>
-            </w:pPr>
-            <w:r>
-              <w:rPr>
-                <w:rFonts w:ascii="Segoe UI Emoji" w:hAnsi="Segoe UI Emoji" w:cs="Segoe UI Emoji"/>
-                <w:b/>
-                <w:bCs/>
-              </w:rPr>
-              <w:t>200</w:t>
-            </w:r>
-            <w:r>
-              <w:rPr>
-                <w:rFonts w:ascii="Segoe UI Emoji" w:hAnsi="Segoe UI Emoji" w:cs="Segoe UI Emoji"/>
-                <w:b/>
-                <w:bCs/>
-              </w:rPr>
-              <w:t>€</w:t>
-            </w:r>
-          </w:p>
-        </w:tc>
       </w:tr>
       <w:tr>
         <w:tc>
@@ -3649,7 +2935,6 @@
               </w:rPr>
             </w:pPr>
             <w:proofErr w:type="spellStart"/>
-            <w:proofErr w:type="gramStart"/>
             <w:r>
               <w:rPr>
                 <w:rFonts w:ascii="Segoe UI Emoji" w:hAnsi="Segoe UI Emoji" w:cs="Segoe UI Emoji"/>
@@ -3659,37 +2944,6 @@
               <w:t>Diaa,Lukas</w:t>
             </w:r>
             <w:proofErr w:type="spellEnd"/>
-            <w:proofErr w:type="gramEnd"/>
-          </w:p>
-        </w:tc>
-        <w:tc>
-          <w:tcPr>
-            <w:tcW w:w="1422" w:type="dxa"/>
-          </w:tcPr>
-          <w:p>
-            <w:pPr>
-              <w:rPr>
-                <w:rFonts w:ascii="Segoe UI Emoji" w:hAnsi="Segoe UI Emoji" w:cs="Segoe UI Emoji"/>
-                <w:b/>
-                <w:bCs/>
-              </w:rPr>
-            </w:pPr>
-            <w:r>
-              <w:rPr>
-                <w:rFonts w:ascii="Segoe UI Emoji" w:hAnsi="Segoe UI Emoji" w:cs="Segoe UI Emoji"/>
-                <w:b/>
-                <w:bCs/>
-              </w:rPr>
-              <w:t>300</w:t>
-            </w:r>
-            <w:r>
-              <w:rPr>
-                <w:rFonts w:ascii="Segoe UI Emoji" w:hAnsi="Segoe UI Emoji" w:cs="Segoe UI Emoji"/>
-                <w:b/>
-                <w:bCs/>
-              </w:rPr>
-              <w:t>€</w:t>
-            </w:r>
           </w:p>
         </w:tc>
       </w:tr>
@@ -3784,20 +3038,6 @@
             </w:pPr>
           </w:p>
         </w:tc>
-        <w:tc>
-          <w:tcPr>
-            <w:tcW w:w="1422" w:type="dxa"/>
-          </w:tcPr>
-          <w:p>
-            <w:pPr>
-              <w:rPr>
-                <w:rFonts w:ascii="Segoe UI Emoji" w:hAnsi="Segoe UI Emoji" w:cs="Segoe UI Emoji"/>
-                <w:b/>
-                <w:bCs/>
-              </w:rPr>
-            </w:pPr>
-          </w:p>
-        </w:tc>
       </w:tr>
       <w:tr>
         <w:tc>
@@ -3912,36 +3152,6 @@
             </w:r>
           </w:p>
         </w:tc>
-        <w:tc>
-          <w:tcPr>
-            <w:tcW w:w="1422" w:type="dxa"/>
-          </w:tcPr>
-          <w:p>
-            <w:pPr>
-              <w:rPr>
-                <w:rFonts w:ascii="Segoe UI Emoji" w:hAnsi="Segoe UI Emoji" w:cs="Segoe UI Emoji"/>
-                <w:b/>
-                <w:bCs/>
-              </w:rPr>
-            </w:pPr>
-            <w:r>
-              <w:rPr>
-                <w:rFonts w:ascii="Segoe UI Emoji" w:hAnsi="Segoe UI Emoji" w:cs="Segoe UI Emoji"/>
-                <w:b/>
-                <w:bCs/>
-              </w:rPr>
-              <w:t>90</w:t>
-            </w:r>
-            <w:r>
-              <w:rPr>
-                <w:rFonts w:ascii="Segoe UI Emoji" w:hAnsi="Segoe UI Emoji" w:cs="Segoe UI Emoji"/>
-                <w:b/>
-                <w:bCs/>
-              </w:rPr>
-              <w:t>€</w:t>
-            </w:r>
-          </w:p>
-        </w:tc>
       </w:tr>
       <w:tr>
         <w:tc>
@@ -4057,36 +3267,6 @@
             </w:r>
           </w:p>
         </w:tc>
-        <w:tc>
-          <w:tcPr>
-            <w:tcW w:w="1422" w:type="dxa"/>
-          </w:tcPr>
-          <w:p>
-            <w:pPr>
-              <w:rPr>
-                <w:rFonts w:ascii="Segoe UI Emoji" w:hAnsi="Segoe UI Emoji" w:cs="Segoe UI Emoji"/>
-                <w:b/>
-                <w:bCs/>
-              </w:rPr>
-            </w:pPr>
-            <w:r>
-              <w:rPr>
-                <w:rFonts w:ascii="Segoe UI Emoji" w:hAnsi="Segoe UI Emoji" w:cs="Segoe UI Emoji"/>
-                <w:b/>
-                <w:bCs/>
-              </w:rPr>
-              <w:t>200</w:t>
-            </w:r>
-            <w:r>
-              <w:rPr>
-                <w:rFonts w:ascii="Segoe UI Emoji" w:hAnsi="Segoe UI Emoji" w:cs="Segoe UI Emoji"/>
-                <w:b/>
-                <w:bCs/>
-              </w:rPr>
-              <w:t>€</w:t>
-            </w:r>
-          </w:p>
-        </w:tc>
       </w:tr>
       <w:tr>
         <w:tc>
@@ -4192,7 +3372,6 @@
               </w:rPr>
             </w:pPr>
             <w:proofErr w:type="spellStart"/>
-            <w:proofErr w:type="gramStart"/>
             <w:r>
               <w:rPr>
                 <w:rFonts w:ascii="Segoe UI Emoji" w:hAnsi="Segoe UI Emoji" w:cs="Segoe UI Emoji"/>
@@ -4202,37 +3381,6 @@
               <w:t>Diaa,Lukas</w:t>
             </w:r>
             <w:proofErr w:type="spellEnd"/>
-            <w:proofErr w:type="gramEnd"/>
-          </w:p>
-        </w:tc>
-        <w:tc>
-          <w:tcPr>
-            <w:tcW w:w="1422" w:type="dxa"/>
-          </w:tcPr>
-          <w:p>
-            <w:pPr>
-              <w:rPr>
-                <w:rFonts w:ascii="Segoe UI Emoji" w:hAnsi="Segoe UI Emoji" w:cs="Segoe UI Emoji"/>
-                <w:b/>
-                <w:bCs/>
-              </w:rPr>
-            </w:pPr>
-            <w:r>
-              <w:rPr>
-                <w:rFonts w:ascii="Segoe UI Emoji" w:hAnsi="Segoe UI Emoji" w:cs="Segoe UI Emoji"/>
-                <w:b/>
-                <w:bCs/>
-              </w:rPr>
-              <w:t>500</w:t>
-            </w:r>
-            <w:r>
-              <w:rPr>
-                <w:rFonts w:ascii="Segoe UI Emoji" w:hAnsi="Segoe UI Emoji" w:cs="Segoe UI Emoji"/>
-                <w:b/>
-                <w:bCs/>
-              </w:rPr>
-              <w:t>€</w:t>
-            </w:r>
           </w:p>
         </w:tc>
       </w:tr>
@@ -4349,36 +3497,6 @@
             </w:r>
           </w:p>
         </w:tc>
-        <w:tc>
-          <w:tcPr>
-            <w:tcW w:w="1422" w:type="dxa"/>
-          </w:tcPr>
-          <w:p>
-            <w:pPr>
-              <w:rPr>
-                <w:rFonts w:ascii="Segoe UI Emoji" w:hAnsi="Segoe UI Emoji" w:cs="Segoe UI Emoji"/>
-                <w:b/>
-                <w:bCs/>
-              </w:rPr>
-            </w:pPr>
-            <w:r>
-              <w:rPr>
-                <w:rFonts w:ascii="Segoe UI Emoji" w:hAnsi="Segoe UI Emoji" w:cs="Segoe UI Emoji"/>
-                <w:b/>
-                <w:bCs/>
-              </w:rPr>
-              <w:t>200</w:t>
-            </w:r>
-            <w:r>
-              <w:rPr>
-                <w:rFonts w:ascii="Segoe UI Emoji" w:hAnsi="Segoe UI Emoji" w:cs="Segoe UI Emoji"/>
-                <w:b/>
-                <w:bCs/>
-              </w:rPr>
-              <w:t>€</w:t>
-            </w:r>
-          </w:p>
-        </w:tc>
       </w:tr>
       <w:tr>
         <w:tc>
@@ -4493,36 +3611,6 @@
             </w:r>
           </w:p>
         </w:tc>
-        <w:tc>
-          <w:tcPr>
-            <w:tcW w:w="1422" w:type="dxa"/>
-          </w:tcPr>
-          <w:p>
-            <w:pPr>
-              <w:rPr>
-                <w:rFonts w:ascii="Segoe UI Emoji" w:hAnsi="Segoe UI Emoji" w:cs="Segoe UI Emoji"/>
-                <w:b/>
-                <w:bCs/>
-              </w:rPr>
-            </w:pPr>
-            <w:r>
-              <w:rPr>
-                <w:rFonts w:ascii="Segoe UI Emoji" w:hAnsi="Segoe UI Emoji" w:cs="Segoe UI Emoji"/>
-                <w:b/>
-                <w:bCs/>
-              </w:rPr>
-              <w:t>200</w:t>
-            </w:r>
-            <w:r>
-              <w:rPr>
-                <w:rFonts w:ascii="Segoe UI Emoji" w:hAnsi="Segoe UI Emoji" w:cs="Segoe UI Emoji"/>
-                <w:b/>
-                <w:bCs/>
-              </w:rPr>
-              <w:t>€</w:t>
-            </w:r>
-          </w:p>
-        </w:tc>
       </w:tr>
       <w:tr>
         <w:tc>
@@ -4637,36 +3725,6 @@
             </w:r>
           </w:p>
         </w:tc>
-        <w:tc>
-          <w:tcPr>
-            <w:tcW w:w="1422" w:type="dxa"/>
-          </w:tcPr>
-          <w:p>
-            <w:pPr>
-              <w:rPr>
-                <w:rFonts w:ascii="Segoe UI Emoji" w:hAnsi="Segoe UI Emoji" w:cs="Segoe UI Emoji"/>
-                <w:b/>
-                <w:bCs/>
-              </w:rPr>
-            </w:pPr>
-            <w:r>
-              <w:rPr>
-                <w:rFonts w:ascii="Segoe UI Emoji" w:hAnsi="Segoe UI Emoji" w:cs="Segoe UI Emoji"/>
-                <w:b/>
-                <w:bCs/>
-              </w:rPr>
-              <w:t>250</w:t>
-            </w:r>
-            <w:r>
-              <w:rPr>
-                <w:rFonts w:ascii="Segoe UI Emoji" w:hAnsi="Segoe UI Emoji" w:cs="Segoe UI Emoji"/>
-                <w:b/>
-                <w:bCs/>
-              </w:rPr>
-              <w:t>€</w:t>
-            </w:r>
-          </w:p>
-        </w:tc>
       </w:tr>
       <w:tr>
         <w:tc>
@@ -4781,36 +3839,6 @@
             </w:r>
           </w:p>
         </w:tc>
-        <w:tc>
-          <w:tcPr>
-            <w:tcW w:w="1422" w:type="dxa"/>
-          </w:tcPr>
-          <w:p>
-            <w:pPr>
-              <w:rPr>
-                <w:rFonts w:ascii="Segoe UI Emoji" w:hAnsi="Segoe UI Emoji" w:cs="Segoe UI Emoji"/>
-                <w:b/>
-                <w:bCs/>
-              </w:rPr>
-            </w:pPr>
-            <w:r>
-              <w:rPr>
-                <w:rFonts w:ascii="Segoe UI Emoji" w:hAnsi="Segoe UI Emoji" w:cs="Segoe UI Emoji"/>
-                <w:b/>
-                <w:bCs/>
-              </w:rPr>
-              <w:t>250</w:t>
-            </w:r>
-            <w:r>
-              <w:rPr>
-                <w:rFonts w:ascii="Segoe UI Emoji" w:hAnsi="Segoe UI Emoji" w:cs="Segoe UI Emoji"/>
-                <w:b/>
-                <w:bCs/>
-              </w:rPr>
-              <w:t>€</w:t>
-            </w:r>
-          </w:p>
-        </w:tc>
       </w:tr>
       <w:tr>
         <w:tc>
@@ -4910,20 +3938,6 @@
             </w:pPr>
           </w:p>
         </w:tc>
-        <w:tc>
-          <w:tcPr>
-            <w:tcW w:w="1422" w:type="dxa"/>
-          </w:tcPr>
-          <w:p>
-            <w:pPr>
-              <w:rPr>
-                <w:rFonts w:ascii="Segoe UI Emoji" w:hAnsi="Segoe UI Emoji" w:cs="Segoe UI Emoji"/>
-                <w:b/>
-                <w:bCs/>
-              </w:rPr>
-            </w:pPr>
-          </w:p>
-        </w:tc>
       </w:tr>
       <w:tr>
         <w:tc>
@@ -5024,20 +4038,6 @@
             </w:pPr>
           </w:p>
         </w:tc>
-        <w:tc>
-          <w:tcPr>
-            <w:tcW w:w="1422" w:type="dxa"/>
-          </w:tcPr>
-          <w:p>
-            <w:pPr>
-              <w:rPr>
-                <w:rFonts w:ascii="Segoe UI Emoji" w:hAnsi="Segoe UI Emoji" w:cs="Segoe UI Emoji"/>
-                <w:b/>
-                <w:bCs/>
-              </w:rPr>
-            </w:pPr>
-          </w:p>
-        </w:tc>
       </w:tr>
       <w:tr>
         <w:tc>
@@ -5152,36 +4152,6 @@
             </w:r>
           </w:p>
         </w:tc>
-        <w:tc>
-          <w:tcPr>
-            <w:tcW w:w="1422" w:type="dxa"/>
-          </w:tcPr>
-          <w:p>
-            <w:pPr>
-              <w:rPr>
-                <w:rFonts w:ascii="Segoe UI Emoji" w:hAnsi="Segoe UI Emoji" w:cs="Segoe UI Emoji"/>
-                <w:b/>
-                <w:bCs/>
-              </w:rPr>
-            </w:pPr>
-            <w:r>
-              <w:rPr>
-                <w:rFonts w:ascii="Segoe UI Emoji" w:hAnsi="Segoe UI Emoji" w:cs="Segoe UI Emoji"/>
-                <w:b/>
-                <w:bCs/>
-              </w:rPr>
-              <w:t>150</w:t>
-            </w:r>
-            <w:r>
-              <w:rPr>
-                <w:rFonts w:ascii="Segoe UI Emoji" w:hAnsi="Segoe UI Emoji" w:cs="Segoe UI Emoji"/>
-                <w:b/>
-                <w:bCs/>
-              </w:rPr>
-              <w:t>€</w:t>
-            </w:r>
-          </w:p>
-        </w:tc>
       </w:tr>
       <w:tr>
         <w:tc>
@@ -5287,7 +4257,6 @@
               </w:rPr>
             </w:pPr>
             <w:proofErr w:type="spellStart"/>
-            <w:proofErr w:type="gramStart"/>
             <w:r>
               <w:rPr>
                 <w:rFonts w:ascii="Segoe UI Emoji" w:hAnsi="Segoe UI Emoji" w:cs="Segoe UI Emoji"/>
@@ -5297,37 +4266,6 @@
               <w:t>Lukas,Diaa</w:t>
             </w:r>
             <w:proofErr w:type="spellEnd"/>
-            <w:proofErr w:type="gramEnd"/>
-          </w:p>
-        </w:tc>
-        <w:tc>
-          <w:tcPr>
-            <w:tcW w:w="1422" w:type="dxa"/>
-          </w:tcPr>
-          <w:p>
-            <w:pPr>
-              <w:rPr>
-                <w:rFonts w:ascii="Segoe UI Emoji" w:hAnsi="Segoe UI Emoji" w:cs="Segoe UI Emoji"/>
-                <w:b/>
-                <w:bCs/>
-              </w:rPr>
-            </w:pPr>
-            <w:r>
-              <w:rPr>
-                <w:rFonts w:ascii="Segoe UI Emoji" w:hAnsi="Segoe UI Emoji" w:cs="Segoe UI Emoji"/>
-                <w:b/>
-                <w:bCs/>
-              </w:rPr>
-              <w:t>200</w:t>
-            </w:r>
-            <w:r>
-              <w:rPr>
-                <w:rFonts w:ascii="Segoe UI Emoji" w:hAnsi="Segoe UI Emoji" w:cs="Segoe UI Emoji"/>
-                <w:b/>
-                <w:bCs/>
-              </w:rPr>
-              <w:t>€</w:t>
-            </w:r>
           </w:p>
         </w:tc>
       </w:tr>
@@ -5444,36 +4382,6 @@
             </w:r>
           </w:p>
         </w:tc>
-        <w:tc>
-          <w:tcPr>
-            <w:tcW w:w="1422" w:type="dxa"/>
-          </w:tcPr>
-          <w:p>
-            <w:pPr>
-              <w:rPr>
-                <w:rFonts w:ascii="Segoe UI Emoji" w:hAnsi="Segoe UI Emoji" w:cs="Segoe UI Emoji"/>
-                <w:b/>
-                <w:bCs/>
-              </w:rPr>
-            </w:pPr>
-            <w:r>
-              <w:rPr>
-                <w:rFonts w:ascii="Segoe UI Emoji" w:hAnsi="Segoe UI Emoji" w:cs="Segoe UI Emoji"/>
-                <w:b/>
-                <w:bCs/>
-              </w:rPr>
-              <w:t>60</w:t>
-            </w:r>
-            <w:r>
-              <w:rPr>
-                <w:rFonts w:ascii="Segoe UI Emoji" w:hAnsi="Segoe UI Emoji" w:cs="Segoe UI Emoji"/>
-                <w:b/>
-                <w:bCs/>
-              </w:rPr>
-              <w:t>€</w:t>
-            </w:r>
-          </w:p>
-        </w:tc>
       </w:tr>
       <w:tr>
         <w:tc>
@@ -5588,36 +4496,6 @@
             </w:r>
           </w:p>
         </w:tc>
-        <w:tc>
-          <w:tcPr>
-            <w:tcW w:w="1422" w:type="dxa"/>
-          </w:tcPr>
-          <w:p>
-            <w:pPr>
-              <w:rPr>
-                <w:rFonts w:ascii="Segoe UI Emoji" w:hAnsi="Segoe UI Emoji" w:cs="Segoe UI Emoji"/>
-                <w:b/>
-                <w:bCs/>
-              </w:rPr>
-            </w:pPr>
-            <w:r>
-              <w:rPr>
-                <w:rFonts w:ascii="Segoe UI Emoji" w:hAnsi="Segoe UI Emoji" w:cs="Segoe UI Emoji"/>
-                <w:b/>
-                <w:bCs/>
-              </w:rPr>
-              <w:t>195</w:t>
-            </w:r>
-            <w:r>
-              <w:rPr>
-                <w:rFonts w:ascii="Segoe UI Emoji" w:hAnsi="Segoe UI Emoji" w:cs="Segoe UI Emoji"/>
-                <w:b/>
-                <w:bCs/>
-              </w:rPr>
-              <w:t>€</w:t>
-            </w:r>
-          </w:p>
-        </w:tc>
       </w:tr>
       <w:tr>
         <w:tc>
@@ -5732,36 +4610,6 @@
             </w:r>
           </w:p>
         </w:tc>
-        <w:tc>
-          <w:tcPr>
-            <w:tcW w:w="1422" w:type="dxa"/>
-          </w:tcPr>
-          <w:p>
-            <w:pPr>
-              <w:rPr>
-                <w:rFonts w:ascii="Segoe UI Emoji" w:hAnsi="Segoe UI Emoji" w:cs="Segoe UI Emoji"/>
-                <w:b/>
-                <w:bCs/>
-              </w:rPr>
-            </w:pPr>
-            <w:r>
-              <w:rPr>
-                <w:rFonts w:ascii="Segoe UI Emoji" w:hAnsi="Segoe UI Emoji" w:cs="Segoe UI Emoji"/>
-                <w:b/>
-                <w:bCs/>
-              </w:rPr>
-              <w:t>195</w:t>
-            </w:r>
-            <w:r>
-              <w:rPr>
-                <w:rFonts w:ascii="Segoe UI Emoji" w:hAnsi="Segoe UI Emoji" w:cs="Segoe UI Emoji"/>
-                <w:b/>
-                <w:bCs/>
-              </w:rPr>
-              <w:t>€</w:t>
-            </w:r>
-          </w:p>
-        </w:tc>
       </w:tr>
       <w:tr>
         <w:tc>
@@ -5862,20 +4710,6 @@
             </w:pPr>
           </w:p>
         </w:tc>
-        <w:tc>
-          <w:tcPr>
-            <w:tcW w:w="1422" w:type="dxa"/>
-          </w:tcPr>
-          <w:p>
-            <w:pPr>
-              <w:rPr>
-                <w:rFonts w:ascii="Segoe UI Emoji" w:hAnsi="Segoe UI Emoji" w:cs="Segoe UI Emoji"/>
-                <w:b/>
-                <w:bCs/>
-              </w:rPr>
-            </w:pPr>
-          </w:p>
-        </w:tc>
       </w:tr>
       <w:tr>
         <w:tc>
@@ -5990,36 +4824,6 @@
             </w:r>
           </w:p>
         </w:tc>
-        <w:tc>
-          <w:tcPr>
-            <w:tcW w:w="1422" w:type="dxa"/>
-          </w:tcPr>
-          <w:p>
-            <w:pPr>
-              <w:rPr>
-                <w:rFonts w:ascii="Segoe UI Emoji" w:hAnsi="Segoe UI Emoji" w:cs="Segoe UI Emoji"/>
-                <w:b/>
-                <w:bCs/>
-              </w:rPr>
-            </w:pPr>
-            <w:r>
-              <w:rPr>
-                <w:rFonts w:ascii="Segoe UI Emoji" w:hAnsi="Segoe UI Emoji" w:cs="Segoe UI Emoji"/>
-                <w:b/>
-                <w:bCs/>
-              </w:rPr>
-              <w:t>60</w:t>
-            </w:r>
-            <w:r>
-              <w:rPr>
-                <w:rFonts w:ascii="Segoe UI Emoji" w:hAnsi="Segoe UI Emoji" w:cs="Segoe UI Emoji"/>
-                <w:b/>
-                <w:bCs/>
-              </w:rPr>
-              <w:t>€</w:t>
-            </w:r>
-          </w:p>
-        </w:tc>
       </w:tr>
       <w:tr>
         <w:tc>
@@ -6134,36 +4938,6 @@
             </w:r>
           </w:p>
         </w:tc>
-        <w:tc>
-          <w:tcPr>
-            <w:tcW w:w="1422" w:type="dxa"/>
-          </w:tcPr>
-          <w:p>
-            <w:pPr>
-              <w:rPr>
-                <w:rFonts w:ascii="Segoe UI Emoji" w:hAnsi="Segoe UI Emoji" w:cs="Segoe UI Emoji"/>
-                <w:b/>
-                <w:bCs/>
-              </w:rPr>
-            </w:pPr>
-            <w:r>
-              <w:rPr>
-                <w:rFonts w:ascii="Segoe UI Emoji" w:hAnsi="Segoe UI Emoji" w:cs="Segoe UI Emoji"/>
-                <w:b/>
-                <w:bCs/>
-              </w:rPr>
-              <w:t>260</w:t>
-            </w:r>
-            <w:r>
-              <w:rPr>
-                <w:rFonts w:ascii="Segoe UI Emoji" w:hAnsi="Segoe UI Emoji" w:cs="Segoe UI Emoji"/>
-                <w:b/>
-                <w:bCs/>
-              </w:rPr>
-              <w:t>€</w:t>
-            </w:r>
-          </w:p>
-        </w:tc>
       </w:tr>
       <w:tr>
         <w:tc>
@@ -6278,36 +5052,6 @@
             </w:r>
           </w:p>
         </w:tc>
-        <w:tc>
-          <w:tcPr>
-            <w:tcW w:w="1422" w:type="dxa"/>
-          </w:tcPr>
-          <w:p>
-            <w:pPr>
-              <w:rPr>
-                <w:rFonts w:ascii="Segoe UI Emoji" w:hAnsi="Segoe UI Emoji" w:cs="Segoe UI Emoji"/>
-                <w:b/>
-                <w:bCs/>
-              </w:rPr>
-            </w:pPr>
-            <w:r>
-              <w:rPr>
-                <w:rFonts w:ascii="Segoe UI Emoji" w:hAnsi="Segoe UI Emoji" w:cs="Segoe UI Emoji"/>
-                <w:b/>
-                <w:bCs/>
-              </w:rPr>
-              <w:t>200</w:t>
-            </w:r>
-            <w:r>
-              <w:rPr>
-                <w:rFonts w:ascii="Segoe UI Emoji" w:hAnsi="Segoe UI Emoji" w:cs="Segoe UI Emoji"/>
-                <w:b/>
-                <w:bCs/>
-              </w:rPr>
-              <w:t>€</w:t>
-            </w:r>
-          </w:p>
-        </w:tc>
       </w:tr>
       <w:tr>
         <w:tc>
@@ -6422,36 +5166,6 @@
             </w:r>
           </w:p>
         </w:tc>
-        <w:tc>
-          <w:tcPr>
-            <w:tcW w:w="1422" w:type="dxa"/>
-          </w:tcPr>
-          <w:p>
-            <w:pPr>
-              <w:rPr>
-                <w:rFonts w:ascii="Segoe UI Emoji" w:hAnsi="Segoe UI Emoji" w:cs="Segoe UI Emoji"/>
-                <w:b/>
-                <w:bCs/>
-              </w:rPr>
-            </w:pPr>
-            <w:r>
-              <w:rPr>
-                <w:rFonts w:ascii="Segoe UI Emoji" w:hAnsi="Segoe UI Emoji" w:cs="Segoe UI Emoji"/>
-                <w:b/>
-                <w:bCs/>
-              </w:rPr>
-              <w:t>100</w:t>
-            </w:r>
-            <w:r>
-              <w:rPr>
-                <w:rFonts w:ascii="Segoe UI Emoji" w:hAnsi="Segoe UI Emoji" w:cs="Segoe UI Emoji"/>
-                <w:b/>
-                <w:bCs/>
-              </w:rPr>
-              <w:t>€</w:t>
-            </w:r>
-          </w:p>
-        </w:tc>
       </w:tr>
       <w:tr>
         <w:tc>
@@ -6566,36 +5280,6 @@
             </w:r>
           </w:p>
         </w:tc>
-        <w:tc>
-          <w:tcPr>
-            <w:tcW w:w="1422" w:type="dxa"/>
-          </w:tcPr>
-          <w:p>
-            <w:pPr>
-              <w:rPr>
-                <w:rFonts w:ascii="Segoe UI Emoji" w:hAnsi="Segoe UI Emoji" w:cs="Segoe UI Emoji"/>
-                <w:b/>
-                <w:bCs/>
-              </w:rPr>
-            </w:pPr>
-            <w:r>
-              <w:rPr>
-                <w:rFonts w:ascii="Segoe UI Emoji" w:hAnsi="Segoe UI Emoji" w:cs="Segoe UI Emoji"/>
-                <w:b/>
-                <w:bCs/>
-              </w:rPr>
-              <w:t>390</w:t>
-            </w:r>
-            <w:r>
-              <w:rPr>
-                <w:rFonts w:ascii="Segoe UI Emoji" w:hAnsi="Segoe UI Emoji" w:cs="Segoe UI Emoji"/>
-                <w:b/>
-                <w:bCs/>
-              </w:rPr>
-              <w:t>€</w:t>
-            </w:r>
-          </w:p>
-        </w:tc>
       </w:tr>
       <w:tr>
         <w:tc>
@@ -6720,36 +5404,6 @@
             </w:r>
           </w:p>
         </w:tc>
-        <w:tc>
-          <w:tcPr>
-            <w:tcW w:w="1422" w:type="dxa"/>
-          </w:tcPr>
-          <w:p>
-            <w:pPr>
-              <w:rPr>
-                <w:rFonts w:ascii="Segoe UI Emoji" w:hAnsi="Segoe UI Emoji" w:cs="Segoe UI Emoji"/>
-                <w:b/>
-                <w:bCs/>
-              </w:rPr>
-            </w:pPr>
-            <w:r>
-              <w:rPr>
-                <w:rFonts w:ascii="Segoe UI Emoji" w:hAnsi="Segoe UI Emoji" w:cs="Segoe UI Emoji"/>
-                <w:b/>
-                <w:bCs/>
-              </w:rPr>
-              <w:t>100</w:t>
-            </w:r>
-            <w:r>
-              <w:rPr>
-                <w:rFonts w:ascii="Segoe UI Emoji" w:hAnsi="Segoe UI Emoji" w:cs="Segoe UI Emoji"/>
-                <w:b/>
-                <w:bCs/>
-              </w:rPr>
-              <w:t>€</w:t>
-            </w:r>
-          </w:p>
-        </w:tc>
       </w:tr>
       <w:tr>
         <w:tc>
@@ -6861,36 +5515,6 @@
                 <w:bCs/>
               </w:rPr>
               <w:t>Diaa, Lukas, Julian</w:t>
-            </w:r>
-          </w:p>
-        </w:tc>
-        <w:tc>
-          <w:tcPr>
-            <w:tcW w:w="1422" w:type="dxa"/>
-          </w:tcPr>
-          <w:p>
-            <w:pPr>
-              <w:rPr>
-                <w:rFonts w:ascii="Segoe UI Emoji" w:hAnsi="Segoe UI Emoji" w:cs="Segoe UI Emoji"/>
-                <w:b/>
-                <w:bCs/>
-              </w:rPr>
-            </w:pPr>
-            <w:r>
-              <w:rPr>
-                <w:rFonts w:ascii="Segoe UI Emoji" w:hAnsi="Segoe UI Emoji" w:cs="Segoe UI Emoji"/>
-                <w:b/>
-                <w:bCs/>
-              </w:rPr>
-              <w:t>260</w:t>
-            </w:r>
-            <w:r>
-              <w:rPr>
-                <w:rFonts w:ascii="Segoe UI Emoji" w:hAnsi="Segoe UI Emoji" w:cs="Segoe UI Emoji"/>
-                <w:b/>
-                <w:bCs/>
-              </w:rPr>
-              <w:t>€</w:t>
             </w:r>
           </w:p>
         </w:tc>
@@ -6957,16 +5581,7 @@
           <w:b/>
           <w:bCs/>
         </w:rPr>
-        <w:t>Beispiel-</w:t>
-      </w:r>
-      <w:proofErr w:type="gramStart"/>
-      <w:r>
-        <w:rPr>
-          <w:rFonts w:ascii="Segoe UI Emoji" w:hAnsi="Segoe UI Emoji" w:cs="Segoe UI Emoji"/>
-          <w:b/>
-          <w:bCs/>
-        </w:rPr>
-        <w:t xml:space="preserve">Annahmen </w:t>
+        <w:t xml:space="preserve">Beispiel-Annahmen </w:t>
       </w:r>
       <w:r>
         <w:rPr>
@@ -6976,7 +5591,6 @@
         </w:rPr>
         <w:t>:</w:t>
       </w:r>
-      <w:proofErr w:type="gramEnd"/>
     </w:p>
     <w:p>
       <w:pPr>
@@ -7423,19 +6037,9 @@
                 <w:b/>
                 <w:bCs/>
               </w:rPr>
-              <w:t xml:space="preserve"> </w:t>
-            </w:r>
-            <w:proofErr w:type="gramStart"/>
-            <w:r>
-              <w:rPr>
-                <w:rFonts w:ascii="Segoe UI Emoji" w:hAnsi="Segoe UI Emoji" w:cs="Segoe UI Emoji"/>
-                <w:b/>
-                <w:bCs/>
-              </w:rPr>
-              <w:t>Anwendung(</w:t>
+              <w:t xml:space="preserve"> Anwendung(</w:t>
             </w:r>
             <w:proofErr w:type="spellStart"/>
-            <w:proofErr w:type="gramEnd"/>
             <w:r>
               <w:rPr>
                 <w:rFonts w:ascii="Segoe UI Emoji" w:hAnsi="Segoe UI Emoji" w:cs="Segoe UI Emoji"/>
@@ -7785,7 +6389,6 @@
               </w:rPr>
             </w:pPr>
             <w:proofErr w:type="spellStart"/>
-            <w:proofErr w:type="gramStart"/>
             <w:r>
               <w:rPr>
                 <w:rFonts w:ascii="Segoe UI Emoji" w:hAnsi="Segoe UI Emoji" w:cs="Segoe UI Emoji"/>
@@ -7803,7 +6406,6 @@
               <w:t>,Vorgangsliste</w:t>
             </w:r>
             <w:proofErr w:type="spellEnd"/>
-            <w:proofErr w:type="gramEnd"/>
           </w:p>
         </w:tc>
         <w:tc>
@@ -8202,7 +6804,6 @@
               </w:rPr>
             </w:pPr>
             <w:proofErr w:type="spellStart"/>
-            <w:proofErr w:type="gramStart"/>
             <w:r>
               <w:rPr>
                 <w:rFonts w:ascii="Segoe UI Emoji" w:hAnsi="Segoe UI Emoji" w:cs="Segoe UI Emoji"/>
@@ -8214,7 +6815,6 @@
               <w:t>Diaa,Alali</w:t>
             </w:r>
             <w:proofErr w:type="spellEnd"/>
-            <w:proofErr w:type="gramEnd"/>
           </w:p>
         </w:tc>
         <w:tc>
@@ -8262,7 +6862,6 @@
                 <w:lang w:val="en-GB"/>
               </w:rPr>
             </w:pPr>
-            <w:proofErr w:type="gramStart"/>
             <w:r>
               <w:rPr>
                 <w:rFonts w:ascii="Segoe UI Emoji" w:hAnsi="Segoe UI Emoji" w:cs="Segoe UI Emoji"/>
@@ -8289,9 +6888,9 @@
                 <w:bCs/>
                 <w:lang w:val="en-GB"/>
               </w:rPr>
-              <w:t>Dokumentation</w:t>
-            </w:r>
-            <w:proofErr w:type="gramEnd"/>
+              <w:t>Dokumentation,MC</w:t>
+            </w:r>
+            <w:proofErr w:type="spellEnd"/>
             <w:r>
               <w:rPr>
                 <w:rFonts w:ascii="Segoe UI Emoji" w:hAnsi="Segoe UI Emoji" w:cs="Segoe UI Emoji"/>
@@ -8299,40 +6898,28 @@
                 <w:bCs/>
                 <w:lang w:val="en-GB"/>
               </w:rPr>
-              <w:t>,MC</w:t>
+              <w:t xml:space="preserve"> </w:t>
+            </w:r>
+            <w:proofErr w:type="spellStart"/>
+            <w:r>
+              <w:rPr>
+                <w:rFonts w:ascii="Segoe UI Emoji" w:hAnsi="Segoe UI Emoji" w:cs="Segoe UI Emoji"/>
+                <w:b/>
+                <w:bCs/>
+                <w:lang w:val="en-GB"/>
+              </w:rPr>
+              <w:t>Project,S</w:t>
+            </w:r>
+            <w:r>
+              <w:rPr>
+                <w:rFonts w:ascii="Segoe UI Emoji" w:hAnsi="Segoe UI Emoji" w:cs="Segoe UI Emoji"/>
+                <w:b/>
+                <w:bCs/>
+                <w:lang w:val="en-GB"/>
+              </w:rPr>
+              <w:t>QL</w:t>
             </w:r>
             <w:proofErr w:type="spellEnd"/>
-            <w:r>
-              <w:rPr>
-                <w:rFonts w:ascii="Segoe UI Emoji" w:hAnsi="Segoe UI Emoji" w:cs="Segoe UI Emoji"/>
-                <w:b/>
-                <w:bCs/>
-                <w:lang w:val="en-GB"/>
-              </w:rPr>
-              <w:t xml:space="preserve"> </w:t>
-            </w:r>
-            <w:proofErr w:type="spellStart"/>
-            <w:proofErr w:type="gramStart"/>
-            <w:r>
-              <w:rPr>
-                <w:rFonts w:ascii="Segoe UI Emoji" w:hAnsi="Segoe UI Emoji" w:cs="Segoe UI Emoji"/>
-                <w:b/>
-                <w:bCs/>
-                <w:lang w:val="en-GB"/>
-              </w:rPr>
-              <w:t>Project,S</w:t>
-            </w:r>
-            <w:r>
-              <w:rPr>
-                <w:rFonts w:ascii="Segoe UI Emoji" w:hAnsi="Segoe UI Emoji" w:cs="Segoe UI Emoji"/>
-                <w:b/>
-                <w:bCs/>
-                <w:lang w:val="en-GB"/>
-              </w:rPr>
-              <w:t>QL</w:t>
-            </w:r>
-            <w:proofErr w:type="spellEnd"/>
-            <w:proofErr w:type="gramEnd"/>
           </w:p>
         </w:tc>
       </w:tr>
@@ -8351,7 +6938,6 @@
               </w:rPr>
             </w:pPr>
             <w:proofErr w:type="spellStart"/>
-            <w:proofErr w:type="gramStart"/>
             <w:r>
               <w:rPr>
                 <w:rFonts w:ascii="Segoe UI Emoji" w:hAnsi="Segoe UI Emoji" w:cs="Segoe UI Emoji"/>
@@ -8362,7 +6948,6 @@
               <w:t>Lukas,Huber</w:t>
             </w:r>
             <w:proofErr w:type="spellEnd"/>
-            <w:proofErr w:type="gramEnd"/>
           </w:p>
         </w:tc>
         <w:tc>
@@ -8410,7 +6995,6 @@
                 <w:lang w:val="en-GB"/>
               </w:rPr>
             </w:pPr>
-            <w:proofErr w:type="gramStart"/>
             <w:r>
               <w:rPr>
                 <w:rFonts w:ascii="Segoe UI Emoji" w:hAnsi="Segoe UI Emoji" w:cs="Segoe UI Emoji"/>
@@ -8436,7 +7020,6 @@
               </w:rPr>
               <w:t>,SQL</w:t>
             </w:r>
-            <w:proofErr w:type="gramEnd"/>
           </w:p>
         </w:tc>
       </w:tr>
@@ -8455,7 +7038,6 @@
               </w:rPr>
             </w:pPr>
             <w:proofErr w:type="spellStart"/>
-            <w:proofErr w:type="gramStart"/>
             <w:r>
               <w:rPr>
                 <w:rFonts w:ascii="Segoe UI Emoji" w:hAnsi="Segoe UI Emoji" w:cs="Segoe UI Emoji"/>
@@ -8466,7 +7048,6 @@
               <w:t>Julian,Ligenza</w:t>
             </w:r>
             <w:proofErr w:type="spellEnd"/>
-            <w:proofErr w:type="gramEnd"/>
           </w:p>
         </w:tc>
         <w:tc>
@@ -8515,7 +7096,6 @@
               </w:rPr>
             </w:pPr>
             <w:proofErr w:type="spellStart"/>
-            <w:proofErr w:type="gramStart"/>
             <w:r>
               <w:rPr>
                 <w:rFonts w:ascii="Segoe UI Emoji" w:hAnsi="Segoe UI Emoji" w:cs="Segoe UI Emoji"/>
@@ -8523,17 +7103,7 @@
                 <w:bCs/>
                 <w:lang w:val="en-GB"/>
               </w:rPr>
-              <w:t>Dokumentation,Design</w:t>
-            </w:r>
-            <w:proofErr w:type="gramEnd"/>
-            <w:r>
-              <w:rPr>
-                <w:rFonts w:ascii="Segoe UI Emoji" w:hAnsi="Segoe UI Emoji" w:cs="Segoe UI Emoji"/>
-                <w:b/>
-                <w:bCs/>
-                <w:lang w:val="en-GB"/>
-              </w:rPr>
-              <w:t>,SQL</w:t>
+              <w:t>Dokumentation,Design,SQL</w:t>
             </w:r>
             <w:proofErr w:type="spellEnd"/>
           </w:p>
@@ -8648,7 +7218,7 @@
           <w:szCs w:val="28"/>
         </w:rPr>
         <w:drawing>
-          <wp:inline distT="0" distB="0" distL="0" distR="0" wp14:anchorId="12B29210" wp14:editId="58CDCEA0">
+          <wp:inline distT="0" distB="0" distL="0" distR="0" wp14:anchorId="12B29210" wp14:editId="330DAB95">
             <wp:extent cx="5760720" cy="3538157"/>
             <wp:effectExtent l="0" t="0" r="0" b="24765"/>
             <wp:docPr id="2044210528" name="Diagramm 3"/>
@@ -12968,7 +11538,7 @@
         <a:p>
           <a:r>
             <a:rPr lang="de-DE"/>
-            <a:t>Überprüfung</a:t>
+            <a:t>MS Projekt</a:t>
           </a:r>
         </a:p>
       </dgm:t>
@@ -13103,7 +11673,7 @@
         </a:p>
       </dgm:t>
     </dgm:pt>
-    <dgm:pt modelId="{A3B5195B-D147-4F96-B144-5018A1B65866}">
+    <dgm:pt modelId="{6175F310-2D0A-4673-B879-479930DB0946}">
       <dgm:prSet/>
       <dgm:spPr/>
       <dgm:t>
@@ -13112,12 +11682,12 @@
         <a:p>
           <a:r>
             <a:rPr lang="de-DE"/>
-            <a:t>Projektziele festlegen</a:t>
+            <a:t>Ansprechspartner  abstimmen</a:t>
           </a:r>
         </a:p>
       </dgm:t>
     </dgm:pt>
-    <dgm:pt modelId="{E4729C25-564E-40B7-9D08-037974680C82}" type="sibTrans" cxnId="{7570B50F-A875-471B-B2FC-1BCD92D6B626}">
+    <dgm:pt modelId="{2C3BE276-E691-44FE-B901-DB36B368CFAF}" type="parTrans" cxnId="{E0F95A1E-C8EC-41D3-80DA-252D0D02E6E7}">
       <dgm:prSet/>
       <dgm:spPr/>
       <dgm:t>
@@ -13128,7 +11698,7 @@
         </a:p>
       </dgm:t>
     </dgm:pt>
-    <dgm:pt modelId="{D8C54F29-5984-42E8-824B-5B4ECBEEA939}" type="parTrans" cxnId="{7570B50F-A875-471B-B2FC-1BCD92D6B626}">
+    <dgm:pt modelId="{E95FCAE6-5C68-427F-957A-B2E74B7F7C00}" type="sibTrans" cxnId="{E0F95A1E-C8EC-41D3-80DA-252D0D02E6E7}">
       <dgm:prSet/>
       <dgm:spPr/>
       <dgm:t>
@@ -13139,7 +11709,7 @@
         </a:p>
       </dgm:t>
     </dgm:pt>
-    <dgm:pt modelId="{6175F310-2D0A-4673-B879-479930DB0946}">
+    <dgm:pt modelId="{06451715-9312-414E-86AB-CD9F755FFC58}">
       <dgm:prSet/>
       <dgm:spPr/>
       <dgm:t>
@@ -13148,12 +11718,12 @@
         <a:p>
           <a:r>
             <a:rPr lang="de-DE"/>
-            <a:t>Ansprechspartner /Betreuer abstimmen</a:t>
+            <a:t>PSP erstellen</a:t>
           </a:r>
         </a:p>
       </dgm:t>
     </dgm:pt>
-    <dgm:pt modelId="{2C3BE276-E691-44FE-B901-DB36B368CFAF}" type="parTrans" cxnId="{E0F95A1E-C8EC-41D3-80DA-252D0D02E6E7}">
+    <dgm:pt modelId="{6AB78B83-B426-4BE5-A492-D3390DFB0F8A}" type="parTrans" cxnId="{2F29FF95-0A0A-4C02-865F-9D970D79F290}">
       <dgm:prSet/>
       <dgm:spPr/>
       <dgm:t>
@@ -13164,7 +11734,7 @@
         </a:p>
       </dgm:t>
     </dgm:pt>
-    <dgm:pt modelId="{E95FCAE6-5C68-427F-957A-B2E74B7F7C00}" type="sibTrans" cxnId="{E0F95A1E-C8EC-41D3-80DA-252D0D02E6E7}">
+    <dgm:pt modelId="{92B3551B-DB6C-4EE7-8215-282D7F48E222}" type="sibTrans" cxnId="{2F29FF95-0A0A-4C02-865F-9D970D79F290}">
       <dgm:prSet/>
       <dgm:spPr/>
       <dgm:t>
@@ -13175,7 +11745,7 @@
         </a:p>
       </dgm:t>
     </dgm:pt>
-    <dgm:pt modelId="{06451715-9312-414E-86AB-CD9F755FFC58}">
+    <dgm:pt modelId="{56228A32-9150-4234-844E-A47A3335FA26}">
       <dgm:prSet/>
       <dgm:spPr/>
       <dgm:t>
@@ -13184,43 +11754,7 @@
         <a:p>
           <a:r>
             <a:rPr lang="de-DE"/>
-            <a:t>PSP Erstellen</a:t>
-          </a:r>
-        </a:p>
-      </dgm:t>
-    </dgm:pt>
-    <dgm:pt modelId="{6AB78B83-B426-4BE5-A492-D3390DFB0F8A}" type="parTrans" cxnId="{2F29FF95-0A0A-4C02-865F-9D970D79F290}">
-      <dgm:prSet/>
-      <dgm:spPr/>
-      <dgm:t>
-        <a:bodyPr/>
-        <a:lstStyle/>
-        <a:p>
-          <a:endParaRPr lang="de-DE"/>
-        </a:p>
-      </dgm:t>
-    </dgm:pt>
-    <dgm:pt modelId="{92B3551B-DB6C-4EE7-8215-282D7F48E222}" type="sibTrans" cxnId="{2F29FF95-0A0A-4C02-865F-9D970D79F290}">
-      <dgm:prSet/>
-      <dgm:spPr/>
-      <dgm:t>
-        <a:bodyPr/>
-        <a:lstStyle/>
-        <a:p>
-          <a:endParaRPr lang="de-DE"/>
-        </a:p>
-      </dgm:t>
-    </dgm:pt>
-    <dgm:pt modelId="{56228A32-9150-4234-844E-A47A3335FA26}">
-      <dgm:prSet/>
-      <dgm:spPr/>
-      <dgm:t>
-        <a:bodyPr/>
-        <a:lstStyle/>
-        <a:p>
-          <a:r>
-            <a:rPr lang="de-DE"/>
-            <a:t>Vorgangsliste Erstellen</a:t>
+            <a:t>Vorgangsliste erstellen</a:t>
           </a:r>
         </a:p>
       </dgm:t>
@@ -13328,7 +11862,7 @@
         <a:p>
           <a:r>
             <a:rPr lang="de-DE"/>
-            <a:t>Ressourcenliste Erstellen</a:t>
+            <a:t>Ressourcenliste erstellen</a:t>
           </a:r>
         </a:p>
       </dgm:t>
@@ -13873,7 +12407,7 @@
         <a:p>
           <a:r>
             <a:rPr lang="de-DE"/>
-            <a:t>Projektauswertung</a:t>
+            <a:t>Überprüfung</a:t>
           </a:r>
         </a:p>
       </dgm:t>
@@ -13981,7 +12515,7 @@
         <a:p>
           <a:r>
             <a:rPr lang="de-DE"/>
-            <a:t>Bweertung der Zielerreichung</a:t>
+            <a:t>Bewertung der Zielerreichung</a:t>
           </a:r>
         </a:p>
       </dgm:t>
@@ -14008,8 +12542,224 @@
         </a:p>
       </dgm:t>
     </dgm:pt>
-    <dgm:pt modelId="{28F39099-DBF5-42BD-8CD4-41885D4E8E82}">
+    <dgm:pt modelId="{85AA9047-8686-46BB-B254-659A0952047A}">
       <dgm:prSet/>
+      <dgm:spPr/>
+      <dgm:t>
+        <a:bodyPr/>
+        <a:lstStyle/>
+        <a:p>
+          <a:r>
+            <a:rPr lang="de-DE"/>
+            <a:t>Validierung der Benutzeroberfläche</a:t>
+          </a:r>
+        </a:p>
+      </dgm:t>
+    </dgm:pt>
+    <dgm:pt modelId="{D4CB0878-16F6-4D41-B180-250C07968061}" type="parTrans" cxnId="{2C66FCEC-293C-40D4-AA79-5802B7F5450E}">
+      <dgm:prSet/>
+      <dgm:spPr/>
+      <dgm:t>
+        <a:bodyPr/>
+        <a:lstStyle/>
+        <a:p>
+          <a:endParaRPr lang="de-DE"/>
+        </a:p>
+      </dgm:t>
+    </dgm:pt>
+    <dgm:pt modelId="{71C6F3A9-66FA-4B7C-9F2E-E1131E96A325}" type="sibTrans" cxnId="{2C66FCEC-293C-40D4-AA79-5802B7F5450E}">
+      <dgm:prSet/>
+      <dgm:spPr/>
+      <dgm:t>
+        <a:bodyPr/>
+        <a:lstStyle/>
+        <a:p>
+          <a:endParaRPr lang="de-DE"/>
+        </a:p>
+      </dgm:t>
+    </dgm:pt>
+    <dgm:pt modelId="{307C7E5F-892A-46B9-BDD0-273F63E1300D}">
+      <dgm:prSet/>
+      <dgm:spPr/>
+      <dgm:t>
+        <a:bodyPr/>
+        <a:lstStyle/>
+        <a:p>
+          <a:r>
+            <a:rPr lang="de-DE"/>
+            <a:t>Reflextion des Projektverlaufs</a:t>
+          </a:r>
+        </a:p>
+      </dgm:t>
+    </dgm:pt>
+    <dgm:pt modelId="{C19EDD3B-E9CC-4784-8A4E-E98E75A19B04}" type="parTrans" cxnId="{D5B4077E-A648-4434-89F8-2BC29B858FE4}">
+      <dgm:prSet/>
+      <dgm:spPr/>
+      <dgm:t>
+        <a:bodyPr/>
+        <a:lstStyle/>
+        <a:p>
+          <a:endParaRPr lang="de-DE"/>
+        </a:p>
+      </dgm:t>
+    </dgm:pt>
+    <dgm:pt modelId="{85DD7F97-1F81-4CAE-9421-B36E31942427}" type="sibTrans" cxnId="{D5B4077E-A648-4434-89F8-2BC29B858FE4}">
+      <dgm:prSet/>
+      <dgm:spPr/>
+      <dgm:t>
+        <a:bodyPr/>
+        <a:lstStyle/>
+        <a:p>
+          <a:endParaRPr lang="de-DE"/>
+        </a:p>
+      </dgm:t>
+    </dgm:pt>
+    <dgm:pt modelId="{D6601C10-C316-4E65-8983-38A5C5B6B474}">
+      <dgm:prSet/>
+      <dgm:spPr/>
+      <dgm:t>
+        <a:bodyPr/>
+        <a:lstStyle/>
+        <a:p>
+          <a:r>
+            <a:rPr lang="de-DE"/>
+            <a:t>Projektdokumentation erstellen</a:t>
+          </a:r>
+        </a:p>
+      </dgm:t>
+    </dgm:pt>
+    <dgm:pt modelId="{BDC1417A-13F4-42CA-B13C-5C535BFF9C22}" type="parTrans" cxnId="{5E36B435-A327-40F3-B2EC-DEBA6A106760}">
+      <dgm:prSet/>
+      <dgm:spPr/>
+      <dgm:t>
+        <a:bodyPr/>
+        <a:lstStyle/>
+        <a:p>
+          <a:endParaRPr lang="de-DE"/>
+        </a:p>
+      </dgm:t>
+    </dgm:pt>
+    <dgm:pt modelId="{87749C1C-C181-43E9-8FAB-BB0674CEC8B7}" type="sibTrans" cxnId="{5E36B435-A327-40F3-B2EC-DEBA6A106760}">
+      <dgm:prSet/>
+      <dgm:spPr/>
+      <dgm:t>
+        <a:bodyPr/>
+        <a:lstStyle/>
+        <a:p>
+          <a:endParaRPr lang="de-DE"/>
+        </a:p>
+      </dgm:t>
+    </dgm:pt>
+    <dgm:pt modelId="{5E3330BE-4A29-4FAF-8C9B-D07EEDC8D0EB}">
+      <dgm:prSet/>
+      <dgm:spPr/>
+      <dgm:t>
+        <a:bodyPr/>
+        <a:lstStyle/>
+        <a:p>
+          <a:r>
+            <a:rPr lang="de-DE"/>
+            <a:t>Benutzeroberfläche dokumentieren</a:t>
+          </a:r>
+        </a:p>
+      </dgm:t>
+    </dgm:pt>
+    <dgm:pt modelId="{CA27D97D-A43F-4366-9AC1-E160380319B7}" type="parTrans" cxnId="{6FBCF3D2-BF65-44C5-B2A2-F5CFEA4D556C}">
+      <dgm:prSet/>
+      <dgm:spPr/>
+      <dgm:t>
+        <a:bodyPr/>
+        <a:lstStyle/>
+        <a:p>
+          <a:endParaRPr lang="de-DE"/>
+        </a:p>
+      </dgm:t>
+    </dgm:pt>
+    <dgm:pt modelId="{3A6A8F9A-3DD4-4F9F-9E78-5DB3CB794AB0}" type="sibTrans" cxnId="{6FBCF3D2-BF65-44C5-B2A2-F5CFEA4D556C}">
+      <dgm:prSet/>
+      <dgm:spPr/>
+      <dgm:t>
+        <a:bodyPr/>
+        <a:lstStyle/>
+        <a:p>
+          <a:endParaRPr lang="de-DE"/>
+        </a:p>
+      </dgm:t>
+    </dgm:pt>
+    <dgm:pt modelId="{5F5A1E57-33C7-487B-BCCD-02949316FE08}">
+      <dgm:prSet/>
+      <dgm:spPr/>
+      <dgm:t>
+        <a:bodyPr/>
+        <a:lstStyle/>
+        <a:p>
+          <a:r>
+            <a:rPr lang="de-DE"/>
+            <a:t>Präsentation vorbereiten</a:t>
+          </a:r>
+        </a:p>
+      </dgm:t>
+    </dgm:pt>
+    <dgm:pt modelId="{725FEE45-4235-403E-9B31-8E076DF143A8}" type="parTrans" cxnId="{73FEFF8D-D984-447D-BA9D-20E879E1B2FE}">
+      <dgm:prSet/>
+      <dgm:spPr/>
+      <dgm:t>
+        <a:bodyPr/>
+        <a:lstStyle/>
+        <a:p>
+          <a:endParaRPr lang="de-DE"/>
+        </a:p>
+      </dgm:t>
+    </dgm:pt>
+    <dgm:pt modelId="{0ED08802-59EE-4D5F-A19D-62864EE4171A}" type="sibTrans" cxnId="{73FEFF8D-D984-447D-BA9D-20E879E1B2FE}">
+      <dgm:prSet/>
+      <dgm:spPr/>
+      <dgm:t>
+        <a:bodyPr/>
+        <a:lstStyle/>
+        <a:p>
+          <a:endParaRPr lang="de-DE"/>
+        </a:p>
+      </dgm:t>
+    </dgm:pt>
+    <dgm:pt modelId="{3F14CB44-FE1E-40F6-A3F9-5B9F1F523BFC}">
+      <dgm:prSet/>
+      <dgm:spPr/>
+      <dgm:t>
+        <a:bodyPr/>
+        <a:lstStyle/>
+        <a:p>
+          <a:r>
+            <a:rPr lang="de-DE"/>
+            <a:t>Projekt Vorstellen</a:t>
+          </a:r>
+        </a:p>
+      </dgm:t>
+    </dgm:pt>
+    <dgm:pt modelId="{8A26E731-883A-4B81-B438-EA0EE745EAF6}" type="parTrans" cxnId="{46CB3BDD-B6E1-483C-B741-B727789C3A44}">
+      <dgm:prSet/>
+      <dgm:spPr/>
+      <dgm:t>
+        <a:bodyPr/>
+        <a:lstStyle/>
+        <a:p>
+          <a:endParaRPr lang="de-DE"/>
+        </a:p>
+      </dgm:t>
+    </dgm:pt>
+    <dgm:pt modelId="{C88BAA64-091F-477A-B746-8186EED53685}" type="sibTrans" cxnId="{46CB3BDD-B6E1-483C-B741-B727789C3A44}">
+      <dgm:prSet/>
+      <dgm:spPr/>
+      <dgm:t>
+        <a:bodyPr/>
+        <a:lstStyle/>
+        <a:p>
+          <a:endParaRPr lang="de-DE"/>
+        </a:p>
+      </dgm:t>
+    </dgm:pt>
+    <dgm:pt modelId="{D48397B3-0525-496C-B3E3-64B0B114A93C}">
+      <dgm:prSet phldrT="[Text]"/>
       <dgm:spPr/>
       <dgm:t>
         <a:bodyPr/>
@@ -14022,330 +12772,6 @@
         </a:p>
       </dgm:t>
     </dgm:pt>
-    <dgm:pt modelId="{B51A5EC2-52A3-4521-ACD9-AA415FBE7BEE}" type="parTrans" cxnId="{A9B3173B-5DE7-4E22-8CA6-428FF59DECC2}">
-      <dgm:prSet/>
-      <dgm:spPr/>
-      <dgm:t>
-        <a:bodyPr/>
-        <a:lstStyle/>
-        <a:p>
-          <a:endParaRPr lang="de-DE"/>
-        </a:p>
-      </dgm:t>
-    </dgm:pt>
-    <dgm:pt modelId="{5D25204B-FE05-4DE4-8DCF-920138D91CC8}" type="sibTrans" cxnId="{A9B3173B-5DE7-4E22-8CA6-428FF59DECC2}">
-      <dgm:prSet/>
-      <dgm:spPr/>
-      <dgm:t>
-        <a:bodyPr/>
-        <a:lstStyle/>
-        <a:p>
-          <a:endParaRPr lang="de-DE"/>
-        </a:p>
-      </dgm:t>
-    </dgm:pt>
-    <dgm:pt modelId="{85AA9047-8686-46BB-B254-659A0952047A}">
-      <dgm:prSet/>
-      <dgm:spPr/>
-      <dgm:t>
-        <a:bodyPr/>
-        <a:lstStyle/>
-        <a:p>
-          <a:r>
-            <a:rPr lang="de-DE"/>
-            <a:t>Validierung der Benutzeroberfläche</a:t>
-          </a:r>
-        </a:p>
-      </dgm:t>
-    </dgm:pt>
-    <dgm:pt modelId="{D4CB0878-16F6-4D41-B180-250C07968061}" type="parTrans" cxnId="{2C66FCEC-293C-40D4-AA79-5802B7F5450E}">
-      <dgm:prSet/>
-      <dgm:spPr/>
-      <dgm:t>
-        <a:bodyPr/>
-        <a:lstStyle/>
-        <a:p>
-          <a:endParaRPr lang="de-DE"/>
-        </a:p>
-      </dgm:t>
-    </dgm:pt>
-    <dgm:pt modelId="{71C6F3A9-66FA-4B7C-9F2E-E1131E96A325}" type="sibTrans" cxnId="{2C66FCEC-293C-40D4-AA79-5802B7F5450E}">
-      <dgm:prSet/>
-      <dgm:spPr/>
-      <dgm:t>
-        <a:bodyPr/>
-        <a:lstStyle/>
-        <a:p>
-          <a:endParaRPr lang="de-DE"/>
-        </a:p>
-      </dgm:t>
-    </dgm:pt>
-    <dgm:pt modelId="{307C7E5F-892A-46B9-BDD0-273F63E1300D}">
-      <dgm:prSet/>
-      <dgm:spPr/>
-      <dgm:t>
-        <a:bodyPr/>
-        <a:lstStyle/>
-        <a:p>
-          <a:r>
-            <a:rPr lang="de-DE"/>
-            <a:t>Reflextion des Projektverlaufs</a:t>
-          </a:r>
-        </a:p>
-      </dgm:t>
-    </dgm:pt>
-    <dgm:pt modelId="{C19EDD3B-E9CC-4784-8A4E-E98E75A19B04}" type="parTrans" cxnId="{D5B4077E-A648-4434-89F8-2BC29B858FE4}">
-      <dgm:prSet/>
-      <dgm:spPr/>
-      <dgm:t>
-        <a:bodyPr/>
-        <a:lstStyle/>
-        <a:p>
-          <a:endParaRPr lang="de-DE"/>
-        </a:p>
-      </dgm:t>
-    </dgm:pt>
-    <dgm:pt modelId="{85DD7F97-1F81-4CAE-9421-B36E31942427}" type="sibTrans" cxnId="{D5B4077E-A648-4434-89F8-2BC29B858FE4}">
-      <dgm:prSet/>
-      <dgm:spPr/>
-      <dgm:t>
-        <a:bodyPr/>
-        <a:lstStyle/>
-        <a:p>
-          <a:endParaRPr lang="de-DE"/>
-        </a:p>
-      </dgm:t>
-    </dgm:pt>
-    <dgm:pt modelId="{D6601C10-C316-4E65-8983-38A5C5B6B474}">
-      <dgm:prSet/>
-      <dgm:spPr/>
-      <dgm:t>
-        <a:bodyPr/>
-        <a:lstStyle/>
-        <a:p>
-          <a:r>
-            <a:rPr lang="de-DE"/>
-            <a:t>Projektdokumentation erstellen</a:t>
-          </a:r>
-        </a:p>
-      </dgm:t>
-    </dgm:pt>
-    <dgm:pt modelId="{BDC1417A-13F4-42CA-B13C-5C535BFF9C22}" type="parTrans" cxnId="{5E36B435-A327-40F3-B2EC-DEBA6A106760}">
-      <dgm:prSet/>
-      <dgm:spPr/>
-      <dgm:t>
-        <a:bodyPr/>
-        <a:lstStyle/>
-        <a:p>
-          <a:endParaRPr lang="de-DE"/>
-        </a:p>
-      </dgm:t>
-    </dgm:pt>
-    <dgm:pt modelId="{87749C1C-C181-43E9-8FAB-BB0674CEC8B7}" type="sibTrans" cxnId="{5E36B435-A327-40F3-B2EC-DEBA6A106760}">
-      <dgm:prSet/>
-      <dgm:spPr/>
-      <dgm:t>
-        <a:bodyPr/>
-        <a:lstStyle/>
-        <a:p>
-          <a:endParaRPr lang="de-DE"/>
-        </a:p>
-      </dgm:t>
-    </dgm:pt>
-    <dgm:pt modelId="{EA518BAB-569A-4AF6-BC0F-D153186B29CF}">
-      <dgm:prSet/>
-      <dgm:spPr/>
-      <dgm:t>
-        <a:bodyPr/>
-        <a:lstStyle/>
-        <a:p>
-          <a:r>
-            <a:rPr lang="de-DE"/>
-            <a:t>ER-Modell dokumentieren</a:t>
-          </a:r>
-        </a:p>
-      </dgm:t>
-    </dgm:pt>
-    <dgm:pt modelId="{6BE13589-6DB8-46BC-94BE-5C296AFA79E4}" type="parTrans" cxnId="{9CB02898-7FDB-4199-880B-5038D3784E07}">
-      <dgm:prSet/>
-      <dgm:spPr/>
-      <dgm:t>
-        <a:bodyPr/>
-        <a:lstStyle/>
-        <a:p>
-          <a:endParaRPr lang="de-DE"/>
-        </a:p>
-      </dgm:t>
-    </dgm:pt>
-    <dgm:pt modelId="{35A6D06E-FBA9-4266-867C-50348D7B7765}" type="sibTrans" cxnId="{9CB02898-7FDB-4199-880B-5038D3784E07}">
-      <dgm:prSet/>
-      <dgm:spPr/>
-      <dgm:t>
-        <a:bodyPr/>
-        <a:lstStyle/>
-        <a:p>
-          <a:endParaRPr lang="de-DE"/>
-        </a:p>
-      </dgm:t>
-    </dgm:pt>
-    <dgm:pt modelId="{FAE95931-DB0C-479A-87A9-C74541FFA63E}">
-      <dgm:prSet/>
-      <dgm:spPr/>
-      <dgm:t>
-        <a:bodyPr/>
-        <a:lstStyle/>
-        <a:p>
-          <a:r>
-            <a:rPr lang="de-DE"/>
-            <a:t>Normalformen beschreiben</a:t>
-          </a:r>
-        </a:p>
-      </dgm:t>
-    </dgm:pt>
-    <dgm:pt modelId="{1D054FC4-A9CA-4FBA-BE45-DCFD4A9FA05B}" type="parTrans" cxnId="{58BA5414-4566-4BD5-BD84-49D855F40177}">
-      <dgm:prSet/>
-      <dgm:spPr/>
-      <dgm:t>
-        <a:bodyPr/>
-        <a:lstStyle/>
-        <a:p>
-          <a:endParaRPr lang="de-DE"/>
-        </a:p>
-      </dgm:t>
-    </dgm:pt>
-    <dgm:pt modelId="{602C0C3D-B5D8-4AA1-8861-8E78EE1BA743}" type="sibTrans" cxnId="{58BA5414-4566-4BD5-BD84-49D855F40177}">
-      <dgm:prSet/>
-      <dgm:spPr/>
-      <dgm:t>
-        <a:bodyPr/>
-        <a:lstStyle/>
-        <a:p>
-          <a:endParaRPr lang="de-DE"/>
-        </a:p>
-      </dgm:t>
-    </dgm:pt>
-    <dgm:pt modelId="{5E3330BE-4A29-4FAF-8C9B-D07EEDC8D0EB}">
-      <dgm:prSet/>
-      <dgm:spPr/>
-      <dgm:t>
-        <a:bodyPr/>
-        <a:lstStyle/>
-        <a:p>
-          <a:r>
-            <a:rPr lang="de-DE"/>
-            <a:t>Benutzeroberfläche dokumentieren</a:t>
-          </a:r>
-        </a:p>
-      </dgm:t>
-    </dgm:pt>
-    <dgm:pt modelId="{CA27D97D-A43F-4366-9AC1-E160380319B7}" type="parTrans" cxnId="{6FBCF3D2-BF65-44C5-B2A2-F5CFEA4D556C}">
-      <dgm:prSet/>
-      <dgm:spPr/>
-      <dgm:t>
-        <a:bodyPr/>
-        <a:lstStyle/>
-        <a:p>
-          <a:endParaRPr lang="de-DE"/>
-        </a:p>
-      </dgm:t>
-    </dgm:pt>
-    <dgm:pt modelId="{3A6A8F9A-3DD4-4F9F-9E78-5DB3CB794AB0}" type="sibTrans" cxnId="{6FBCF3D2-BF65-44C5-B2A2-F5CFEA4D556C}">
-      <dgm:prSet/>
-      <dgm:spPr/>
-      <dgm:t>
-        <a:bodyPr/>
-        <a:lstStyle/>
-        <a:p>
-          <a:endParaRPr lang="de-DE"/>
-        </a:p>
-      </dgm:t>
-    </dgm:pt>
-    <dgm:pt modelId="{5F5A1E57-33C7-487B-BCCD-02949316FE08}">
-      <dgm:prSet/>
-      <dgm:spPr/>
-      <dgm:t>
-        <a:bodyPr/>
-        <a:lstStyle/>
-        <a:p>
-          <a:r>
-            <a:rPr lang="de-DE"/>
-            <a:t>Präsentation vorbereiten</a:t>
-          </a:r>
-        </a:p>
-      </dgm:t>
-    </dgm:pt>
-    <dgm:pt modelId="{725FEE45-4235-403E-9B31-8E076DF143A8}" type="parTrans" cxnId="{73FEFF8D-D984-447D-BA9D-20E879E1B2FE}">
-      <dgm:prSet/>
-      <dgm:spPr/>
-      <dgm:t>
-        <a:bodyPr/>
-        <a:lstStyle/>
-        <a:p>
-          <a:endParaRPr lang="de-DE"/>
-        </a:p>
-      </dgm:t>
-    </dgm:pt>
-    <dgm:pt modelId="{0ED08802-59EE-4D5F-A19D-62864EE4171A}" type="sibTrans" cxnId="{73FEFF8D-D984-447D-BA9D-20E879E1B2FE}">
-      <dgm:prSet/>
-      <dgm:spPr/>
-      <dgm:t>
-        <a:bodyPr/>
-        <a:lstStyle/>
-        <a:p>
-          <a:endParaRPr lang="de-DE"/>
-        </a:p>
-      </dgm:t>
-    </dgm:pt>
-    <dgm:pt modelId="{3F14CB44-FE1E-40F6-A3F9-5B9F1F523BFC}">
-      <dgm:prSet/>
-      <dgm:spPr/>
-      <dgm:t>
-        <a:bodyPr/>
-        <a:lstStyle/>
-        <a:p>
-          <a:r>
-            <a:rPr lang="de-DE"/>
-            <a:t>Projekt Vorstellen</a:t>
-          </a:r>
-        </a:p>
-      </dgm:t>
-    </dgm:pt>
-    <dgm:pt modelId="{8A26E731-883A-4B81-B438-EA0EE745EAF6}" type="parTrans" cxnId="{46CB3BDD-B6E1-483C-B741-B727789C3A44}">
-      <dgm:prSet/>
-      <dgm:spPr/>
-      <dgm:t>
-        <a:bodyPr/>
-        <a:lstStyle/>
-        <a:p>
-          <a:endParaRPr lang="de-DE"/>
-        </a:p>
-      </dgm:t>
-    </dgm:pt>
-    <dgm:pt modelId="{C88BAA64-091F-477A-B746-8186EED53685}" type="sibTrans" cxnId="{46CB3BDD-B6E1-483C-B741-B727789C3A44}">
-      <dgm:prSet/>
-      <dgm:spPr/>
-      <dgm:t>
-        <a:bodyPr/>
-        <a:lstStyle/>
-        <a:p>
-          <a:endParaRPr lang="de-DE"/>
-        </a:p>
-      </dgm:t>
-    </dgm:pt>
-    <dgm:pt modelId="{D48397B3-0525-496C-B3E3-64B0B114A93C}">
-      <dgm:prSet phldrT="[Text]"/>
-      <dgm:spPr/>
-      <dgm:t>
-        <a:bodyPr/>
-        <a:lstStyle/>
-        <a:p>
-          <a:r>
-            <a:rPr lang="de-DE"/>
-            <a:t>Test der SQL Abfragen</a:t>
-          </a:r>
-        </a:p>
-      </dgm:t>
-    </dgm:pt>
     <dgm:pt modelId="{BA69A466-5D2D-4021-84BF-EDE5F6E39C4B}" type="parTrans" cxnId="{60743EF6-55CD-4A50-8687-756CF20F83F2}">
       <dgm:prSet/>
       <dgm:spPr/>
@@ -14547,6 +12973,28 @@
           <a:endParaRPr lang="de-DE"/>
         </a:p>
       </dgm:t>
+    </dgm:pt>
+    <dgm:pt modelId="{207CB9B3-1048-4407-965C-D9A2B1A6F5C1}">
+      <dgm:prSet/>
+      <dgm:spPr/>
+      <dgm:t>
+        <a:bodyPr/>
+        <a:lstStyle/>
+        <a:p>
+          <a:r>
+            <a:rPr lang="de-DE"/>
+            <a:t>Nutzwertanalyse</a:t>
+          </a:r>
+        </a:p>
+      </dgm:t>
+    </dgm:pt>
+    <dgm:pt modelId="{4B967008-74AE-42A8-9A9C-615EFEDB537F}" type="parTrans" cxnId="{3B3F88F7-397E-4D73-BEAF-3F69A412246E}">
+      <dgm:prSet/>
+      <dgm:spPr/>
+    </dgm:pt>
+    <dgm:pt modelId="{3A774367-CAE1-4003-98E3-2DF91076AD4E}" type="sibTrans" cxnId="{3B3F88F7-397E-4D73-BEAF-3F69A412246E}">
+      <dgm:prSet/>
+      <dgm:spPr/>
     </dgm:pt>
     <dgm:pt modelId="{5AD73BF3-97D6-4F13-A87E-3E05A494DD13}" type="pres">
       <dgm:prSet presAssocID="{E5CF34BD-F34C-4B20-B734-885086AF7B24}" presName="hierChild1" presStyleCnt="0">
@@ -14654,7 +13102,7 @@
       <dgm:spPr/>
     </dgm:pt>
     <dgm:pt modelId="{F1B09BEF-F0FF-4153-8534-5701A9000220}" type="pres">
-      <dgm:prSet presAssocID="{91EDD58F-9E3D-4D64-8959-607F73F89C90}" presName="Name37" presStyleLbl="parChTrans1D4" presStyleIdx="0" presStyleCnt="38"/>
+      <dgm:prSet presAssocID="{91EDD58F-9E3D-4D64-8959-607F73F89C90}" presName="Name37" presStyleLbl="parChTrans1D4" presStyleIdx="0" presStyleCnt="35"/>
       <dgm:spPr/>
     </dgm:pt>
     <dgm:pt modelId="{7A8498E3-84A3-4929-A6D2-6171D67AD652}" type="pres">
@@ -14670,7 +13118,7 @@
       <dgm:spPr/>
     </dgm:pt>
     <dgm:pt modelId="{9C92749A-8FE4-4104-9ED6-73E1AD708BA0}" type="pres">
-      <dgm:prSet presAssocID="{161B6EDE-EAF4-4C03-A6BF-312A4F1EDE2A}" presName="rootText" presStyleLbl="node4" presStyleIdx="0" presStyleCnt="38">
+      <dgm:prSet presAssocID="{161B6EDE-EAF4-4C03-A6BF-312A4F1EDE2A}" presName="rootText" presStyleLbl="node4" presStyleIdx="0" presStyleCnt="35">
         <dgm:presLayoutVars>
           <dgm:chPref val="3"/>
         </dgm:presLayoutVars>
@@ -14678,7 +13126,7 @@
       <dgm:spPr/>
     </dgm:pt>
     <dgm:pt modelId="{45DE93AB-0448-4711-AB30-09A381754E1C}" type="pres">
-      <dgm:prSet presAssocID="{161B6EDE-EAF4-4C03-A6BF-312A4F1EDE2A}" presName="rootConnector" presStyleLbl="node4" presStyleIdx="0" presStyleCnt="38"/>
+      <dgm:prSet presAssocID="{161B6EDE-EAF4-4C03-A6BF-312A4F1EDE2A}" presName="rootConnector" presStyleLbl="node4" presStyleIdx="0" presStyleCnt="35"/>
       <dgm:spPr/>
     </dgm:pt>
     <dgm:pt modelId="{340EF212-D612-4736-8A88-B24F71E96A96}" type="pres">
@@ -14689,44 +13137,8 @@
       <dgm:prSet presAssocID="{161B6EDE-EAF4-4C03-A6BF-312A4F1EDE2A}" presName="hierChild5" presStyleCnt="0"/>
       <dgm:spPr/>
     </dgm:pt>
-    <dgm:pt modelId="{6B7E0051-5A35-4B5E-B981-3F2663A03EBE}" type="pres">
-      <dgm:prSet presAssocID="{D8C54F29-5984-42E8-824B-5B4ECBEEA939}" presName="Name37" presStyleLbl="parChTrans1D4" presStyleIdx="1" presStyleCnt="38"/>
-      <dgm:spPr/>
-    </dgm:pt>
-    <dgm:pt modelId="{F1C1AC63-0106-4CDB-97DE-D44469D4D133}" type="pres">
-      <dgm:prSet presAssocID="{A3B5195B-D147-4F96-B144-5018A1B65866}" presName="hierRoot2" presStyleCnt="0">
-        <dgm:presLayoutVars>
-          <dgm:hierBranch val="init"/>
-        </dgm:presLayoutVars>
-      </dgm:prSet>
-      <dgm:spPr/>
-    </dgm:pt>
-    <dgm:pt modelId="{0E972145-21C8-40C7-8EE0-47744711A584}" type="pres">
-      <dgm:prSet presAssocID="{A3B5195B-D147-4F96-B144-5018A1B65866}" presName="rootComposite" presStyleCnt="0"/>
-      <dgm:spPr/>
-    </dgm:pt>
-    <dgm:pt modelId="{28BF4B09-87C9-48D0-AE1C-9DD9A6D69EB6}" type="pres">
-      <dgm:prSet presAssocID="{A3B5195B-D147-4F96-B144-5018A1B65866}" presName="rootText" presStyleLbl="node4" presStyleIdx="1" presStyleCnt="38">
-        <dgm:presLayoutVars>
-          <dgm:chPref val="3"/>
-        </dgm:presLayoutVars>
-      </dgm:prSet>
-      <dgm:spPr/>
-    </dgm:pt>
-    <dgm:pt modelId="{28433261-08E6-47AB-927A-87E823C97CD2}" type="pres">
-      <dgm:prSet presAssocID="{A3B5195B-D147-4F96-B144-5018A1B65866}" presName="rootConnector" presStyleLbl="node4" presStyleIdx="1" presStyleCnt="38"/>
-      <dgm:spPr/>
-    </dgm:pt>
-    <dgm:pt modelId="{961A3B59-02A3-4F3C-9841-53DD8FC957F8}" type="pres">
-      <dgm:prSet presAssocID="{A3B5195B-D147-4F96-B144-5018A1B65866}" presName="hierChild4" presStyleCnt="0"/>
-      <dgm:spPr/>
-    </dgm:pt>
-    <dgm:pt modelId="{EE7414CB-6E51-40FA-9324-919F4C56113E}" type="pres">
-      <dgm:prSet presAssocID="{A3B5195B-D147-4F96-B144-5018A1B65866}" presName="hierChild5" presStyleCnt="0"/>
-      <dgm:spPr/>
-    </dgm:pt>
     <dgm:pt modelId="{0E79D512-55D1-4257-99E7-85F40D2AC89E}" type="pres">
-      <dgm:prSet presAssocID="{A1D34E06-6D54-441B-BF26-2B9E3F7DEBE0}" presName="Name37" presStyleLbl="parChTrans1D4" presStyleIdx="2" presStyleCnt="38"/>
+      <dgm:prSet presAssocID="{A1D34E06-6D54-441B-BF26-2B9E3F7DEBE0}" presName="Name37" presStyleLbl="parChTrans1D4" presStyleIdx="1" presStyleCnt="35"/>
       <dgm:spPr/>
     </dgm:pt>
     <dgm:pt modelId="{863840A2-4475-4D45-A08A-BDF709DC175F}" type="pres">
@@ -14742,7 +13154,7 @@
       <dgm:spPr/>
     </dgm:pt>
     <dgm:pt modelId="{BB26E139-903B-4CC8-A6B2-AB73C2799507}" type="pres">
-      <dgm:prSet presAssocID="{05D1615D-E033-409C-B841-D6089FA8D3AF}" presName="rootText" presStyleLbl="node4" presStyleIdx="2" presStyleCnt="38">
+      <dgm:prSet presAssocID="{05D1615D-E033-409C-B841-D6089FA8D3AF}" presName="rootText" presStyleLbl="node4" presStyleIdx="1" presStyleCnt="35">
         <dgm:presLayoutVars>
           <dgm:chPref val="3"/>
         </dgm:presLayoutVars>
@@ -14750,7 +13162,7 @@
       <dgm:spPr/>
     </dgm:pt>
     <dgm:pt modelId="{A0A06270-C3E1-4187-9842-5FE4D3E7CF71}" type="pres">
-      <dgm:prSet presAssocID="{05D1615D-E033-409C-B841-D6089FA8D3AF}" presName="rootConnector" presStyleLbl="node4" presStyleIdx="2" presStyleCnt="38"/>
+      <dgm:prSet presAssocID="{05D1615D-E033-409C-B841-D6089FA8D3AF}" presName="rootConnector" presStyleLbl="node4" presStyleIdx="1" presStyleCnt="35"/>
       <dgm:spPr/>
     </dgm:pt>
     <dgm:pt modelId="{3FB6C2BE-5874-48F6-9649-F50113A925A4}" type="pres">
@@ -14762,7 +13174,7 @@
       <dgm:spPr/>
     </dgm:pt>
     <dgm:pt modelId="{DAEB764F-6406-4003-989A-B76ACDF4E058}" type="pres">
-      <dgm:prSet presAssocID="{2C3BE276-E691-44FE-B901-DB36B368CFAF}" presName="Name37" presStyleLbl="parChTrans1D4" presStyleIdx="3" presStyleCnt="38"/>
+      <dgm:prSet presAssocID="{2C3BE276-E691-44FE-B901-DB36B368CFAF}" presName="Name37" presStyleLbl="parChTrans1D4" presStyleIdx="2" presStyleCnt="35"/>
       <dgm:spPr/>
     </dgm:pt>
     <dgm:pt modelId="{99D1C000-297F-4DC0-8AD1-2823EF89DDED}" type="pres">
@@ -14778,7 +13190,7 @@
       <dgm:spPr/>
     </dgm:pt>
     <dgm:pt modelId="{A6C5F7EB-D3AF-464F-80BB-A93408F50316}" type="pres">
-      <dgm:prSet presAssocID="{6175F310-2D0A-4673-B879-479930DB0946}" presName="rootText" presStyleLbl="node4" presStyleIdx="3" presStyleCnt="38">
+      <dgm:prSet presAssocID="{6175F310-2D0A-4673-B879-479930DB0946}" presName="rootText" presStyleLbl="node4" presStyleIdx="2" presStyleCnt="35">
         <dgm:presLayoutVars>
           <dgm:chPref val="3"/>
         </dgm:presLayoutVars>
@@ -14786,7 +13198,7 @@
       <dgm:spPr/>
     </dgm:pt>
     <dgm:pt modelId="{D68585C5-24E1-4BC7-9AC6-1B33F1FAE0B2}" type="pres">
-      <dgm:prSet presAssocID="{6175F310-2D0A-4673-B879-479930DB0946}" presName="rootConnector" presStyleLbl="node4" presStyleIdx="3" presStyleCnt="38"/>
+      <dgm:prSet presAssocID="{6175F310-2D0A-4673-B879-479930DB0946}" presName="rootConnector" presStyleLbl="node4" presStyleIdx="2" presStyleCnt="35"/>
       <dgm:spPr/>
     </dgm:pt>
     <dgm:pt modelId="{E5D51E66-02F6-4670-BD9D-9778854649B1}" type="pres">
@@ -14834,7 +13246,7 @@
       <dgm:spPr/>
     </dgm:pt>
     <dgm:pt modelId="{C56C718C-80FE-4238-81EC-3C3368F5DCA1}" type="pres">
-      <dgm:prSet presAssocID="{6AB78B83-B426-4BE5-A492-D3390DFB0F8A}" presName="Name37" presStyleLbl="parChTrans1D4" presStyleIdx="4" presStyleCnt="38"/>
+      <dgm:prSet presAssocID="{6AB78B83-B426-4BE5-A492-D3390DFB0F8A}" presName="Name37" presStyleLbl="parChTrans1D4" presStyleIdx="3" presStyleCnt="35"/>
       <dgm:spPr/>
     </dgm:pt>
     <dgm:pt modelId="{4599254B-71EB-412B-BE71-3EB4A3B378F8}" type="pres">
@@ -14850,7 +13262,7 @@
       <dgm:spPr/>
     </dgm:pt>
     <dgm:pt modelId="{F40C9602-B57E-456A-9889-D82553108A38}" type="pres">
-      <dgm:prSet presAssocID="{06451715-9312-414E-86AB-CD9F755FFC58}" presName="rootText" presStyleLbl="node4" presStyleIdx="4" presStyleCnt="38">
+      <dgm:prSet presAssocID="{06451715-9312-414E-86AB-CD9F755FFC58}" presName="rootText" presStyleLbl="node4" presStyleIdx="3" presStyleCnt="35">
         <dgm:presLayoutVars>
           <dgm:chPref val="3"/>
         </dgm:presLayoutVars>
@@ -14858,7 +13270,7 @@
       <dgm:spPr/>
     </dgm:pt>
     <dgm:pt modelId="{7FB90420-DE9B-4F24-A578-715B0266E409}" type="pres">
-      <dgm:prSet presAssocID="{06451715-9312-414E-86AB-CD9F755FFC58}" presName="rootConnector" presStyleLbl="node4" presStyleIdx="4" presStyleCnt="38"/>
+      <dgm:prSet presAssocID="{06451715-9312-414E-86AB-CD9F755FFC58}" presName="rootConnector" presStyleLbl="node4" presStyleIdx="3" presStyleCnt="35"/>
       <dgm:spPr/>
     </dgm:pt>
     <dgm:pt modelId="{8CDA82F2-57C0-41D6-A948-E3345BC94837}" type="pres">
@@ -14870,7 +13282,7 @@
       <dgm:spPr/>
     </dgm:pt>
     <dgm:pt modelId="{D7422281-4777-4AA0-805E-F393512658B7}" type="pres">
-      <dgm:prSet presAssocID="{821CF391-BE04-4D69-91B1-F9F2368239E7}" presName="Name37" presStyleLbl="parChTrans1D4" presStyleIdx="5" presStyleCnt="38"/>
+      <dgm:prSet presAssocID="{821CF391-BE04-4D69-91B1-F9F2368239E7}" presName="Name37" presStyleLbl="parChTrans1D4" presStyleIdx="4" presStyleCnt="35"/>
       <dgm:spPr/>
     </dgm:pt>
     <dgm:pt modelId="{ED1DD610-14A4-4A8C-B60B-1FD9487B42C9}" type="pres">
@@ -14886,7 +13298,7 @@
       <dgm:spPr/>
     </dgm:pt>
     <dgm:pt modelId="{27576E4E-3E6A-4FD1-9A0A-CCCA1B61F7B7}" type="pres">
-      <dgm:prSet presAssocID="{56228A32-9150-4234-844E-A47A3335FA26}" presName="rootText" presStyleLbl="node4" presStyleIdx="5" presStyleCnt="38">
+      <dgm:prSet presAssocID="{56228A32-9150-4234-844E-A47A3335FA26}" presName="rootText" presStyleLbl="node4" presStyleIdx="4" presStyleCnt="35">
         <dgm:presLayoutVars>
           <dgm:chPref val="3"/>
         </dgm:presLayoutVars>
@@ -14894,7 +13306,7 @@
       <dgm:spPr/>
     </dgm:pt>
     <dgm:pt modelId="{24258D67-EDF2-476A-A7FD-5382C2F132D7}" type="pres">
-      <dgm:prSet presAssocID="{56228A32-9150-4234-844E-A47A3335FA26}" presName="rootConnector" presStyleLbl="node4" presStyleIdx="5" presStyleCnt="38"/>
+      <dgm:prSet presAssocID="{56228A32-9150-4234-844E-A47A3335FA26}" presName="rootConnector" presStyleLbl="node4" presStyleIdx="4" presStyleCnt="35"/>
       <dgm:spPr/>
     </dgm:pt>
     <dgm:pt modelId="{6CEEE64B-7629-4C2E-B618-ACFF0BE5860E}" type="pres">
@@ -14906,7 +13318,7 @@
       <dgm:spPr/>
     </dgm:pt>
     <dgm:pt modelId="{A7726442-E131-4C77-BA8D-4E5F5F66528A}" type="pres">
-      <dgm:prSet presAssocID="{B5EC8341-8BC5-493F-84F0-1CF7DAB7D5B8}" presName="Name37" presStyleLbl="parChTrans1D4" presStyleIdx="6" presStyleCnt="38"/>
+      <dgm:prSet presAssocID="{B5EC8341-8BC5-493F-84F0-1CF7DAB7D5B8}" presName="Name37" presStyleLbl="parChTrans1D4" presStyleIdx="5" presStyleCnt="35"/>
       <dgm:spPr/>
     </dgm:pt>
     <dgm:pt modelId="{C9911236-D00D-4DC3-968B-0F70236CC434}" type="pres">
@@ -14922,7 +13334,7 @@
       <dgm:spPr/>
     </dgm:pt>
     <dgm:pt modelId="{30E70D84-3B6A-4A13-9827-D3F14378C251}" type="pres">
-      <dgm:prSet presAssocID="{8A7774FC-A53D-44A1-81EB-3573D135F9EB}" presName="rootText" presStyleLbl="node4" presStyleIdx="6" presStyleCnt="38">
+      <dgm:prSet presAssocID="{8A7774FC-A53D-44A1-81EB-3573D135F9EB}" presName="rootText" presStyleLbl="node4" presStyleIdx="5" presStyleCnt="35">
         <dgm:presLayoutVars>
           <dgm:chPref val="3"/>
         </dgm:presLayoutVars>
@@ -14930,7 +13342,7 @@
       <dgm:spPr/>
     </dgm:pt>
     <dgm:pt modelId="{ED1D9656-EA8E-4CE0-8BB0-1A7B637210EB}" type="pres">
-      <dgm:prSet presAssocID="{8A7774FC-A53D-44A1-81EB-3573D135F9EB}" presName="rootConnector" presStyleLbl="node4" presStyleIdx="6" presStyleCnt="38"/>
+      <dgm:prSet presAssocID="{8A7774FC-A53D-44A1-81EB-3573D135F9EB}" presName="rootConnector" presStyleLbl="node4" presStyleIdx="5" presStyleCnt="35"/>
       <dgm:spPr/>
     </dgm:pt>
     <dgm:pt modelId="{728227A0-2676-4063-87E4-0B9F5B27A6AD}" type="pres">
@@ -14942,7 +13354,7 @@
       <dgm:spPr/>
     </dgm:pt>
     <dgm:pt modelId="{B291716B-802F-47B0-B8F8-2ED545E29C65}" type="pres">
-      <dgm:prSet presAssocID="{F2700443-5245-4C79-9498-18F32045A640}" presName="Name37" presStyleLbl="parChTrans1D4" presStyleIdx="7" presStyleCnt="38"/>
+      <dgm:prSet presAssocID="{F2700443-5245-4C79-9498-18F32045A640}" presName="Name37" presStyleLbl="parChTrans1D4" presStyleIdx="6" presStyleCnt="35"/>
       <dgm:spPr/>
     </dgm:pt>
     <dgm:pt modelId="{222E9B8C-A385-4AF9-93CB-AD57F026E7A5}" type="pres">
@@ -14958,7 +13370,7 @@
       <dgm:spPr/>
     </dgm:pt>
     <dgm:pt modelId="{F7ECF863-C47C-41D2-988A-3CC10DCCB8AB}" type="pres">
-      <dgm:prSet presAssocID="{0371E293-5EDD-4CBF-AFEB-2EB0733D7D89}" presName="rootText" presStyleLbl="node4" presStyleIdx="7" presStyleCnt="38">
+      <dgm:prSet presAssocID="{0371E293-5EDD-4CBF-AFEB-2EB0733D7D89}" presName="rootText" presStyleLbl="node4" presStyleIdx="6" presStyleCnt="35">
         <dgm:presLayoutVars>
           <dgm:chPref val="3"/>
         </dgm:presLayoutVars>
@@ -14966,7 +13378,7 @@
       <dgm:spPr/>
     </dgm:pt>
     <dgm:pt modelId="{C7D3F142-BD24-44EA-8BA7-E7927DF07819}" type="pres">
-      <dgm:prSet presAssocID="{0371E293-5EDD-4CBF-AFEB-2EB0733D7D89}" presName="rootConnector" presStyleLbl="node4" presStyleIdx="7" presStyleCnt="38"/>
+      <dgm:prSet presAssocID="{0371E293-5EDD-4CBF-AFEB-2EB0733D7D89}" presName="rootConnector" presStyleLbl="node4" presStyleIdx="6" presStyleCnt="35"/>
       <dgm:spPr/>
     </dgm:pt>
     <dgm:pt modelId="{13C21543-CF3F-42E5-B9BF-DDE34FEBA86F}" type="pres">
@@ -15014,7 +13426,7 @@
       <dgm:spPr/>
     </dgm:pt>
     <dgm:pt modelId="{D0374A8A-C3C9-42B5-95CD-83E7B52F5CC3}" type="pres">
-      <dgm:prSet presAssocID="{48790243-3EB9-41F9-ACD3-E2A8F145E75B}" presName="Name37" presStyleLbl="parChTrans1D4" presStyleIdx="8" presStyleCnt="38"/>
+      <dgm:prSet presAssocID="{48790243-3EB9-41F9-ACD3-E2A8F145E75B}" presName="Name37" presStyleLbl="parChTrans1D4" presStyleIdx="7" presStyleCnt="35"/>
       <dgm:spPr/>
     </dgm:pt>
     <dgm:pt modelId="{DC0DC9B9-BC57-4C17-97A7-51211B5E766F}" type="pres">
@@ -15030,7 +13442,7 @@
       <dgm:spPr/>
     </dgm:pt>
     <dgm:pt modelId="{8F680F12-320B-461B-BD18-EBC1F5661D20}" type="pres">
-      <dgm:prSet presAssocID="{5BFA6DEF-BD8C-4D1E-90DF-F00D416EFE48}" presName="rootText" presStyleLbl="node4" presStyleIdx="8" presStyleCnt="38">
+      <dgm:prSet presAssocID="{5BFA6DEF-BD8C-4D1E-90DF-F00D416EFE48}" presName="rootText" presStyleLbl="node4" presStyleIdx="7" presStyleCnt="35">
         <dgm:presLayoutVars>
           <dgm:chPref val="3"/>
         </dgm:presLayoutVars>
@@ -15038,7 +13450,7 @@
       <dgm:spPr/>
     </dgm:pt>
     <dgm:pt modelId="{EAB54CEB-5C12-40B2-9CEA-4BC41BC9EA4E}" type="pres">
-      <dgm:prSet presAssocID="{5BFA6DEF-BD8C-4D1E-90DF-F00D416EFE48}" presName="rootConnector" presStyleLbl="node4" presStyleIdx="8" presStyleCnt="38"/>
+      <dgm:prSet presAssocID="{5BFA6DEF-BD8C-4D1E-90DF-F00D416EFE48}" presName="rootConnector" presStyleLbl="node4" presStyleIdx="7" presStyleCnt="35"/>
       <dgm:spPr/>
     </dgm:pt>
     <dgm:pt modelId="{18B0AA19-A775-4E8F-AC64-7CF1D0F41154}" type="pres">
@@ -15050,7 +13462,7 @@
       <dgm:spPr/>
     </dgm:pt>
     <dgm:pt modelId="{20D232E0-2573-4942-8727-39864A4B9C25}" type="pres">
-      <dgm:prSet presAssocID="{079839FD-1CF5-43BB-B28F-AD9ABA1A6A40}" presName="Name37" presStyleLbl="parChTrans1D4" presStyleIdx="9" presStyleCnt="38"/>
+      <dgm:prSet presAssocID="{079839FD-1CF5-43BB-B28F-AD9ABA1A6A40}" presName="Name37" presStyleLbl="parChTrans1D4" presStyleIdx="8" presStyleCnt="35"/>
       <dgm:spPr/>
     </dgm:pt>
     <dgm:pt modelId="{7EB0AF82-63B7-48FF-B03C-AD6CABA94E76}" type="pres">
@@ -15066,7 +13478,7 @@
       <dgm:spPr/>
     </dgm:pt>
     <dgm:pt modelId="{F6F65946-1311-4E4F-A027-006BA4FB8D39}" type="pres">
-      <dgm:prSet presAssocID="{50B9C52E-2088-4BAF-9585-E8D08F18056A}" presName="rootText" presStyleLbl="node4" presStyleIdx="9" presStyleCnt="38">
+      <dgm:prSet presAssocID="{50B9C52E-2088-4BAF-9585-E8D08F18056A}" presName="rootText" presStyleLbl="node4" presStyleIdx="8" presStyleCnt="35">
         <dgm:presLayoutVars>
           <dgm:chPref val="3"/>
         </dgm:presLayoutVars>
@@ -15074,7 +13486,7 @@
       <dgm:spPr/>
     </dgm:pt>
     <dgm:pt modelId="{E68C52BA-5EE2-4E09-9A93-6F043F890914}" type="pres">
-      <dgm:prSet presAssocID="{50B9C52E-2088-4BAF-9585-E8D08F18056A}" presName="rootConnector" presStyleLbl="node4" presStyleIdx="9" presStyleCnt="38"/>
+      <dgm:prSet presAssocID="{50B9C52E-2088-4BAF-9585-E8D08F18056A}" presName="rootConnector" presStyleLbl="node4" presStyleIdx="8" presStyleCnt="35"/>
       <dgm:spPr/>
     </dgm:pt>
     <dgm:pt modelId="{16C2FA9E-7C17-4222-9C44-F0FD71BC3016}" type="pres">
@@ -15086,7 +13498,7 @@
       <dgm:spPr/>
     </dgm:pt>
     <dgm:pt modelId="{E928C06D-C587-415F-A88D-AF0C4FFF2394}" type="pres">
-      <dgm:prSet presAssocID="{F3749872-6E10-4F1A-8BAC-A7F30CD076FB}" presName="Name37" presStyleLbl="parChTrans1D4" presStyleIdx="10" presStyleCnt="38"/>
+      <dgm:prSet presAssocID="{F3749872-6E10-4F1A-8BAC-A7F30CD076FB}" presName="Name37" presStyleLbl="parChTrans1D4" presStyleIdx="9" presStyleCnt="35"/>
       <dgm:spPr/>
     </dgm:pt>
     <dgm:pt modelId="{77745295-B174-45FC-9FE3-3314FBF4B6D7}" type="pres">
@@ -15102,7 +13514,7 @@
       <dgm:spPr/>
     </dgm:pt>
     <dgm:pt modelId="{D3FC53F7-6ACA-42D3-B2E4-FE04ACE69C7E}" type="pres">
-      <dgm:prSet presAssocID="{31C03B4B-D264-46C6-98DD-2571FA8C2F2F}" presName="rootText" presStyleLbl="node4" presStyleIdx="10" presStyleCnt="38">
+      <dgm:prSet presAssocID="{31C03B4B-D264-46C6-98DD-2571FA8C2F2F}" presName="rootText" presStyleLbl="node4" presStyleIdx="9" presStyleCnt="35">
         <dgm:presLayoutVars>
           <dgm:chPref val="3"/>
         </dgm:presLayoutVars>
@@ -15110,7 +13522,7 @@
       <dgm:spPr/>
     </dgm:pt>
     <dgm:pt modelId="{48B024C3-396E-4279-89A3-75ADAF1F134C}" type="pres">
-      <dgm:prSet presAssocID="{31C03B4B-D264-46C6-98DD-2571FA8C2F2F}" presName="rootConnector" presStyleLbl="node4" presStyleIdx="10" presStyleCnt="38"/>
+      <dgm:prSet presAssocID="{31C03B4B-D264-46C6-98DD-2571FA8C2F2F}" presName="rootConnector" presStyleLbl="node4" presStyleIdx="9" presStyleCnt="35"/>
       <dgm:spPr/>
     </dgm:pt>
     <dgm:pt modelId="{4CABE5CD-D97F-4451-9B7E-4E23FE868AB8}" type="pres">
@@ -15122,7 +13534,7 @@
       <dgm:spPr/>
     </dgm:pt>
     <dgm:pt modelId="{AD388340-1ED3-44E4-93A6-4F888596894C}" type="pres">
-      <dgm:prSet presAssocID="{C3BD357C-1E83-475A-AA74-5A2C9B85EEC1}" presName="Name37" presStyleLbl="parChTrans1D4" presStyleIdx="11" presStyleCnt="38"/>
+      <dgm:prSet presAssocID="{C3BD357C-1E83-475A-AA74-5A2C9B85EEC1}" presName="Name37" presStyleLbl="parChTrans1D4" presStyleIdx="10" presStyleCnt="35"/>
       <dgm:spPr/>
     </dgm:pt>
     <dgm:pt modelId="{84AD1253-5762-42E5-8D27-D86AE1DE8F2C}" type="pres">
@@ -15138,7 +13550,7 @@
       <dgm:spPr/>
     </dgm:pt>
     <dgm:pt modelId="{F1A8995E-2423-48CE-8B97-E368D587EE96}" type="pres">
-      <dgm:prSet presAssocID="{986108A3-006B-4553-98F9-DD51407D2401}" presName="rootText" presStyleLbl="node4" presStyleIdx="11" presStyleCnt="38">
+      <dgm:prSet presAssocID="{986108A3-006B-4553-98F9-DD51407D2401}" presName="rootText" presStyleLbl="node4" presStyleIdx="10" presStyleCnt="35">
         <dgm:presLayoutVars>
           <dgm:chPref val="3"/>
         </dgm:presLayoutVars>
@@ -15146,7 +13558,7 @@
       <dgm:spPr/>
     </dgm:pt>
     <dgm:pt modelId="{5223AEC9-6EA1-4565-A439-CB112FEA7D7B}" type="pres">
-      <dgm:prSet presAssocID="{986108A3-006B-4553-98F9-DD51407D2401}" presName="rootConnector" presStyleLbl="node4" presStyleIdx="11" presStyleCnt="38"/>
+      <dgm:prSet presAssocID="{986108A3-006B-4553-98F9-DD51407D2401}" presName="rootConnector" presStyleLbl="node4" presStyleIdx="10" presStyleCnt="35"/>
       <dgm:spPr/>
     </dgm:pt>
     <dgm:pt modelId="{646CC34B-30B0-49DF-8F41-DA637F6E36B1}" type="pres">
@@ -15230,7 +13642,7 @@
       <dgm:spPr/>
     </dgm:pt>
     <dgm:pt modelId="{4F54E562-3E2D-42FA-841C-54A5F678282B}" type="pres">
-      <dgm:prSet presAssocID="{6E89A76A-0C77-4767-B435-3B6079928A2B}" presName="Name37" presStyleLbl="parChTrans1D4" presStyleIdx="12" presStyleCnt="38"/>
+      <dgm:prSet presAssocID="{6E89A76A-0C77-4767-B435-3B6079928A2B}" presName="Name37" presStyleLbl="parChTrans1D4" presStyleIdx="11" presStyleCnt="35"/>
       <dgm:spPr/>
     </dgm:pt>
     <dgm:pt modelId="{AA97E95D-88C4-4939-841A-41C283771AA1}" type="pres">
@@ -15246,7 +13658,7 @@
       <dgm:spPr/>
     </dgm:pt>
     <dgm:pt modelId="{955D977D-9030-4177-AE7E-31B60F3374A9}" type="pres">
-      <dgm:prSet presAssocID="{9F50DE2E-B6F6-4444-9E23-C5B492F5F2D6}" presName="rootText" presStyleLbl="node4" presStyleIdx="12" presStyleCnt="38">
+      <dgm:prSet presAssocID="{9F50DE2E-B6F6-4444-9E23-C5B492F5F2D6}" presName="rootText" presStyleLbl="node4" presStyleIdx="11" presStyleCnt="35">
         <dgm:presLayoutVars>
           <dgm:chPref val="3"/>
         </dgm:presLayoutVars>
@@ -15254,7 +13666,7 @@
       <dgm:spPr/>
     </dgm:pt>
     <dgm:pt modelId="{C5350AB1-F557-4201-8209-235D4C684B7D}" type="pres">
-      <dgm:prSet presAssocID="{9F50DE2E-B6F6-4444-9E23-C5B492F5F2D6}" presName="rootConnector" presStyleLbl="node4" presStyleIdx="12" presStyleCnt="38"/>
+      <dgm:prSet presAssocID="{9F50DE2E-B6F6-4444-9E23-C5B492F5F2D6}" presName="rootConnector" presStyleLbl="node4" presStyleIdx="11" presStyleCnt="35"/>
       <dgm:spPr/>
     </dgm:pt>
     <dgm:pt modelId="{AE29272F-FAFF-440B-86D7-2FDCADE25CBF}" type="pres">
@@ -15266,7 +13678,7 @@
       <dgm:spPr/>
     </dgm:pt>
     <dgm:pt modelId="{583E0942-F6CC-43D9-9DD7-E6A5048A0427}" type="pres">
-      <dgm:prSet presAssocID="{2FF2B57A-DE26-4620-8A44-F86124DD1898}" presName="Name37" presStyleLbl="parChTrans1D4" presStyleIdx="13" presStyleCnt="38"/>
+      <dgm:prSet presAssocID="{2FF2B57A-DE26-4620-8A44-F86124DD1898}" presName="Name37" presStyleLbl="parChTrans1D4" presStyleIdx="12" presStyleCnt="35"/>
       <dgm:spPr/>
     </dgm:pt>
     <dgm:pt modelId="{DABD8608-6B3E-4D4F-9AF7-E25290BBBB20}" type="pres">
@@ -15282,7 +13694,7 @@
       <dgm:spPr/>
     </dgm:pt>
     <dgm:pt modelId="{27F67687-D657-4547-8A4E-4073A3135FEB}" type="pres">
-      <dgm:prSet presAssocID="{8357EEB1-1216-455B-A782-9A5CA5C894BE}" presName="rootText" presStyleLbl="node4" presStyleIdx="13" presStyleCnt="38">
+      <dgm:prSet presAssocID="{8357EEB1-1216-455B-A782-9A5CA5C894BE}" presName="rootText" presStyleLbl="node4" presStyleIdx="12" presStyleCnt="35">
         <dgm:presLayoutVars>
           <dgm:chPref val="3"/>
         </dgm:presLayoutVars>
@@ -15290,7 +13702,7 @@
       <dgm:spPr/>
     </dgm:pt>
     <dgm:pt modelId="{D767B881-50DF-4FA5-98D3-8FCD7DC62507}" type="pres">
-      <dgm:prSet presAssocID="{8357EEB1-1216-455B-A782-9A5CA5C894BE}" presName="rootConnector" presStyleLbl="node4" presStyleIdx="13" presStyleCnt="38"/>
+      <dgm:prSet presAssocID="{8357EEB1-1216-455B-A782-9A5CA5C894BE}" presName="rootConnector" presStyleLbl="node4" presStyleIdx="12" presStyleCnt="35"/>
       <dgm:spPr/>
     </dgm:pt>
     <dgm:pt modelId="{175BE656-75AA-41FB-97C7-E003989CF7F0}" type="pres">
@@ -15302,7 +13714,7 @@
       <dgm:spPr/>
     </dgm:pt>
     <dgm:pt modelId="{7A3C4B83-80F1-4BE5-B4E6-7F1E66F767DE}" type="pres">
-      <dgm:prSet presAssocID="{D3F7696E-FCEC-4FDF-BE9F-C65FCF049720}" presName="Name37" presStyleLbl="parChTrans1D4" presStyleIdx="14" presStyleCnt="38"/>
+      <dgm:prSet presAssocID="{D3F7696E-FCEC-4FDF-BE9F-C65FCF049720}" presName="Name37" presStyleLbl="parChTrans1D4" presStyleIdx="13" presStyleCnt="35"/>
       <dgm:spPr/>
     </dgm:pt>
     <dgm:pt modelId="{CA90B4A3-004D-455F-A0B5-1A36BF40DB86}" type="pres">
@@ -15318,7 +13730,7 @@
       <dgm:spPr/>
     </dgm:pt>
     <dgm:pt modelId="{CA4E1CD4-35C1-412D-AD99-6DD24C0863E8}" type="pres">
-      <dgm:prSet presAssocID="{776BFE77-56C9-43DF-92C6-3B0613065EDC}" presName="rootText" presStyleLbl="node4" presStyleIdx="14" presStyleCnt="38">
+      <dgm:prSet presAssocID="{776BFE77-56C9-43DF-92C6-3B0613065EDC}" presName="rootText" presStyleLbl="node4" presStyleIdx="13" presStyleCnt="35">
         <dgm:presLayoutVars>
           <dgm:chPref val="3"/>
         </dgm:presLayoutVars>
@@ -15326,7 +13738,7 @@
       <dgm:spPr/>
     </dgm:pt>
     <dgm:pt modelId="{2CBEF427-60D7-45D2-800B-BAFEB8FEBBC4}" type="pres">
-      <dgm:prSet presAssocID="{776BFE77-56C9-43DF-92C6-3B0613065EDC}" presName="rootConnector" presStyleLbl="node4" presStyleIdx="14" presStyleCnt="38"/>
+      <dgm:prSet presAssocID="{776BFE77-56C9-43DF-92C6-3B0613065EDC}" presName="rootConnector" presStyleLbl="node4" presStyleIdx="13" presStyleCnt="35"/>
       <dgm:spPr/>
     </dgm:pt>
     <dgm:pt modelId="{76F34138-962E-49D6-AAD3-EF644A27732A}" type="pres">
@@ -15338,7 +13750,7 @@
       <dgm:spPr/>
     </dgm:pt>
     <dgm:pt modelId="{DDD80084-83D8-4C23-B2FD-231799CBD62E}" type="pres">
-      <dgm:prSet presAssocID="{51F8F48C-5A0A-40DB-A611-FCA9B5605B5B}" presName="Name37" presStyleLbl="parChTrans1D4" presStyleIdx="15" presStyleCnt="38"/>
+      <dgm:prSet presAssocID="{51F8F48C-5A0A-40DB-A611-FCA9B5605B5B}" presName="Name37" presStyleLbl="parChTrans1D4" presStyleIdx="14" presStyleCnt="35"/>
       <dgm:spPr/>
     </dgm:pt>
     <dgm:pt modelId="{CB6DD697-4787-450F-91F3-68BAE95805CC}" type="pres">
@@ -15354,7 +13766,7 @@
       <dgm:spPr/>
     </dgm:pt>
     <dgm:pt modelId="{F3112D65-CB9E-43DD-9A3D-366D27750390}" type="pres">
-      <dgm:prSet presAssocID="{99809798-954A-4F3C-812B-925CFB991E95}" presName="rootText" presStyleLbl="node4" presStyleIdx="15" presStyleCnt="38">
+      <dgm:prSet presAssocID="{99809798-954A-4F3C-812B-925CFB991E95}" presName="rootText" presStyleLbl="node4" presStyleIdx="14" presStyleCnt="35">
         <dgm:presLayoutVars>
           <dgm:chPref val="3"/>
         </dgm:presLayoutVars>
@@ -15362,7 +13774,7 @@
       <dgm:spPr/>
     </dgm:pt>
     <dgm:pt modelId="{A077B4AB-6895-4E32-AA45-F4D1315C1933}" type="pres">
-      <dgm:prSet presAssocID="{99809798-954A-4F3C-812B-925CFB991E95}" presName="rootConnector" presStyleLbl="node4" presStyleIdx="15" presStyleCnt="38"/>
+      <dgm:prSet presAssocID="{99809798-954A-4F3C-812B-925CFB991E95}" presName="rootConnector" presStyleLbl="node4" presStyleIdx="14" presStyleCnt="35"/>
       <dgm:spPr/>
     </dgm:pt>
     <dgm:pt modelId="{FA99BA80-529C-4C5A-B74D-EE685E90AABE}" type="pres">
@@ -15374,7 +13786,7 @@
       <dgm:spPr/>
     </dgm:pt>
     <dgm:pt modelId="{0C446BCD-E95A-49B9-AB2B-AD8248ABB935}" type="pres">
-      <dgm:prSet presAssocID="{1EFADD0B-D3E3-4DAA-8AD5-1F5E64494CDF}" presName="Name37" presStyleLbl="parChTrans1D4" presStyleIdx="16" presStyleCnt="38"/>
+      <dgm:prSet presAssocID="{1EFADD0B-D3E3-4DAA-8AD5-1F5E64494CDF}" presName="Name37" presStyleLbl="parChTrans1D4" presStyleIdx="15" presStyleCnt="35"/>
       <dgm:spPr/>
     </dgm:pt>
     <dgm:pt modelId="{D7471CD1-AF50-4BBF-8494-62C57556C4B7}" type="pres">
@@ -15390,7 +13802,7 @@
       <dgm:spPr/>
     </dgm:pt>
     <dgm:pt modelId="{92A11CFC-588D-49B0-A758-86AAB2CBC2ED}" type="pres">
-      <dgm:prSet presAssocID="{80C942C3-9D19-4AF2-84F5-4EE044492180}" presName="rootText" presStyleLbl="node4" presStyleIdx="16" presStyleCnt="38">
+      <dgm:prSet presAssocID="{80C942C3-9D19-4AF2-84F5-4EE044492180}" presName="rootText" presStyleLbl="node4" presStyleIdx="15" presStyleCnt="35">
         <dgm:presLayoutVars>
           <dgm:chPref val="3"/>
         </dgm:presLayoutVars>
@@ -15398,7 +13810,7 @@
       <dgm:spPr/>
     </dgm:pt>
     <dgm:pt modelId="{8F1882C5-A7F6-4D41-8052-49232B24BA2A}" type="pres">
-      <dgm:prSet presAssocID="{80C942C3-9D19-4AF2-84F5-4EE044492180}" presName="rootConnector" presStyleLbl="node4" presStyleIdx="16" presStyleCnt="38"/>
+      <dgm:prSet presAssocID="{80C942C3-9D19-4AF2-84F5-4EE044492180}" presName="rootConnector" presStyleLbl="node4" presStyleIdx="15" presStyleCnt="35"/>
       <dgm:spPr/>
     </dgm:pt>
     <dgm:pt modelId="{4BBACB59-27C3-447B-A5E6-0FF383D1C8F9}" type="pres">
@@ -15410,7 +13822,7 @@
       <dgm:spPr/>
     </dgm:pt>
     <dgm:pt modelId="{21FDA4FA-098D-475F-95DB-976EC3EAC9B1}" type="pres">
-      <dgm:prSet presAssocID="{FC018EC2-13A1-41B6-A154-25678576644E}" presName="Name37" presStyleLbl="parChTrans1D4" presStyleIdx="17" presStyleCnt="38"/>
+      <dgm:prSet presAssocID="{FC018EC2-13A1-41B6-A154-25678576644E}" presName="Name37" presStyleLbl="parChTrans1D4" presStyleIdx="16" presStyleCnt="35"/>
       <dgm:spPr/>
     </dgm:pt>
     <dgm:pt modelId="{B4D3E29B-568B-4C7C-A7CC-C4DB74AA38B0}" type="pres">
@@ -15426,7 +13838,7 @@
       <dgm:spPr/>
     </dgm:pt>
     <dgm:pt modelId="{22C419CD-E46D-4C40-BD2E-9E81D3B7F02C}" type="pres">
-      <dgm:prSet presAssocID="{ABAD334D-AB48-4B36-9017-475A3394C2D2}" presName="rootText" presStyleLbl="node4" presStyleIdx="17" presStyleCnt="38">
+      <dgm:prSet presAssocID="{ABAD334D-AB48-4B36-9017-475A3394C2D2}" presName="rootText" presStyleLbl="node4" presStyleIdx="16" presStyleCnt="35">
         <dgm:presLayoutVars>
           <dgm:chPref val="3"/>
         </dgm:presLayoutVars>
@@ -15434,7 +13846,7 @@
       <dgm:spPr/>
     </dgm:pt>
     <dgm:pt modelId="{AF5081BB-8AA9-48D7-97F2-CE571BDBCE6A}" type="pres">
-      <dgm:prSet presAssocID="{ABAD334D-AB48-4B36-9017-475A3394C2D2}" presName="rootConnector" presStyleLbl="node4" presStyleIdx="17" presStyleCnt="38"/>
+      <dgm:prSet presAssocID="{ABAD334D-AB48-4B36-9017-475A3394C2D2}" presName="rootConnector" presStyleLbl="node4" presStyleIdx="16" presStyleCnt="35"/>
       <dgm:spPr/>
     </dgm:pt>
     <dgm:pt modelId="{18A427D1-5261-4FAE-AFB3-CCEF842EEED7}" type="pres">
@@ -15446,7 +13858,7 @@
       <dgm:spPr/>
     </dgm:pt>
     <dgm:pt modelId="{E4694815-D945-42F1-94E7-63814C5E1AB0}" type="pres">
-      <dgm:prSet presAssocID="{BA69A466-5D2D-4021-84BF-EDE5F6E39C4B}" presName="Name37" presStyleLbl="parChTrans1D4" presStyleIdx="18" presStyleCnt="38"/>
+      <dgm:prSet presAssocID="{BA69A466-5D2D-4021-84BF-EDE5F6E39C4B}" presName="Name37" presStyleLbl="parChTrans1D4" presStyleIdx="17" presStyleCnt="35"/>
       <dgm:spPr/>
     </dgm:pt>
     <dgm:pt modelId="{543802B9-CEB4-4B26-875F-92385CBE3DE0}" type="pres">
@@ -15462,7 +13874,7 @@
       <dgm:spPr/>
     </dgm:pt>
     <dgm:pt modelId="{A1B4E44A-CD34-4246-8762-429783020207}" type="pres">
-      <dgm:prSet presAssocID="{D48397B3-0525-496C-B3E3-64B0B114A93C}" presName="rootText" presStyleLbl="node4" presStyleIdx="18" presStyleCnt="38">
+      <dgm:prSet presAssocID="{D48397B3-0525-496C-B3E3-64B0B114A93C}" presName="rootText" presStyleLbl="node4" presStyleIdx="17" presStyleCnt="35">
         <dgm:presLayoutVars>
           <dgm:chPref val="3"/>
         </dgm:presLayoutVars>
@@ -15470,7 +13882,7 @@
       <dgm:spPr/>
     </dgm:pt>
     <dgm:pt modelId="{CCB81820-6533-4CE8-A375-3B89CA1B2CF7}" type="pres">
-      <dgm:prSet presAssocID="{D48397B3-0525-496C-B3E3-64B0B114A93C}" presName="rootConnector" presStyleLbl="node4" presStyleIdx="18" presStyleCnt="38"/>
+      <dgm:prSet presAssocID="{D48397B3-0525-496C-B3E3-64B0B114A93C}" presName="rootConnector" presStyleLbl="node4" presStyleIdx="17" presStyleCnt="35"/>
       <dgm:spPr/>
     </dgm:pt>
     <dgm:pt modelId="{730420FF-9522-437A-A3B3-EDE3C594864B}" type="pres">
@@ -15518,7 +13930,7 @@
       <dgm:spPr/>
     </dgm:pt>
     <dgm:pt modelId="{4E2FB7B2-4254-4147-A4CF-CE26B0E634BF}" type="pres">
-      <dgm:prSet presAssocID="{FB7B1A09-C8E3-46EC-B76F-3D07ADCE4120}" presName="Name37" presStyleLbl="parChTrans1D4" presStyleIdx="19" presStyleCnt="38"/>
+      <dgm:prSet presAssocID="{FB7B1A09-C8E3-46EC-B76F-3D07ADCE4120}" presName="Name37" presStyleLbl="parChTrans1D4" presStyleIdx="18" presStyleCnt="35"/>
       <dgm:spPr/>
     </dgm:pt>
     <dgm:pt modelId="{D9BD4F75-8E7E-4D77-A789-3C63B0F12C74}" type="pres">
@@ -15534,7 +13946,7 @@
       <dgm:spPr/>
     </dgm:pt>
     <dgm:pt modelId="{DF741B46-4FD4-42D0-98F0-BEFC74B20A37}" type="pres">
-      <dgm:prSet presAssocID="{41CAF5FF-ED1C-47FC-908A-FF828CD4DAF9}" presName="rootText" presStyleLbl="node4" presStyleIdx="19" presStyleCnt="38">
+      <dgm:prSet presAssocID="{41CAF5FF-ED1C-47FC-908A-FF828CD4DAF9}" presName="rootText" presStyleLbl="node4" presStyleIdx="18" presStyleCnt="35">
         <dgm:presLayoutVars>
           <dgm:chPref val="3"/>
         </dgm:presLayoutVars>
@@ -15542,7 +13954,7 @@
       <dgm:spPr/>
     </dgm:pt>
     <dgm:pt modelId="{EBFB6142-103A-4C8A-9194-2A8034D3AEAB}" type="pres">
-      <dgm:prSet presAssocID="{41CAF5FF-ED1C-47FC-908A-FF828CD4DAF9}" presName="rootConnector" presStyleLbl="node4" presStyleIdx="19" presStyleCnt="38"/>
+      <dgm:prSet presAssocID="{41CAF5FF-ED1C-47FC-908A-FF828CD4DAF9}" presName="rootConnector" presStyleLbl="node4" presStyleIdx="18" presStyleCnt="35"/>
       <dgm:spPr/>
     </dgm:pt>
     <dgm:pt modelId="{9E0E9A4E-A4DF-4030-A782-0B8F5CB99516}" type="pres">
@@ -15554,7 +13966,7 @@
       <dgm:spPr/>
     </dgm:pt>
     <dgm:pt modelId="{434EDB13-9886-4A8D-B8E0-644748A73094}" type="pres">
-      <dgm:prSet presAssocID="{E123D11F-0BF4-4CAC-8264-2F34E5F4A164}" presName="Name37" presStyleLbl="parChTrans1D4" presStyleIdx="20" presStyleCnt="38"/>
+      <dgm:prSet presAssocID="{E123D11F-0BF4-4CAC-8264-2F34E5F4A164}" presName="Name37" presStyleLbl="parChTrans1D4" presStyleIdx="19" presStyleCnt="35"/>
       <dgm:spPr/>
     </dgm:pt>
     <dgm:pt modelId="{691A4EB1-F4F3-4F0D-B00A-532480CC70D9}" type="pres">
@@ -15570,7 +13982,7 @@
       <dgm:spPr/>
     </dgm:pt>
     <dgm:pt modelId="{DF9AE032-6BA0-425E-B769-176BE222FFFD}" type="pres">
-      <dgm:prSet presAssocID="{4C900005-9D1A-4125-BD22-6910C1817918}" presName="rootText" presStyleLbl="node4" presStyleIdx="20" presStyleCnt="38">
+      <dgm:prSet presAssocID="{4C900005-9D1A-4125-BD22-6910C1817918}" presName="rootText" presStyleLbl="node4" presStyleIdx="19" presStyleCnt="35">
         <dgm:presLayoutVars>
           <dgm:chPref val="3"/>
         </dgm:presLayoutVars>
@@ -15578,7 +13990,7 @@
       <dgm:spPr/>
     </dgm:pt>
     <dgm:pt modelId="{CD92F13A-7EFD-478F-91EF-F85F08823686}" type="pres">
-      <dgm:prSet presAssocID="{4C900005-9D1A-4125-BD22-6910C1817918}" presName="rootConnector" presStyleLbl="node4" presStyleIdx="20" presStyleCnt="38"/>
+      <dgm:prSet presAssocID="{4C900005-9D1A-4125-BD22-6910C1817918}" presName="rootConnector" presStyleLbl="node4" presStyleIdx="19" presStyleCnt="35"/>
       <dgm:spPr/>
     </dgm:pt>
     <dgm:pt modelId="{CD25F837-1BB1-485D-8D99-E4DE7D494430}" type="pres">
@@ -15590,7 +14002,7 @@
       <dgm:spPr/>
     </dgm:pt>
     <dgm:pt modelId="{7E3FB27E-450F-497E-91BC-FA43102390DD}" type="pres">
-      <dgm:prSet presAssocID="{691B1BF5-8040-4289-8FE6-719A0C0E86F7}" presName="Name37" presStyleLbl="parChTrans1D4" presStyleIdx="21" presStyleCnt="38"/>
+      <dgm:prSet presAssocID="{691B1BF5-8040-4289-8FE6-719A0C0E86F7}" presName="Name37" presStyleLbl="parChTrans1D4" presStyleIdx="20" presStyleCnt="35"/>
       <dgm:spPr/>
     </dgm:pt>
     <dgm:pt modelId="{F48DF243-7E62-4DE9-B9EE-FDE2CE188A1B}" type="pres">
@@ -15606,7 +14018,7 @@
       <dgm:spPr/>
     </dgm:pt>
     <dgm:pt modelId="{75791F27-CCCB-4B6A-AF84-B2402673BE19}" type="pres">
-      <dgm:prSet presAssocID="{5EAF7942-9894-4EEE-924C-265055E67242}" presName="rootText" presStyleLbl="node4" presStyleIdx="21" presStyleCnt="38">
+      <dgm:prSet presAssocID="{5EAF7942-9894-4EEE-924C-265055E67242}" presName="rootText" presStyleLbl="node4" presStyleIdx="20" presStyleCnt="35">
         <dgm:presLayoutVars>
           <dgm:chPref val="3"/>
         </dgm:presLayoutVars>
@@ -15614,7 +14026,7 @@
       <dgm:spPr/>
     </dgm:pt>
     <dgm:pt modelId="{699DCBE2-9471-47CC-8112-28BC9B86CB4A}" type="pres">
-      <dgm:prSet presAssocID="{5EAF7942-9894-4EEE-924C-265055E67242}" presName="rootConnector" presStyleLbl="node4" presStyleIdx="21" presStyleCnt="38"/>
+      <dgm:prSet presAssocID="{5EAF7942-9894-4EEE-924C-265055E67242}" presName="rootConnector" presStyleLbl="node4" presStyleIdx="20" presStyleCnt="35"/>
       <dgm:spPr/>
     </dgm:pt>
     <dgm:pt modelId="{A3F990A8-591A-44E4-B501-142955822BCA}" type="pres">
@@ -15626,7 +14038,7 @@
       <dgm:spPr/>
     </dgm:pt>
     <dgm:pt modelId="{8476BA24-8EC4-4F67-9782-36248FEDB6B2}" type="pres">
-      <dgm:prSet presAssocID="{8597D95A-1AFC-4A71-AC3C-2C627D77EB6D}" presName="Name37" presStyleLbl="parChTrans1D4" presStyleIdx="22" presStyleCnt="38"/>
+      <dgm:prSet presAssocID="{8597D95A-1AFC-4A71-AC3C-2C627D77EB6D}" presName="Name37" presStyleLbl="parChTrans1D4" presStyleIdx="21" presStyleCnt="35"/>
       <dgm:spPr/>
     </dgm:pt>
     <dgm:pt modelId="{3A0F1AA7-765B-460A-BB9E-3B8FB0603316}" type="pres">
@@ -15642,7 +14054,7 @@
       <dgm:spPr/>
     </dgm:pt>
     <dgm:pt modelId="{A2C2BD87-4EDB-4DF4-BD0A-6B1A8A876AB0}" type="pres">
-      <dgm:prSet presAssocID="{56A9453C-E916-4F7D-8F20-88FE719820C3}" presName="rootText" presStyleLbl="node4" presStyleIdx="22" presStyleCnt="38">
+      <dgm:prSet presAssocID="{56A9453C-E916-4F7D-8F20-88FE719820C3}" presName="rootText" presStyleLbl="node4" presStyleIdx="21" presStyleCnt="35">
         <dgm:presLayoutVars>
           <dgm:chPref val="3"/>
         </dgm:presLayoutVars>
@@ -15650,7 +14062,7 @@
       <dgm:spPr/>
     </dgm:pt>
     <dgm:pt modelId="{94757437-AFEA-40A2-8575-0A96B094A9FC}" type="pres">
-      <dgm:prSet presAssocID="{56A9453C-E916-4F7D-8F20-88FE719820C3}" presName="rootConnector" presStyleLbl="node4" presStyleIdx="22" presStyleCnt="38"/>
+      <dgm:prSet presAssocID="{56A9453C-E916-4F7D-8F20-88FE719820C3}" presName="rootConnector" presStyleLbl="node4" presStyleIdx="21" presStyleCnt="35"/>
       <dgm:spPr/>
     </dgm:pt>
     <dgm:pt modelId="{2C920816-06C5-43AE-9D03-4C756246AEC3}" type="pres">
@@ -15662,7 +14074,7 @@
       <dgm:spPr/>
     </dgm:pt>
     <dgm:pt modelId="{B5CFDC45-53D3-4BDE-B91A-CA3EC78A34DF}" type="pres">
-      <dgm:prSet presAssocID="{A8490766-6882-4B9E-B81D-1DF5463AC04A}" presName="Name37" presStyleLbl="parChTrans1D4" presStyleIdx="23" presStyleCnt="38"/>
+      <dgm:prSet presAssocID="{A8490766-6882-4B9E-B81D-1DF5463AC04A}" presName="Name37" presStyleLbl="parChTrans1D4" presStyleIdx="22" presStyleCnt="35"/>
       <dgm:spPr/>
     </dgm:pt>
     <dgm:pt modelId="{F091212A-1091-4A7A-8D3B-28234C773A2D}" type="pres">
@@ -15678,7 +14090,7 @@
       <dgm:spPr/>
     </dgm:pt>
     <dgm:pt modelId="{6010FB6C-0BAD-4DFB-901C-84CE3037DE56}" type="pres">
-      <dgm:prSet presAssocID="{7B68238E-15F2-4F74-9997-2596EED44BDF}" presName="rootText" presStyleLbl="node4" presStyleIdx="23" presStyleCnt="38">
+      <dgm:prSet presAssocID="{7B68238E-15F2-4F74-9997-2596EED44BDF}" presName="rootText" presStyleLbl="node4" presStyleIdx="22" presStyleCnt="35">
         <dgm:presLayoutVars>
           <dgm:chPref val="3"/>
         </dgm:presLayoutVars>
@@ -15686,7 +14098,7 @@
       <dgm:spPr/>
     </dgm:pt>
     <dgm:pt modelId="{F49E9248-E6F7-4BE6-8565-5DED0DB5C5CF}" type="pres">
-      <dgm:prSet presAssocID="{7B68238E-15F2-4F74-9997-2596EED44BDF}" presName="rootConnector" presStyleLbl="node4" presStyleIdx="23" presStyleCnt="38"/>
+      <dgm:prSet presAssocID="{7B68238E-15F2-4F74-9997-2596EED44BDF}" presName="rootConnector" presStyleLbl="node4" presStyleIdx="22" presStyleCnt="35"/>
       <dgm:spPr/>
     </dgm:pt>
     <dgm:pt modelId="{BC6F1E4F-DB0C-4222-9D3D-0E3318C670FE}" type="pres">
@@ -15698,7 +14110,7 @@
       <dgm:spPr/>
     </dgm:pt>
     <dgm:pt modelId="{6D5A5DFC-32B5-4BB9-812C-BD7B3EEFD2D2}" type="pres">
-      <dgm:prSet presAssocID="{77D325AE-DA40-4B7A-9AF8-7B78CDF8C61A}" presName="Name37" presStyleLbl="parChTrans1D4" presStyleIdx="24" presStyleCnt="38"/>
+      <dgm:prSet presAssocID="{77D325AE-DA40-4B7A-9AF8-7B78CDF8C61A}" presName="Name37" presStyleLbl="parChTrans1D4" presStyleIdx="23" presStyleCnt="35"/>
       <dgm:spPr/>
     </dgm:pt>
     <dgm:pt modelId="{EB56BF6A-626F-4D1C-9A1F-896EAB93B93C}" type="pres">
@@ -15714,7 +14126,7 @@
       <dgm:spPr/>
     </dgm:pt>
     <dgm:pt modelId="{8EBB4A0E-9A4A-4499-A5F1-C62EE044EACE}" type="pres">
-      <dgm:prSet presAssocID="{7EBE9796-93AB-46B4-A868-577A35C1543C}" presName="rootText" presStyleLbl="node4" presStyleIdx="24" presStyleCnt="38">
+      <dgm:prSet presAssocID="{7EBE9796-93AB-46B4-A868-577A35C1543C}" presName="rootText" presStyleLbl="node4" presStyleIdx="23" presStyleCnt="35">
         <dgm:presLayoutVars>
           <dgm:chPref val="3"/>
         </dgm:presLayoutVars>
@@ -15722,7 +14134,7 @@
       <dgm:spPr/>
     </dgm:pt>
     <dgm:pt modelId="{09792DFF-715D-472E-BA78-948B0D4D43A1}" type="pres">
-      <dgm:prSet presAssocID="{7EBE9796-93AB-46B4-A868-577A35C1543C}" presName="rootConnector" presStyleLbl="node4" presStyleIdx="24" presStyleCnt="38"/>
+      <dgm:prSet presAssocID="{7EBE9796-93AB-46B4-A868-577A35C1543C}" presName="rootConnector" presStyleLbl="node4" presStyleIdx="23" presStyleCnt="35"/>
       <dgm:spPr/>
     </dgm:pt>
     <dgm:pt modelId="{3F30D7C8-E478-483D-A358-D23A44119040}" type="pres">
@@ -15734,7 +14146,7 @@
       <dgm:spPr/>
     </dgm:pt>
     <dgm:pt modelId="{C2770919-6A40-4EA8-8C4F-76D3FA7D2D22}" type="pres">
-      <dgm:prSet presAssocID="{5C016287-5A52-4554-8D65-67E4847AA027}" presName="Name37" presStyleLbl="parChTrans1D4" presStyleIdx="25" presStyleCnt="38"/>
+      <dgm:prSet presAssocID="{5C016287-5A52-4554-8D65-67E4847AA027}" presName="Name37" presStyleLbl="parChTrans1D4" presStyleIdx="24" presStyleCnt="35"/>
       <dgm:spPr/>
     </dgm:pt>
     <dgm:pt modelId="{B9AD5E6C-1C55-4FE9-9C70-9AF7E4A6D905}" type="pres">
@@ -15750,7 +14162,7 @@
       <dgm:spPr/>
     </dgm:pt>
     <dgm:pt modelId="{68D9BC08-75D4-4439-8291-B41374B09988}" type="pres">
-      <dgm:prSet presAssocID="{E0DF0E31-1829-468D-8617-40FAAB5E2895}" presName="rootText" presStyleLbl="node4" presStyleIdx="25" presStyleCnt="38">
+      <dgm:prSet presAssocID="{E0DF0E31-1829-468D-8617-40FAAB5E2895}" presName="rootText" presStyleLbl="node4" presStyleIdx="24" presStyleCnt="35">
         <dgm:presLayoutVars>
           <dgm:chPref val="3"/>
         </dgm:presLayoutVars>
@@ -15758,7 +14170,7 @@
       <dgm:spPr/>
     </dgm:pt>
     <dgm:pt modelId="{FA17BD61-3076-44D8-AABA-86C70B720D66}" type="pres">
-      <dgm:prSet presAssocID="{E0DF0E31-1829-468D-8617-40FAAB5E2895}" presName="rootConnector" presStyleLbl="node4" presStyleIdx="25" presStyleCnt="38"/>
+      <dgm:prSet presAssocID="{E0DF0E31-1829-468D-8617-40FAAB5E2895}" presName="rootConnector" presStyleLbl="node4" presStyleIdx="24" presStyleCnt="35"/>
       <dgm:spPr/>
     </dgm:pt>
     <dgm:pt modelId="{2F3710F0-993B-4401-9324-1E7B11C2D8CD}" type="pres">
@@ -15842,7 +14254,7 @@
       <dgm:spPr/>
     </dgm:pt>
     <dgm:pt modelId="{77F7B802-3945-47B4-9AC3-DF372D14A457}" type="pres">
-      <dgm:prSet presAssocID="{D833B120-77C8-4997-BD10-A04C8B622DB8}" presName="Name37" presStyleLbl="parChTrans1D4" presStyleIdx="26" presStyleCnt="38"/>
+      <dgm:prSet presAssocID="{D833B120-77C8-4997-BD10-A04C8B622DB8}" presName="Name37" presStyleLbl="parChTrans1D4" presStyleIdx="25" presStyleCnt="35"/>
       <dgm:spPr/>
     </dgm:pt>
     <dgm:pt modelId="{C7643E0A-260B-46C2-89D6-0DA8DBC94E0C}" type="pres">
@@ -15858,7 +14270,7 @@
       <dgm:spPr/>
     </dgm:pt>
     <dgm:pt modelId="{01BE6381-1D9F-4CF4-AEC2-90A62699A821}" type="pres">
-      <dgm:prSet presAssocID="{5DC85711-1EF0-4D1D-96FA-94DA3802BE4E}" presName="rootText" presStyleLbl="node4" presStyleIdx="26" presStyleCnt="38">
+      <dgm:prSet presAssocID="{5DC85711-1EF0-4D1D-96FA-94DA3802BE4E}" presName="rootText" presStyleLbl="node4" presStyleIdx="25" presStyleCnt="35">
         <dgm:presLayoutVars>
           <dgm:chPref val="3"/>
         </dgm:presLayoutVars>
@@ -15866,7 +14278,7 @@
       <dgm:spPr/>
     </dgm:pt>
     <dgm:pt modelId="{DC57FE2D-7BE7-441F-9AA6-841777F45F3D}" type="pres">
-      <dgm:prSet presAssocID="{5DC85711-1EF0-4D1D-96FA-94DA3802BE4E}" presName="rootConnector" presStyleLbl="node4" presStyleIdx="26" presStyleCnt="38"/>
+      <dgm:prSet presAssocID="{5DC85711-1EF0-4D1D-96FA-94DA3802BE4E}" presName="rootConnector" presStyleLbl="node4" presStyleIdx="25" presStyleCnt="35"/>
       <dgm:spPr/>
     </dgm:pt>
     <dgm:pt modelId="{252587FA-D584-49F3-B777-6D409397D03E}" type="pres">
@@ -15877,44 +14289,8 @@
       <dgm:prSet presAssocID="{5DC85711-1EF0-4D1D-96FA-94DA3802BE4E}" presName="hierChild5" presStyleCnt="0"/>
       <dgm:spPr/>
     </dgm:pt>
-    <dgm:pt modelId="{B43944D4-016D-4AEC-9224-9E4767FCF7B7}" type="pres">
-      <dgm:prSet presAssocID="{B51A5EC2-52A3-4521-ACD9-AA415FBE7BEE}" presName="Name37" presStyleLbl="parChTrans1D4" presStyleIdx="27" presStyleCnt="38"/>
-      <dgm:spPr/>
-    </dgm:pt>
-    <dgm:pt modelId="{CF43C5CE-3E71-4DD8-A342-E3EBA435532D}" type="pres">
-      <dgm:prSet presAssocID="{28F39099-DBF5-42BD-8CD4-41885D4E8E82}" presName="hierRoot2" presStyleCnt="0">
-        <dgm:presLayoutVars>
-          <dgm:hierBranch val="init"/>
-        </dgm:presLayoutVars>
-      </dgm:prSet>
-      <dgm:spPr/>
-    </dgm:pt>
-    <dgm:pt modelId="{34FB8E3E-D7C4-4C56-807E-110DF033F7F1}" type="pres">
-      <dgm:prSet presAssocID="{28F39099-DBF5-42BD-8CD4-41885D4E8E82}" presName="rootComposite" presStyleCnt="0"/>
-      <dgm:spPr/>
-    </dgm:pt>
-    <dgm:pt modelId="{234A15B4-70F2-428E-9FB2-D4683F8C015B}" type="pres">
-      <dgm:prSet presAssocID="{28F39099-DBF5-42BD-8CD4-41885D4E8E82}" presName="rootText" presStyleLbl="node4" presStyleIdx="27" presStyleCnt="38">
-        <dgm:presLayoutVars>
-          <dgm:chPref val="3"/>
-        </dgm:presLayoutVars>
-      </dgm:prSet>
-      <dgm:spPr/>
-    </dgm:pt>
-    <dgm:pt modelId="{6ABA289D-46F0-448F-821B-8DF1DCE255D8}" type="pres">
-      <dgm:prSet presAssocID="{28F39099-DBF5-42BD-8CD4-41885D4E8E82}" presName="rootConnector" presStyleLbl="node4" presStyleIdx="27" presStyleCnt="38"/>
-      <dgm:spPr/>
-    </dgm:pt>
-    <dgm:pt modelId="{C6A14B52-290E-4B74-AC92-1289451E1558}" type="pres">
-      <dgm:prSet presAssocID="{28F39099-DBF5-42BD-8CD4-41885D4E8E82}" presName="hierChild4" presStyleCnt="0"/>
-      <dgm:spPr/>
-    </dgm:pt>
-    <dgm:pt modelId="{BFE73294-B291-43B9-8BD2-62817B044AB1}" type="pres">
-      <dgm:prSet presAssocID="{28F39099-DBF5-42BD-8CD4-41885D4E8E82}" presName="hierChild5" presStyleCnt="0"/>
-      <dgm:spPr/>
-    </dgm:pt>
     <dgm:pt modelId="{5723848F-A2A9-4DC7-B8EF-CD5E11FED3EA}" type="pres">
-      <dgm:prSet presAssocID="{D4CB0878-16F6-4D41-B180-250C07968061}" presName="Name37" presStyleLbl="parChTrans1D4" presStyleIdx="28" presStyleCnt="38"/>
+      <dgm:prSet presAssocID="{D4CB0878-16F6-4D41-B180-250C07968061}" presName="Name37" presStyleLbl="parChTrans1D4" presStyleIdx="26" presStyleCnt="35"/>
       <dgm:spPr/>
     </dgm:pt>
     <dgm:pt modelId="{D2233E77-2FF2-43AF-86A9-BE2B47BA6178}" type="pres">
@@ -15930,7 +14306,7 @@
       <dgm:spPr/>
     </dgm:pt>
     <dgm:pt modelId="{9768285B-6372-4848-B225-3F8F700E3446}" type="pres">
-      <dgm:prSet presAssocID="{85AA9047-8686-46BB-B254-659A0952047A}" presName="rootText" presStyleLbl="node4" presStyleIdx="28" presStyleCnt="38">
+      <dgm:prSet presAssocID="{85AA9047-8686-46BB-B254-659A0952047A}" presName="rootText" presStyleLbl="node4" presStyleIdx="26" presStyleCnt="35">
         <dgm:presLayoutVars>
           <dgm:chPref val="3"/>
         </dgm:presLayoutVars>
@@ -15938,7 +14314,7 @@
       <dgm:spPr/>
     </dgm:pt>
     <dgm:pt modelId="{E98F4C0B-C463-4F71-B70D-FB72AD902733}" type="pres">
-      <dgm:prSet presAssocID="{85AA9047-8686-46BB-B254-659A0952047A}" presName="rootConnector" presStyleLbl="node4" presStyleIdx="28" presStyleCnt="38"/>
+      <dgm:prSet presAssocID="{85AA9047-8686-46BB-B254-659A0952047A}" presName="rootConnector" presStyleLbl="node4" presStyleIdx="26" presStyleCnt="35"/>
       <dgm:spPr/>
     </dgm:pt>
     <dgm:pt modelId="{FAB84A8E-198E-4E59-96CD-FB8CD2FD11A9}" type="pres">
@@ -15950,7 +14326,7 @@
       <dgm:spPr/>
     </dgm:pt>
     <dgm:pt modelId="{14511174-61B6-49B2-80A5-D13339292F77}" type="pres">
-      <dgm:prSet presAssocID="{A83AFDD7-9238-43C3-825A-587C56F9D352}" presName="Name37" presStyleLbl="parChTrans1D4" presStyleIdx="29" presStyleCnt="38"/>
+      <dgm:prSet presAssocID="{A83AFDD7-9238-43C3-825A-587C56F9D352}" presName="Name37" presStyleLbl="parChTrans1D4" presStyleIdx="27" presStyleCnt="35"/>
       <dgm:spPr/>
     </dgm:pt>
     <dgm:pt modelId="{270A70CD-1832-4007-BD27-7E6EB5BBB2C4}" type="pres">
@@ -15966,7 +14342,7 @@
       <dgm:spPr/>
     </dgm:pt>
     <dgm:pt modelId="{80B823A2-BF02-48AC-A9B6-4D170FF0FB11}" type="pres">
-      <dgm:prSet presAssocID="{9268C12E-EAEC-4E38-9CCC-1821749EDF42}" presName="rootText" presStyleLbl="node4" presStyleIdx="29" presStyleCnt="38">
+      <dgm:prSet presAssocID="{9268C12E-EAEC-4E38-9CCC-1821749EDF42}" presName="rootText" presStyleLbl="node4" presStyleIdx="27" presStyleCnt="35">
         <dgm:presLayoutVars>
           <dgm:chPref val="3"/>
         </dgm:presLayoutVars>
@@ -15974,7 +14350,7 @@
       <dgm:spPr/>
     </dgm:pt>
     <dgm:pt modelId="{3A5140C6-1A7F-4965-8E45-8044483F441B}" type="pres">
-      <dgm:prSet presAssocID="{9268C12E-EAEC-4E38-9CCC-1821749EDF42}" presName="rootConnector" presStyleLbl="node4" presStyleIdx="29" presStyleCnt="38"/>
+      <dgm:prSet presAssocID="{9268C12E-EAEC-4E38-9CCC-1821749EDF42}" presName="rootConnector" presStyleLbl="node4" presStyleIdx="27" presStyleCnt="35"/>
       <dgm:spPr/>
     </dgm:pt>
     <dgm:pt modelId="{355DEFE6-80DB-4E7D-A6AC-86867E710407}" type="pres">
@@ -15986,7 +14362,7 @@
       <dgm:spPr/>
     </dgm:pt>
     <dgm:pt modelId="{640A2473-C5A2-4B20-A1C0-5AE7B8797770}" type="pres">
-      <dgm:prSet presAssocID="{C19EDD3B-E9CC-4784-8A4E-E98E75A19B04}" presName="Name37" presStyleLbl="parChTrans1D4" presStyleIdx="30" presStyleCnt="38"/>
+      <dgm:prSet presAssocID="{C19EDD3B-E9CC-4784-8A4E-E98E75A19B04}" presName="Name37" presStyleLbl="parChTrans1D4" presStyleIdx="28" presStyleCnt="35"/>
       <dgm:spPr/>
     </dgm:pt>
     <dgm:pt modelId="{ACE72B29-4948-49E3-9731-89D0B69DFEFD}" type="pres">
@@ -16002,7 +14378,7 @@
       <dgm:spPr/>
     </dgm:pt>
     <dgm:pt modelId="{D7FBE61E-8B3F-48EA-AC0D-C54FC43BB61F}" type="pres">
-      <dgm:prSet presAssocID="{307C7E5F-892A-46B9-BDD0-273F63E1300D}" presName="rootText" presStyleLbl="node4" presStyleIdx="30" presStyleCnt="38">
+      <dgm:prSet presAssocID="{307C7E5F-892A-46B9-BDD0-273F63E1300D}" presName="rootText" presStyleLbl="node4" presStyleIdx="28" presStyleCnt="35">
         <dgm:presLayoutVars>
           <dgm:chPref val="3"/>
         </dgm:presLayoutVars>
@@ -16010,7 +14386,7 @@
       <dgm:spPr/>
     </dgm:pt>
     <dgm:pt modelId="{B39DB42B-E0E8-4248-837F-D168E7B781A2}" type="pres">
-      <dgm:prSet presAssocID="{307C7E5F-892A-46B9-BDD0-273F63E1300D}" presName="rootConnector" presStyleLbl="node4" presStyleIdx="30" presStyleCnt="38"/>
+      <dgm:prSet presAssocID="{307C7E5F-892A-46B9-BDD0-273F63E1300D}" presName="rootConnector" presStyleLbl="node4" presStyleIdx="28" presStyleCnt="35"/>
       <dgm:spPr/>
     </dgm:pt>
     <dgm:pt modelId="{8B34B038-D8CB-4706-99EC-1ABA885AE77C}" type="pres">
@@ -16058,7 +14434,7 @@
       <dgm:spPr/>
     </dgm:pt>
     <dgm:pt modelId="{C6687010-523D-4168-AF13-45ECDB526A75}" type="pres">
-      <dgm:prSet presAssocID="{BDC1417A-13F4-42CA-B13C-5C535BFF9C22}" presName="Name37" presStyleLbl="parChTrans1D4" presStyleIdx="31" presStyleCnt="38"/>
+      <dgm:prSet presAssocID="{BDC1417A-13F4-42CA-B13C-5C535BFF9C22}" presName="Name37" presStyleLbl="parChTrans1D4" presStyleIdx="29" presStyleCnt="35"/>
       <dgm:spPr/>
     </dgm:pt>
     <dgm:pt modelId="{07FD0625-1360-499C-99FE-5B317C5FB5C0}" type="pres">
@@ -16074,7 +14450,7 @@
       <dgm:spPr/>
     </dgm:pt>
     <dgm:pt modelId="{85B86A58-501D-4F1A-8B10-B0D6240B828D}" type="pres">
-      <dgm:prSet presAssocID="{D6601C10-C316-4E65-8983-38A5C5B6B474}" presName="rootText" presStyleLbl="node4" presStyleIdx="31" presStyleCnt="38">
+      <dgm:prSet presAssocID="{D6601C10-C316-4E65-8983-38A5C5B6B474}" presName="rootText" presStyleLbl="node4" presStyleIdx="29" presStyleCnt="35">
         <dgm:presLayoutVars>
           <dgm:chPref val="3"/>
         </dgm:presLayoutVars>
@@ -16082,7 +14458,7 @@
       <dgm:spPr/>
     </dgm:pt>
     <dgm:pt modelId="{1F354759-DEBA-4934-B374-D9018CCE4A9E}" type="pres">
-      <dgm:prSet presAssocID="{D6601C10-C316-4E65-8983-38A5C5B6B474}" presName="rootConnector" presStyleLbl="node4" presStyleIdx="31" presStyleCnt="38"/>
+      <dgm:prSet presAssocID="{D6601C10-C316-4E65-8983-38A5C5B6B474}" presName="rootConnector" presStyleLbl="node4" presStyleIdx="29" presStyleCnt="35"/>
       <dgm:spPr/>
     </dgm:pt>
     <dgm:pt modelId="{EEA0F4D0-4564-415F-8934-24312166C5E7}" type="pres">
@@ -16093,80 +14469,8 @@
       <dgm:prSet presAssocID="{D6601C10-C316-4E65-8983-38A5C5B6B474}" presName="hierChild5" presStyleCnt="0"/>
       <dgm:spPr/>
     </dgm:pt>
-    <dgm:pt modelId="{0559EA28-2C1D-4649-98D6-EB28971AC19B}" type="pres">
-      <dgm:prSet presAssocID="{6BE13589-6DB8-46BC-94BE-5C296AFA79E4}" presName="Name37" presStyleLbl="parChTrans1D4" presStyleIdx="32" presStyleCnt="38"/>
-      <dgm:spPr/>
-    </dgm:pt>
-    <dgm:pt modelId="{11E1ECFF-8AFD-4832-9110-3497BCF213D4}" type="pres">
-      <dgm:prSet presAssocID="{EA518BAB-569A-4AF6-BC0F-D153186B29CF}" presName="hierRoot2" presStyleCnt="0">
-        <dgm:presLayoutVars>
-          <dgm:hierBranch val="init"/>
-        </dgm:presLayoutVars>
-      </dgm:prSet>
-      <dgm:spPr/>
-    </dgm:pt>
-    <dgm:pt modelId="{040A936F-D442-4460-A808-B5F43E255A6F}" type="pres">
-      <dgm:prSet presAssocID="{EA518BAB-569A-4AF6-BC0F-D153186B29CF}" presName="rootComposite" presStyleCnt="0"/>
-      <dgm:spPr/>
-    </dgm:pt>
-    <dgm:pt modelId="{382CD501-2E5D-41C0-A7C5-A55C04ABAACE}" type="pres">
-      <dgm:prSet presAssocID="{EA518BAB-569A-4AF6-BC0F-D153186B29CF}" presName="rootText" presStyleLbl="node4" presStyleIdx="32" presStyleCnt="38">
-        <dgm:presLayoutVars>
-          <dgm:chPref val="3"/>
-        </dgm:presLayoutVars>
-      </dgm:prSet>
-      <dgm:spPr/>
-    </dgm:pt>
-    <dgm:pt modelId="{D4841867-D10C-48EF-AF4D-19F42F028458}" type="pres">
-      <dgm:prSet presAssocID="{EA518BAB-569A-4AF6-BC0F-D153186B29CF}" presName="rootConnector" presStyleLbl="node4" presStyleIdx="32" presStyleCnt="38"/>
-      <dgm:spPr/>
-    </dgm:pt>
-    <dgm:pt modelId="{3BE7AE7C-1884-4757-B7D0-E822AC4AB76E}" type="pres">
-      <dgm:prSet presAssocID="{EA518BAB-569A-4AF6-BC0F-D153186B29CF}" presName="hierChild4" presStyleCnt="0"/>
-      <dgm:spPr/>
-    </dgm:pt>
-    <dgm:pt modelId="{6FDB58E2-C002-4838-9FEE-9F592EF01258}" type="pres">
-      <dgm:prSet presAssocID="{EA518BAB-569A-4AF6-BC0F-D153186B29CF}" presName="hierChild5" presStyleCnt="0"/>
-      <dgm:spPr/>
-    </dgm:pt>
-    <dgm:pt modelId="{ABBAD6EE-5FB1-4834-90BB-BBE6B31CE24D}" type="pres">
-      <dgm:prSet presAssocID="{1D054FC4-A9CA-4FBA-BE45-DCFD4A9FA05B}" presName="Name37" presStyleLbl="parChTrans1D4" presStyleIdx="33" presStyleCnt="38"/>
-      <dgm:spPr/>
-    </dgm:pt>
-    <dgm:pt modelId="{FC9EA3C2-66FA-4F2B-A449-58D638D6C0E8}" type="pres">
-      <dgm:prSet presAssocID="{FAE95931-DB0C-479A-87A9-C74541FFA63E}" presName="hierRoot2" presStyleCnt="0">
-        <dgm:presLayoutVars>
-          <dgm:hierBranch val="init"/>
-        </dgm:presLayoutVars>
-      </dgm:prSet>
-      <dgm:spPr/>
-    </dgm:pt>
-    <dgm:pt modelId="{22436A05-95A1-44B6-BE76-2A3D479CB880}" type="pres">
-      <dgm:prSet presAssocID="{FAE95931-DB0C-479A-87A9-C74541FFA63E}" presName="rootComposite" presStyleCnt="0"/>
-      <dgm:spPr/>
-    </dgm:pt>
-    <dgm:pt modelId="{69E95BDC-8DEB-4227-BDB4-AA188C40A8F2}" type="pres">
-      <dgm:prSet presAssocID="{FAE95931-DB0C-479A-87A9-C74541FFA63E}" presName="rootText" presStyleLbl="node4" presStyleIdx="33" presStyleCnt="38">
-        <dgm:presLayoutVars>
-          <dgm:chPref val="3"/>
-        </dgm:presLayoutVars>
-      </dgm:prSet>
-      <dgm:spPr/>
-    </dgm:pt>
-    <dgm:pt modelId="{681F2ED1-39A6-4D3C-81AA-00A9DF96F150}" type="pres">
-      <dgm:prSet presAssocID="{FAE95931-DB0C-479A-87A9-C74541FFA63E}" presName="rootConnector" presStyleLbl="node4" presStyleIdx="33" presStyleCnt="38"/>
-      <dgm:spPr/>
-    </dgm:pt>
-    <dgm:pt modelId="{4F3F4D56-57D5-4514-9F4C-B433C792F9B3}" type="pres">
-      <dgm:prSet presAssocID="{FAE95931-DB0C-479A-87A9-C74541FFA63E}" presName="hierChild4" presStyleCnt="0"/>
-      <dgm:spPr/>
-    </dgm:pt>
-    <dgm:pt modelId="{C6FC6D17-6752-4229-B6E5-56DF1B8508F0}" type="pres">
-      <dgm:prSet presAssocID="{FAE95931-DB0C-479A-87A9-C74541FFA63E}" presName="hierChild5" presStyleCnt="0"/>
-      <dgm:spPr/>
-    </dgm:pt>
     <dgm:pt modelId="{DFF846B8-2BC0-4837-B622-712B4FDDF1C6}" type="pres">
-      <dgm:prSet presAssocID="{CA27D97D-A43F-4366-9AC1-E160380319B7}" presName="Name37" presStyleLbl="parChTrans1D4" presStyleIdx="34" presStyleCnt="38"/>
+      <dgm:prSet presAssocID="{CA27D97D-A43F-4366-9AC1-E160380319B7}" presName="Name37" presStyleLbl="parChTrans1D4" presStyleIdx="30" presStyleCnt="35"/>
       <dgm:spPr/>
     </dgm:pt>
     <dgm:pt modelId="{5CA2D48F-671D-4AC6-9715-A6C9612F919B}" type="pres">
@@ -16182,7 +14486,7 @@
       <dgm:spPr/>
     </dgm:pt>
     <dgm:pt modelId="{A375663D-BC3F-4763-AD97-85E7386F5C19}" type="pres">
-      <dgm:prSet presAssocID="{5E3330BE-4A29-4FAF-8C9B-D07EEDC8D0EB}" presName="rootText" presStyleLbl="node4" presStyleIdx="34" presStyleCnt="38">
+      <dgm:prSet presAssocID="{5E3330BE-4A29-4FAF-8C9B-D07EEDC8D0EB}" presName="rootText" presStyleLbl="node4" presStyleIdx="30" presStyleCnt="35">
         <dgm:presLayoutVars>
           <dgm:chPref val="3"/>
         </dgm:presLayoutVars>
@@ -16190,7 +14494,7 @@
       <dgm:spPr/>
     </dgm:pt>
     <dgm:pt modelId="{FB2F5780-1A9A-4014-99C4-AB7E7E2F5653}" type="pres">
-      <dgm:prSet presAssocID="{5E3330BE-4A29-4FAF-8C9B-D07EEDC8D0EB}" presName="rootConnector" presStyleLbl="node4" presStyleIdx="34" presStyleCnt="38"/>
+      <dgm:prSet presAssocID="{5E3330BE-4A29-4FAF-8C9B-D07EEDC8D0EB}" presName="rootConnector" presStyleLbl="node4" presStyleIdx="30" presStyleCnt="35"/>
       <dgm:spPr/>
     </dgm:pt>
     <dgm:pt modelId="{D5AECE6D-B2AA-4C49-AD42-6B1073A5B1E0}" type="pres">
@@ -16202,7 +14506,7 @@
       <dgm:spPr/>
     </dgm:pt>
     <dgm:pt modelId="{ABA2D44F-E4B7-4597-964E-5C89BBEEE4F5}" type="pres">
-      <dgm:prSet presAssocID="{725FEE45-4235-403E-9B31-8E076DF143A8}" presName="Name37" presStyleLbl="parChTrans1D4" presStyleIdx="35" presStyleCnt="38"/>
+      <dgm:prSet presAssocID="{725FEE45-4235-403E-9B31-8E076DF143A8}" presName="Name37" presStyleLbl="parChTrans1D4" presStyleIdx="31" presStyleCnt="35"/>
       <dgm:spPr/>
     </dgm:pt>
     <dgm:pt modelId="{BDE5C351-596F-4C04-B355-C98F9AA080F8}" type="pres">
@@ -16218,7 +14522,7 @@
       <dgm:spPr/>
     </dgm:pt>
     <dgm:pt modelId="{D5C45E8C-63C6-4011-81D1-2F3FCF042F37}" type="pres">
-      <dgm:prSet presAssocID="{5F5A1E57-33C7-487B-BCCD-02949316FE08}" presName="rootText" presStyleLbl="node4" presStyleIdx="35" presStyleCnt="38">
+      <dgm:prSet presAssocID="{5F5A1E57-33C7-487B-BCCD-02949316FE08}" presName="rootText" presStyleLbl="node4" presStyleIdx="31" presStyleCnt="35">
         <dgm:presLayoutVars>
           <dgm:chPref val="3"/>
         </dgm:presLayoutVars>
@@ -16226,7 +14530,7 @@
       <dgm:spPr/>
     </dgm:pt>
     <dgm:pt modelId="{68711296-7930-42C4-A69C-C5A15259BD74}" type="pres">
-      <dgm:prSet presAssocID="{5F5A1E57-33C7-487B-BCCD-02949316FE08}" presName="rootConnector" presStyleLbl="node4" presStyleIdx="35" presStyleCnt="38"/>
+      <dgm:prSet presAssocID="{5F5A1E57-33C7-487B-BCCD-02949316FE08}" presName="rootConnector" presStyleLbl="node4" presStyleIdx="31" presStyleCnt="35"/>
       <dgm:spPr/>
     </dgm:pt>
     <dgm:pt modelId="{A8DE6FAE-332C-4D00-8A5D-801E96B84B01}" type="pres">
@@ -16238,7 +14542,7 @@
       <dgm:spPr/>
     </dgm:pt>
     <dgm:pt modelId="{7583D133-D631-4830-9C94-8BD229FE10D7}" type="pres">
-      <dgm:prSet presAssocID="{7A660BC2-E35D-4CB4-B11E-B44BCD3A4BA9}" presName="Name37" presStyleLbl="parChTrans1D4" presStyleIdx="36" presStyleCnt="38"/>
+      <dgm:prSet presAssocID="{7A660BC2-E35D-4CB4-B11E-B44BCD3A4BA9}" presName="Name37" presStyleLbl="parChTrans1D4" presStyleIdx="32" presStyleCnt="35"/>
       <dgm:spPr/>
     </dgm:pt>
     <dgm:pt modelId="{F7F1E493-5490-4137-B6F5-32FABCEA29A0}" type="pres">
@@ -16254,7 +14558,7 @@
       <dgm:spPr/>
     </dgm:pt>
     <dgm:pt modelId="{7C1D99B9-2DDE-4676-A7C1-2FB008D36260}" type="pres">
-      <dgm:prSet presAssocID="{013829E1-6A19-444B-BC9B-F8BDF84BF5F9}" presName="rootText" presStyleLbl="node4" presStyleIdx="36" presStyleCnt="38">
+      <dgm:prSet presAssocID="{013829E1-6A19-444B-BC9B-F8BDF84BF5F9}" presName="rootText" presStyleLbl="node4" presStyleIdx="32" presStyleCnt="35">
         <dgm:presLayoutVars>
           <dgm:chPref val="3"/>
         </dgm:presLayoutVars>
@@ -16262,7 +14566,7 @@
       <dgm:spPr/>
     </dgm:pt>
     <dgm:pt modelId="{C6DD071C-5D7D-4B4E-9CF7-2E6507DD402B}" type="pres">
-      <dgm:prSet presAssocID="{013829E1-6A19-444B-BC9B-F8BDF84BF5F9}" presName="rootConnector" presStyleLbl="node4" presStyleIdx="36" presStyleCnt="38"/>
+      <dgm:prSet presAssocID="{013829E1-6A19-444B-BC9B-F8BDF84BF5F9}" presName="rootConnector" presStyleLbl="node4" presStyleIdx="32" presStyleCnt="35"/>
       <dgm:spPr/>
     </dgm:pt>
     <dgm:pt modelId="{A1B15E5E-91AE-4905-BA08-6597B0A49732}" type="pres">
@@ -16273,8 +14577,44 @@
       <dgm:prSet presAssocID="{013829E1-6A19-444B-BC9B-F8BDF84BF5F9}" presName="hierChild5" presStyleCnt="0"/>
       <dgm:spPr/>
     </dgm:pt>
+    <dgm:pt modelId="{022C9D00-87A8-4917-8398-C662E19E099E}" type="pres">
+      <dgm:prSet presAssocID="{4B967008-74AE-42A8-9A9C-615EFEDB537F}" presName="Name37" presStyleLbl="parChTrans1D4" presStyleIdx="33" presStyleCnt="35"/>
+      <dgm:spPr/>
+    </dgm:pt>
+    <dgm:pt modelId="{2E1DDE31-DDA8-4F36-AAD5-2B08474CCEAC}" type="pres">
+      <dgm:prSet presAssocID="{207CB9B3-1048-4407-965C-D9A2B1A6F5C1}" presName="hierRoot2" presStyleCnt="0">
+        <dgm:presLayoutVars>
+          <dgm:hierBranch val="init"/>
+        </dgm:presLayoutVars>
+      </dgm:prSet>
+      <dgm:spPr/>
+    </dgm:pt>
+    <dgm:pt modelId="{6CB68CC4-15D2-4B12-B878-392184B93478}" type="pres">
+      <dgm:prSet presAssocID="{207CB9B3-1048-4407-965C-D9A2B1A6F5C1}" presName="rootComposite" presStyleCnt="0"/>
+      <dgm:spPr/>
+    </dgm:pt>
+    <dgm:pt modelId="{9EEB90CC-915D-4084-AA59-82E838D00069}" type="pres">
+      <dgm:prSet presAssocID="{207CB9B3-1048-4407-965C-D9A2B1A6F5C1}" presName="rootText" presStyleLbl="node4" presStyleIdx="33" presStyleCnt="35">
+        <dgm:presLayoutVars>
+          <dgm:chPref val="3"/>
+        </dgm:presLayoutVars>
+      </dgm:prSet>
+      <dgm:spPr/>
+    </dgm:pt>
+    <dgm:pt modelId="{097E5ECC-C75D-40BE-83D6-8E4E75C67687}" type="pres">
+      <dgm:prSet presAssocID="{207CB9B3-1048-4407-965C-D9A2B1A6F5C1}" presName="rootConnector" presStyleLbl="node4" presStyleIdx="33" presStyleCnt="35"/>
+      <dgm:spPr/>
+    </dgm:pt>
+    <dgm:pt modelId="{6705D661-824D-41D7-8A4A-71873DB58518}" type="pres">
+      <dgm:prSet presAssocID="{207CB9B3-1048-4407-965C-D9A2B1A6F5C1}" presName="hierChild4" presStyleCnt="0"/>
+      <dgm:spPr/>
+    </dgm:pt>
+    <dgm:pt modelId="{98C03392-8B01-4D5E-9D24-163F1FEED1A3}" type="pres">
+      <dgm:prSet presAssocID="{207CB9B3-1048-4407-965C-D9A2B1A6F5C1}" presName="hierChild5" presStyleCnt="0"/>
+      <dgm:spPr/>
+    </dgm:pt>
     <dgm:pt modelId="{CCB500D8-777A-40FD-AA84-028D82304146}" type="pres">
-      <dgm:prSet presAssocID="{8A26E731-883A-4B81-B438-EA0EE745EAF6}" presName="Name37" presStyleLbl="parChTrans1D4" presStyleIdx="37" presStyleCnt="38"/>
+      <dgm:prSet presAssocID="{8A26E731-883A-4B81-B438-EA0EE745EAF6}" presName="Name37" presStyleLbl="parChTrans1D4" presStyleIdx="34" presStyleCnt="35"/>
       <dgm:spPr/>
     </dgm:pt>
     <dgm:pt modelId="{885D8968-D762-4721-A7A1-9118B657A743}" type="pres">
@@ -16290,7 +14630,7 @@
       <dgm:spPr/>
     </dgm:pt>
     <dgm:pt modelId="{B5B23A58-5B2B-403C-9288-DA0A3EEB89E0}" type="pres">
-      <dgm:prSet presAssocID="{3F14CB44-FE1E-40F6-A3F9-5B9F1F523BFC}" presName="rootText" presStyleLbl="node4" presStyleIdx="37" presStyleCnt="38">
+      <dgm:prSet presAssocID="{3F14CB44-FE1E-40F6-A3F9-5B9F1F523BFC}" presName="rootText" presStyleLbl="node4" presStyleIdx="34" presStyleCnt="35">
         <dgm:presLayoutVars>
           <dgm:chPref val="3"/>
         </dgm:presLayoutVars>
@@ -16298,7 +14638,7 @@
       <dgm:spPr/>
     </dgm:pt>
     <dgm:pt modelId="{B33AF055-225F-4D1E-88FC-EB9B696D6411}" type="pres">
-      <dgm:prSet presAssocID="{3F14CB44-FE1E-40F6-A3F9-5B9F1F523BFC}" presName="rootConnector" presStyleLbl="node4" presStyleIdx="37" presStyleCnt="38"/>
+      <dgm:prSet presAssocID="{3F14CB44-FE1E-40F6-A3F9-5B9F1F523BFC}" presName="rootConnector" presStyleLbl="node4" presStyleIdx="34" presStyleCnt="35"/>
       <dgm:spPr/>
     </dgm:pt>
     <dgm:pt modelId="{78B36597-6DF2-4911-9103-E4B15989F52F}" type="pres">
@@ -16332,16 +14672,14 @@
     <dgm:cxn modelId="{C84B7108-186C-4611-A403-A40C13A32369}" type="presOf" srcId="{FC018EC2-13A1-41B6-A154-25678576644E}" destId="{21FDA4FA-098D-475F-95DB-976EC3EAC9B1}" srcOrd="0" destOrd="0" presId="urn:microsoft.com/office/officeart/2005/8/layout/orgChart1"/>
     <dgm:cxn modelId="{21C98308-96A7-469D-83C2-071FC5406C3A}" type="presOf" srcId="{0591C67F-375C-48A1-A9F0-B51CF4F86BA2}" destId="{71F97D58-F1C5-41FF-94BA-FEAFED8004DA}" srcOrd="1" destOrd="0" presId="urn:microsoft.com/office/officeart/2005/8/layout/orgChart1"/>
     <dgm:cxn modelId="{41F3730B-6A68-4214-B426-BC84E8DD0F43}" type="presOf" srcId="{2FBA5C80-74DB-4154-AE3D-662E2B8E5965}" destId="{BB306B06-4A2A-4C3B-BB2A-D67CB89932F4}" srcOrd="0" destOrd="0" presId="urn:microsoft.com/office/officeart/2005/8/layout/orgChart1"/>
+    <dgm:cxn modelId="{8608C90C-37C9-4554-8CE9-E962B3C917FB}" type="presOf" srcId="{207CB9B3-1048-4407-965C-D9A2B1A6F5C1}" destId="{097E5ECC-C75D-40BE-83D6-8E4E75C67687}" srcOrd="1" destOrd="0" presId="urn:microsoft.com/office/officeart/2005/8/layout/orgChart1"/>
     <dgm:cxn modelId="{8517330D-F321-4140-BD25-EF7F95ACCBEE}" type="presOf" srcId="{CA27D97D-A43F-4366-9AC1-E160380319B7}" destId="{DFF846B8-2BC0-4837-B622-712B4FDDF1C6}" srcOrd="0" destOrd="0" presId="urn:microsoft.com/office/officeart/2005/8/layout/orgChart1"/>
     <dgm:cxn modelId="{69F6860E-FF8C-4109-BF63-F6D559DEE7A8}" type="presOf" srcId="{4CBE073E-6A5E-4432-AA31-7DE9409701B6}" destId="{805EF34B-DC05-4F10-86DA-1B9366164AD2}" srcOrd="1" destOrd="0" presId="urn:microsoft.com/office/officeart/2005/8/layout/orgChart1"/>
     <dgm:cxn modelId="{0CABAF0E-13ED-4B8D-87BC-5D6A7EC01429}" type="presOf" srcId="{6175F310-2D0A-4673-B879-479930DB0946}" destId="{D68585C5-24E1-4BC7-9AC6-1B33F1FAE0B2}" srcOrd="1" destOrd="0" presId="urn:microsoft.com/office/officeart/2005/8/layout/orgChart1"/>
     <dgm:cxn modelId="{3AEEFA0E-8DB4-43EA-9F5E-C819B8B2100A}" srcId="{5E290B9B-4ABA-4A92-B528-7E4AA6810203}" destId="{6A01CA60-3323-4ACD-BE84-6F69746E81F4}" srcOrd="0" destOrd="0" parTransId="{A624FE6A-4F7B-4709-8789-9040DF6450B8}" sibTransId="{D97126D5-A474-49AA-A3AF-E0091250A431}"/>
-    <dgm:cxn modelId="{7570B50F-A875-471B-B2FC-1BCD92D6B626}" srcId="{2FBA5C80-74DB-4154-AE3D-662E2B8E5965}" destId="{A3B5195B-D147-4F96-B144-5018A1B65866}" srcOrd="1" destOrd="0" parTransId="{D8C54F29-5984-42E8-824B-5B4ECBEEA939}" sibTransId="{E4729C25-564E-40B7-9D08-037974680C82}"/>
-    <dgm:cxn modelId="{B21EC112-A748-4C7F-BF3E-96D8E4C13538}" type="presOf" srcId="{EA518BAB-569A-4AF6-BC0F-D153186B29CF}" destId="{382CD501-2E5D-41C0-A7C5-A55C04ABAACE}" srcOrd="0" destOrd="0" presId="urn:microsoft.com/office/officeart/2005/8/layout/orgChart1"/>
     <dgm:cxn modelId="{AFA5FF12-698C-4207-8A56-7D5DB9658DDC}" type="presOf" srcId="{579ACD5E-3F53-443C-A3BB-8A6AD8EBB5C1}" destId="{C419DBDC-1724-4EF2-827D-1C702529FA28}" srcOrd="1" destOrd="0" presId="urn:microsoft.com/office/officeart/2005/8/layout/orgChart1"/>
     <dgm:cxn modelId="{56351613-52A6-450C-B810-4C5CF8E0291F}" type="presOf" srcId="{8A7931D7-D45C-466A-ACFC-EFEC2712AC89}" destId="{BF6C8AE3-3295-479E-ABFF-CD426B61AE8F}" srcOrd="0" destOrd="0" presId="urn:microsoft.com/office/officeart/2005/8/layout/orgChart1"/>
     <dgm:cxn modelId="{27397113-6290-4E68-84D9-9EFF97EAA137}" type="presOf" srcId="{E97DC87D-CC81-4056-AF0C-541D42E0BC03}" destId="{9593BA0D-DAC4-45C3-8B45-B5A210A9523A}" srcOrd="0" destOrd="0" presId="urn:microsoft.com/office/officeart/2005/8/layout/orgChart1"/>
-    <dgm:cxn modelId="{58BA5414-4566-4BD5-BD84-49D855F40177}" srcId="{0591C67F-375C-48A1-A9F0-B51CF4F86BA2}" destId="{FAE95931-DB0C-479A-87A9-C74541FFA63E}" srcOrd="2" destOrd="0" parTransId="{1D054FC4-A9CA-4FBA-BE45-DCFD4A9FA05B}" sibTransId="{602C0C3D-B5D8-4AA1-8861-8E78EE1BA743}"/>
     <dgm:cxn modelId="{90945814-515B-4D68-AB19-635E9CD5A651}" type="presOf" srcId="{776BFE77-56C9-43DF-92C6-3B0613065EDC}" destId="{CA4E1CD4-35C1-412D-AD99-6DD24C0863E8}" srcOrd="0" destOrd="0" presId="urn:microsoft.com/office/officeart/2005/8/layout/orgChart1"/>
     <dgm:cxn modelId="{AAA58014-86BF-4FE8-9C69-9D44602BE0CC}" type="presOf" srcId="{7EBE9796-93AB-46B4-A868-577A35C1543C}" destId="{09792DFF-715D-472E-BA78-948B0D4D43A1}" srcOrd="1" destOrd="0" presId="urn:microsoft.com/office/officeart/2005/8/layout/orgChart1"/>
     <dgm:cxn modelId="{8357A217-3EA5-4634-8E3B-07386B5B8D09}" type="presOf" srcId="{48790243-3EB9-41F9-ACD3-E2A8F145E75B}" destId="{D0374A8A-C3C9-42B5-95CD-83E7B52F5CC3}" srcOrd="0" destOrd="0" presId="urn:microsoft.com/office/officeart/2005/8/layout/orgChart1"/>
@@ -16353,7 +14691,7 @@
     <dgm:cxn modelId="{40C3DE1B-6915-4101-A19B-DE6553E16D6A}" type="presOf" srcId="{8357EEB1-1216-455B-A782-9A5CA5C894BE}" destId="{D767B881-50DF-4FA5-98D3-8FCD7DC62507}" srcOrd="1" destOrd="0" presId="urn:microsoft.com/office/officeart/2005/8/layout/orgChart1"/>
     <dgm:cxn modelId="{3DB8F21C-4469-4499-A9B3-7BCFBC304158}" srcId="{4CBE073E-6A5E-4432-AA31-7DE9409701B6}" destId="{8357EEB1-1216-455B-A782-9A5CA5C894BE}" srcOrd="1" destOrd="0" parTransId="{2FF2B57A-DE26-4620-8A44-F86124DD1898}" sibTransId="{7C9B2FD6-854E-4981-893E-8D03F9769EFE}"/>
     <dgm:cxn modelId="{3867FE1D-4D0F-4D44-87B3-2D9AC79EBECB}" type="presOf" srcId="{5BFA6DEF-BD8C-4D1E-90DF-F00D416EFE48}" destId="{EAB54CEB-5C12-40B2-9CEA-4BC41BC9EA4E}" srcOrd="1" destOrd="0" presId="urn:microsoft.com/office/officeart/2005/8/layout/orgChart1"/>
-    <dgm:cxn modelId="{E0F95A1E-C8EC-41D3-80DA-252D0D02E6E7}" srcId="{2FBA5C80-74DB-4154-AE3D-662E2B8E5965}" destId="{6175F310-2D0A-4673-B879-479930DB0946}" srcOrd="3" destOrd="0" parTransId="{2C3BE276-E691-44FE-B901-DB36B368CFAF}" sibTransId="{E95FCAE6-5C68-427F-957A-B2E74B7F7C00}"/>
+    <dgm:cxn modelId="{E0F95A1E-C8EC-41D3-80DA-252D0D02E6E7}" srcId="{2FBA5C80-74DB-4154-AE3D-662E2B8E5965}" destId="{6175F310-2D0A-4673-B879-479930DB0946}" srcOrd="2" destOrd="0" parTransId="{2C3BE276-E691-44FE-B901-DB36B368CFAF}" sibTransId="{E95FCAE6-5C68-427F-957A-B2E74B7F7C00}"/>
     <dgm:cxn modelId="{71F79320-6778-42D8-AF5F-B3017EDA33F3}" type="presOf" srcId="{8357EEB1-1216-455B-A782-9A5CA5C894BE}" destId="{27F67687-D657-4547-8A4E-4073A3135FEB}" srcOrd="0" destOrd="0" presId="urn:microsoft.com/office/officeart/2005/8/layout/orgChart1"/>
     <dgm:cxn modelId="{ADB27826-5078-4AB1-82C7-67FA15124F2E}" type="presOf" srcId="{5E3330BE-4A29-4FAF-8C9B-D07EEDC8D0EB}" destId="{A375663D-BC3F-4763-AD97-85E7386F5C19}" srcOrd="0" destOrd="0" presId="urn:microsoft.com/office/officeart/2005/8/layout/orgChart1"/>
     <dgm:cxn modelId="{88FE3F29-11C4-416F-BD22-EF27B542DD92}" type="presOf" srcId="{4CBE073E-6A5E-4432-AA31-7DE9409701B6}" destId="{93D11C51-E0B7-4EE3-8641-52C78EF9FEDB}" srcOrd="0" destOrd="0" presId="urn:microsoft.com/office/officeart/2005/8/layout/orgChart1"/>
@@ -16368,12 +14706,11 @@
     <dgm:cxn modelId="{2423E436-FD71-4ED1-8CD3-5DF299FB9C10}" type="presOf" srcId="{D48397B3-0525-496C-B3E3-64B0B114A93C}" destId="{CCB81820-6533-4CE8-A375-3B89CA1B2CF7}" srcOrd="1" destOrd="0" presId="urn:microsoft.com/office/officeart/2005/8/layout/orgChart1"/>
     <dgm:cxn modelId="{54A93537-C829-4236-8778-6386FBEB9464}" type="presOf" srcId="{D3F7696E-FCEC-4FDF-BE9F-C65FCF049720}" destId="{7A3C4B83-80F1-4BE5-B4E6-7F1E66F767DE}" srcOrd="0" destOrd="0" presId="urn:microsoft.com/office/officeart/2005/8/layout/orgChart1"/>
     <dgm:cxn modelId="{EEEC3238-5CB7-4550-958C-907649D60085}" type="presOf" srcId="{56228A32-9150-4234-844E-A47A3335FA26}" destId="{27576E4E-3E6A-4FD1-9A0A-CCCA1B61F7B7}" srcOrd="0" destOrd="0" presId="urn:microsoft.com/office/officeart/2005/8/layout/orgChart1"/>
-    <dgm:cxn modelId="{A9B3173B-5DE7-4E22-8CA6-428FF59DECC2}" srcId="{6A01CA60-3323-4ACD-BE84-6F69746E81F4}" destId="{28F39099-DBF5-42BD-8CD4-41885D4E8E82}" srcOrd="1" destOrd="0" parTransId="{B51A5EC2-52A3-4521-ACD9-AA415FBE7BEE}" sibTransId="{5D25204B-FE05-4DE4-8DCF-920138D91CC8}"/>
+    <dgm:cxn modelId="{0B5B033A-3871-49A9-BC0D-59C750211461}" type="presOf" srcId="{207CB9B3-1048-4407-965C-D9A2B1A6F5C1}" destId="{9EEB90CC-915D-4084-AA59-82E838D00069}" srcOrd="0" destOrd="0" presId="urn:microsoft.com/office/officeart/2005/8/layout/orgChart1"/>
     <dgm:cxn modelId="{044C483C-1DF4-4019-A294-D28154EA317D}" srcId="{579ACD5E-3F53-443C-A3BB-8A6AD8EBB5C1}" destId="{7EBE9796-93AB-46B4-A868-577A35C1543C}" srcOrd="5" destOrd="0" parTransId="{77D325AE-DA40-4B7A-9AF8-7B78CDF8C61A}" sibTransId="{B71735E2-66DC-4C36-8573-60EB27927CEF}"/>
     <dgm:cxn modelId="{7113533C-3566-4537-ABEF-22E4CCDF5534}" type="presOf" srcId="{A624FE6A-4F7B-4709-8789-9040DF6450B8}" destId="{10B2E707-7613-4520-A6F1-90A9BD993BCD}" srcOrd="0" destOrd="0" presId="urn:microsoft.com/office/officeart/2005/8/layout/orgChart1"/>
-    <dgm:cxn modelId="{030F833C-0681-4114-886F-CC0CC29CA293}" type="presOf" srcId="{A3B5195B-D147-4F96-B144-5018A1B65866}" destId="{28BF4B09-87C9-48D0-AE1C-9DD9A6D69EB6}" srcOrd="0" destOrd="0" presId="urn:microsoft.com/office/officeart/2005/8/layout/orgChart1"/>
     <dgm:cxn modelId="{6A869A3C-D414-4921-AA99-7DB868C3ADB2}" type="presOf" srcId="{F3749872-6E10-4F1A-8BAC-A7F30CD076FB}" destId="{E928C06D-C587-415F-A88D-AF0C4FFF2394}" srcOrd="0" destOrd="0" presId="urn:microsoft.com/office/officeart/2005/8/layout/orgChart1"/>
-    <dgm:cxn modelId="{6A8EB43D-043B-4DEC-8050-C67EEF8FAEC1}" srcId="{2FBA5C80-74DB-4154-AE3D-662E2B8E5965}" destId="{05D1615D-E033-409C-B841-D6089FA8D3AF}" srcOrd="2" destOrd="0" parTransId="{A1D34E06-6D54-441B-BF26-2B9E3F7DEBE0}" sibTransId="{A5692FE6-8874-475A-9863-4CE525582861}"/>
+    <dgm:cxn modelId="{6A8EB43D-043B-4DEC-8050-C67EEF8FAEC1}" srcId="{2FBA5C80-74DB-4154-AE3D-662E2B8E5965}" destId="{05D1615D-E033-409C-B841-D6089FA8D3AF}" srcOrd="1" destOrd="0" parTransId="{A1D34E06-6D54-441B-BF26-2B9E3F7DEBE0}" sibTransId="{A5692FE6-8874-475A-9863-4CE525582861}"/>
     <dgm:cxn modelId="{6FEBE33D-C27C-4611-9FE6-2CC1B65F13EA}" type="presOf" srcId="{5D17D441-1174-4FA1-AE99-6BAFFC6F61D2}" destId="{33EE5C23-3569-411C-A8D2-BA755900233F}" srcOrd="0" destOrd="0" presId="urn:microsoft.com/office/officeart/2005/8/layout/orgChart1"/>
     <dgm:cxn modelId="{65672C3F-B0FA-4D7A-8C6F-E6A4AA270E97}" type="presOf" srcId="{FB7B1A09-C8E3-46EC-B76F-3D07ADCE4120}" destId="{4E2FB7B2-4254-4147-A4CF-CE26B0E634BF}" srcOrd="0" destOrd="0" presId="urn:microsoft.com/office/officeart/2005/8/layout/orgChart1"/>
     <dgm:cxn modelId="{1D4C8740-F24C-4E99-B9AE-D6DAC6864884}" type="presOf" srcId="{4C900005-9D1A-4125-BD22-6910C1817918}" destId="{DF9AE032-6BA0-425E-B769-176BE222FFFD}" srcOrd="0" destOrd="0" presId="urn:microsoft.com/office/officeart/2005/8/layout/orgChart1"/>
@@ -16383,7 +14720,6 @@
     <dgm:cxn modelId="{0F71CC5F-4E11-4FEA-82E7-8B316335D1EC}" srcId="{E5CF34BD-F34C-4B20-B734-885086AF7B24}" destId="{04D3BFF0-6331-4046-8570-6FCDE88E118B}" srcOrd="0" destOrd="0" parTransId="{B63D7B1F-E694-44B4-A2F6-17E83D5BD53F}" sibTransId="{79B285F3-15E2-484D-AC5E-397680DDF296}"/>
     <dgm:cxn modelId="{4C43F960-9E39-4661-9965-4448731BB71A}" type="presOf" srcId="{9F50DE2E-B6F6-4444-9E23-C5B492F5F2D6}" destId="{C5350AB1-F557-4201-8209-235D4C684B7D}" srcOrd="1" destOrd="0" presId="urn:microsoft.com/office/officeart/2005/8/layout/orgChart1"/>
     <dgm:cxn modelId="{D9D61D41-B333-4E4C-A3CB-F86EEE55E43A}" type="presOf" srcId="{7C3F48A3-2A18-4CA1-833C-A7042D4ED980}" destId="{57C84F74-9631-42D4-9BE5-0860C4388CE1}" srcOrd="0" destOrd="0" presId="urn:microsoft.com/office/officeart/2005/8/layout/orgChart1"/>
-    <dgm:cxn modelId="{C837E443-8070-4405-B68E-CA985B9A3547}" type="presOf" srcId="{A3B5195B-D147-4F96-B144-5018A1B65866}" destId="{28433261-08E6-47AB-927A-87E823C97CD2}" srcOrd="1" destOrd="0" presId="urn:microsoft.com/office/officeart/2005/8/layout/orgChart1"/>
     <dgm:cxn modelId="{C70C9964-5E4C-4F7F-B5CB-D5B32E680E35}" type="presOf" srcId="{3F14CB44-FE1E-40F6-A3F9-5B9F1F523BFC}" destId="{B5B23A58-5B2B-403C-9288-DA0A3EEB89E0}" srcOrd="0" destOrd="0" presId="urn:microsoft.com/office/officeart/2005/8/layout/orgChart1"/>
     <dgm:cxn modelId="{9CC26366-7BD3-4207-A9DD-6F62DFAEEEB3}" type="presOf" srcId="{77D325AE-DA40-4B7A-9AF8-7B78CDF8C61A}" destId="{6D5A5DFC-32B5-4BB9-812C-BD7B3EEFD2D2}" srcOrd="0" destOrd="0" presId="urn:microsoft.com/office/officeart/2005/8/layout/orgChart1"/>
     <dgm:cxn modelId="{63355266-A791-408E-99B8-0CEE81E2E81D}" srcId="{C9FD42C3-5CD3-46C2-ACEC-6A4E63C8ABCE}" destId="{5BFA6DEF-BD8C-4D1E-90DF-F00D416EFE48}" srcOrd="0" destOrd="0" parTransId="{48790243-3EB9-41F9-ACD3-E2A8F145E75B}" sibTransId="{67DC8A88-4C97-46E7-9A17-1E7FBD20AAC2}"/>
@@ -16403,13 +14739,10 @@
     <dgm:cxn modelId="{83CDCC4C-D91D-4A33-ABC2-3C7B319A4727}" type="presOf" srcId="{50B9C52E-2088-4BAF-9585-E8D08F18056A}" destId="{E68C52BA-5EE2-4E09-9A93-6F043F890914}" srcOrd="1" destOrd="0" presId="urn:microsoft.com/office/officeart/2005/8/layout/orgChart1"/>
     <dgm:cxn modelId="{E38C4C6D-9E4A-48DA-A627-A582486FD50F}" type="presOf" srcId="{56A9453C-E916-4F7D-8F20-88FE719820C3}" destId="{A2C2BD87-4EDB-4DF4-BD0A-6B1A8A876AB0}" srcOrd="0" destOrd="0" presId="urn:microsoft.com/office/officeart/2005/8/layout/orgChart1"/>
     <dgm:cxn modelId="{2A0D024E-D720-4BEC-BA5F-1915B4C69C74}" type="presOf" srcId="{5DC85711-1EF0-4D1D-96FA-94DA3802BE4E}" destId="{DC57FE2D-7BE7-441F-9AA6-841777F45F3D}" srcOrd="1" destOrd="0" presId="urn:microsoft.com/office/officeart/2005/8/layout/orgChart1"/>
-    <dgm:cxn modelId="{92A9806E-99DF-4247-B72F-325F8AFA1C26}" type="presOf" srcId="{EA518BAB-569A-4AF6-BC0F-D153186B29CF}" destId="{D4841867-D10C-48EF-AF4D-19F42F028458}" srcOrd="1" destOrd="0" presId="urn:microsoft.com/office/officeart/2005/8/layout/orgChart1"/>
     <dgm:cxn modelId="{B9CBC76E-BD3D-44DA-9798-879535562B05}" type="presOf" srcId="{E0DF0E31-1829-468D-8617-40FAAB5E2895}" destId="{68D9BC08-75D4-4439-8291-B41374B09988}" srcOrd="0" destOrd="0" presId="urn:microsoft.com/office/officeart/2005/8/layout/orgChart1"/>
     <dgm:cxn modelId="{CA39C94E-652A-4B08-BDA0-702AFA19B0B6}" srcId="{4CBE073E-6A5E-4432-AA31-7DE9409701B6}" destId="{ABAD334D-AB48-4B36-9017-475A3394C2D2}" srcOrd="5" destOrd="0" parTransId="{FC018EC2-13A1-41B6-A154-25678576644E}" sibTransId="{E14E993A-6E68-47B3-8541-0784BD636F29}"/>
     <dgm:cxn modelId="{2309FE4E-0902-46F3-88FE-0574FCAC3BF5}" type="presOf" srcId="{BDC1417A-13F4-42CA-B13C-5C535BFF9C22}" destId="{C6687010-523D-4168-AF13-45ECDB526A75}" srcOrd="0" destOrd="0" presId="urn:microsoft.com/office/officeart/2005/8/layout/orgChart1"/>
     <dgm:cxn modelId="{35294B6F-0483-4689-B4DC-8E1288F2BBD8}" srcId="{CB74E19E-32F6-40D3-B035-6B6665A8C604}" destId="{25FE3D58-918B-402F-86A9-49F792A49CF6}" srcOrd="1" destOrd="0" parTransId="{3261729C-C493-47E8-B178-D69F671D9062}" sibTransId="{BA1A1BDD-601F-48E0-9D43-3FC9F7318DE1}"/>
-    <dgm:cxn modelId="{F8D8BD6F-C01D-4624-99A6-66FF723A0F57}" type="presOf" srcId="{FAE95931-DB0C-479A-87A9-C74541FFA63E}" destId="{69E95BDC-8DEB-4227-BDB4-AA188C40A8F2}" srcOrd="0" destOrd="0" presId="urn:microsoft.com/office/officeart/2005/8/layout/orgChart1"/>
-    <dgm:cxn modelId="{7930C04F-3211-4459-BC2C-B6ACC41D6956}" type="presOf" srcId="{B51A5EC2-52A3-4521-ACD9-AA415FBE7BEE}" destId="{B43944D4-016D-4AEC-9224-9E4767FCF7B7}" srcOrd="0" destOrd="0" presId="urn:microsoft.com/office/officeart/2005/8/layout/orgChart1"/>
     <dgm:cxn modelId="{679E2C50-DEB0-456B-9AB8-9D66DD308B67}" srcId="{4CBE073E-6A5E-4432-AA31-7DE9409701B6}" destId="{776BFE77-56C9-43DF-92C6-3B0613065EDC}" srcOrd="2" destOrd="0" parTransId="{D3F7696E-FCEC-4FDF-BE9F-C65FCF049720}" sibTransId="{5DF823A3-0413-4B92-9DB3-3C7B4DAB33C8}"/>
     <dgm:cxn modelId="{19264551-C0E8-4709-BB31-7813002A9C32}" type="presOf" srcId="{80C942C3-9D19-4AF2-84F5-4EE044492180}" destId="{8F1882C5-A7F6-4D41-8052-49232B24BA2A}" srcOrd="1" destOrd="0" presId="urn:microsoft.com/office/officeart/2005/8/layout/orgChart1"/>
     <dgm:cxn modelId="{CD07DA51-86AE-4067-9BE9-525169D542C9}" type="presOf" srcId="{56228A32-9150-4234-844E-A47A3335FA26}" destId="{24258D67-EDF2-476A-A7FD-5382C2F132D7}" srcOrd="1" destOrd="0" presId="urn:microsoft.com/office/officeart/2005/8/layout/orgChart1"/>
@@ -16417,16 +14750,14 @@
     <dgm:cxn modelId="{EE0C2954-1EA8-4DCD-8289-85E115018645}" type="presOf" srcId="{D833B120-77C8-4997-BD10-A04C8B622DB8}" destId="{77F7B802-3945-47B4-9AC3-DF372D14A457}" srcOrd="0" destOrd="0" presId="urn:microsoft.com/office/officeart/2005/8/layout/orgChart1"/>
     <dgm:cxn modelId="{2DD8DA55-CA2E-4262-9EC6-80A3DE386CE1}" srcId="{579ACD5E-3F53-443C-A3BB-8A6AD8EBB5C1}" destId="{5EAF7942-9894-4EEE-924C-265055E67242}" srcOrd="2" destOrd="0" parTransId="{691B1BF5-8040-4289-8FE6-719A0C0E86F7}" sibTransId="{3EC32E36-1FD0-4FB3-8DCD-21CB60F108CA}"/>
     <dgm:cxn modelId="{93EAEA75-7615-4291-A714-85E483976975}" type="presOf" srcId="{8A7774FC-A53D-44A1-81EB-3573D135F9EB}" destId="{30E70D84-3B6A-4A13-9827-D3F14378C251}" srcOrd="0" destOrd="0" presId="urn:microsoft.com/office/officeart/2005/8/layout/orgChart1"/>
-    <dgm:cxn modelId="{5DF4EB55-3C83-404A-9994-5B1751522F3B}" type="presOf" srcId="{28F39099-DBF5-42BD-8CD4-41885D4E8E82}" destId="{6ABA289D-46F0-448F-821B-8DF1DCE255D8}" srcOrd="1" destOrd="0" presId="urn:microsoft.com/office/officeart/2005/8/layout/orgChart1"/>
     <dgm:cxn modelId="{B8338456-8D7C-4BBD-82F9-AD3078C181F7}" srcId="{579ACD5E-3F53-443C-A3BB-8A6AD8EBB5C1}" destId="{7B68238E-15F2-4F74-9997-2596EED44BDF}" srcOrd="4" destOrd="0" parTransId="{A8490766-6882-4B9E-B81D-1DF5463AC04A}" sibTransId="{C24ABA3C-45D7-4078-A028-9C7A3DB07129}"/>
     <dgm:cxn modelId="{876EE076-8021-4B7A-86B3-663F70D7CD37}" type="presOf" srcId="{5E290B9B-4ABA-4A92-B528-7E4AA6810203}" destId="{0ABF6321-C6CF-4010-A8C4-5CB5806A239D}" srcOrd="0" destOrd="0" presId="urn:microsoft.com/office/officeart/2005/8/layout/orgChart1"/>
     <dgm:cxn modelId="{57DC0E58-9C8F-46BD-BBC1-5C5D23D7F977}" type="presOf" srcId="{691B1BF5-8040-4289-8FE6-719A0C0E86F7}" destId="{7E3FB27E-450F-497E-91BC-FA43102390DD}" srcOrd="0" destOrd="0" presId="urn:microsoft.com/office/officeart/2005/8/layout/orgChart1"/>
-    <dgm:cxn modelId="{8BBBB479-6E99-4FB6-959A-78EE778A14EC}" type="presOf" srcId="{FAE95931-DB0C-479A-87A9-C74541FFA63E}" destId="{681F2ED1-39A6-4D3C-81AA-00A9DF96F150}" srcOrd="1" destOrd="0" presId="urn:microsoft.com/office/officeart/2005/8/layout/orgChart1"/>
     <dgm:cxn modelId="{1B0F0F7B-723E-418E-A527-FCDCE14C0673}" srcId="{CB74E19E-32F6-40D3-B035-6B6665A8C604}" destId="{C9FD42C3-5CD3-46C2-ACEC-6A4E63C8ABCE}" srcOrd="2" destOrd="0" parTransId="{AF25A567-D2AD-4784-A87C-945F3A030643}" sibTransId="{C7A8DC51-1919-4849-8E95-9453C0773086}"/>
     <dgm:cxn modelId="{98CF207B-9889-42C1-B39C-6353BA6252E2}" type="presOf" srcId="{05D1615D-E033-409C-B841-D6089FA8D3AF}" destId="{BB26E139-903B-4CC8-A6B2-AB73C2799507}" srcOrd="0" destOrd="0" presId="urn:microsoft.com/office/officeart/2005/8/layout/orgChart1"/>
     <dgm:cxn modelId="{349D337D-3A16-4C66-8121-F8302EAB06BC}" type="presOf" srcId="{9268C12E-EAEC-4E38-9CCC-1821749EDF42}" destId="{3A5140C6-1A7F-4965-8E45-8044483F441B}" srcOrd="1" destOrd="0" presId="urn:microsoft.com/office/officeart/2005/8/layout/orgChart1"/>
     <dgm:cxn modelId="{FB55637D-19F8-4B3C-A5E0-98502CB40408}" type="presOf" srcId="{0371E293-5EDD-4CBF-AFEB-2EB0733D7D89}" destId="{F7ECF863-C47C-41D2-988A-3CC10DCCB8AB}" srcOrd="0" destOrd="0" presId="urn:microsoft.com/office/officeart/2005/8/layout/orgChart1"/>
-    <dgm:cxn modelId="{D5B4077E-A648-4434-89F8-2BC29B858FE4}" srcId="{6A01CA60-3323-4ACD-BE84-6F69746E81F4}" destId="{307C7E5F-892A-46B9-BDD0-273F63E1300D}" srcOrd="4" destOrd="0" parTransId="{C19EDD3B-E9CC-4784-8A4E-E98E75A19B04}" sibTransId="{85DD7F97-1F81-4CAE-9421-B36E31942427}"/>
+    <dgm:cxn modelId="{D5B4077E-A648-4434-89F8-2BC29B858FE4}" srcId="{6A01CA60-3323-4ACD-BE84-6F69746E81F4}" destId="{307C7E5F-892A-46B9-BDD0-273F63E1300D}" srcOrd="3" destOrd="0" parTransId="{C19EDD3B-E9CC-4784-8A4E-E98E75A19B04}" sibTransId="{85DD7F97-1F81-4CAE-9421-B36E31942427}"/>
     <dgm:cxn modelId="{89542C7F-0221-49A4-8E1F-92E0EB87FB67}" type="presOf" srcId="{1EFADD0B-D3E3-4DAA-8AD5-1F5E64494CDF}" destId="{0C446BCD-E95A-49B9-AB2B-AD8248ABB935}" srcOrd="0" destOrd="0" presId="urn:microsoft.com/office/officeart/2005/8/layout/orgChart1"/>
     <dgm:cxn modelId="{F1AE1080-3367-43A4-9EAA-8AADF3C87A61}" type="presOf" srcId="{161B6EDE-EAF4-4C03-A6BF-312A4F1EDE2A}" destId="{9C92749A-8FE4-4104-9ED6-73E1AD708BA0}" srcOrd="0" destOrd="0" presId="urn:microsoft.com/office/officeart/2005/8/layout/orgChart1"/>
     <dgm:cxn modelId="{E6BF2783-F616-417A-A4A1-E7BD669D53DC}" type="presOf" srcId="{7B68238E-15F2-4F74-9997-2596EED44BDF}" destId="{F49E9248-E6F7-4BE6-8565-5DED0DB5C5CF}" srcOrd="1" destOrd="0" presId="urn:microsoft.com/office/officeart/2005/8/layout/orgChart1"/>
@@ -16438,17 +14769,16 @@
     <dgm:cxn modelId="{E0099387-BA32-4DED-B88B-040DD013B3A2}" type="presOf" srcId="{91EDD58F-9E3D-4D64-8959-607F73F89C90}" destId="{F1B09BEF-F0FF-4153-8534-5701A9000220}" srcOrd="0" destOrd="0" presId="urn:microsoft.com/office/officeart/2005/8/layout/orgChart1"/>
     <dgm:cxn modelId="{9F888289-4DF0-4605-AC82-F47D3DAF8323}" type="presOf" srcId="{C9FD42C3-5CD3-46C2-ACEC-6A4E63C8ABCE}" destId="{5A9BC798-9CD0-45EE-9DEF-645DBAFD646C}" srcOrd="0" destOrd="0" presId="urn:microsoft.com/office/officeart/2005/8/layout/orgChart1"/>
     <dgm:cxn modelId="{0BD7D28D-F022-4DAE-BE2F-82E00238E205}" srcId="{5D17D441-1174-4FA1-AE99-6BAFFC6F61D2}" destId="{579ACD5E-3F53-443C-A3BB-8A6AD8EBB5C1}" srcOrd="1" destOrd="0" parTransId="{E97DC87D-CC81-4056-AF0C-541D42E0BC03}" sibTransId="{CEB62986-E58F-4A15-B4EE-925F0C0B970A}"/>
-    <dgm:cxn modelId="{73FEFF8D-D984-447D-BA9D-20E879E1B2FE}" srcId="{0591C67F-375C-48A1-A9F0-B51CF4F86BA2}" destId="{5F5A1E57-33C7-487B-BCCD-02949316FE08}" srcOrd="4" destOrd="0" parTransId="{725FEE45-4235-403E-9B31-8E076DF143A8}" sibTransId="{0ED08802-59EE-4D5F-A19D-62864EE4171A}"/>
+    <dgm:cxn modelId="{73FEFF8D-D984-447D-BA9D-20E879E1B2FE}" srcId="{0591C67F-375C-48A1-A9F0-B51CF4F86BA2}" destId="{5F5A1E57-33C7-487B-BCCD-02949316FE08}" srcOrd="2" destOrd="0" parTransId="{725FEE45-4235-403E-9B31-8E076DF143A8}" sibTransId="{0ED08802-59EE-4D5F-A19D-62864EE4171A}"/>
     <dgm:cxn modelId="{03264D8E-8DEA-400B-A8FA-808A2A41A573}" type="presOf" srcId="{E5CF34BD-F34C-4B20-B734-885086AF7B24}" destId="{5AD73BF3-97D6-4F13-A87E-3E05A494DD13}" srcOrd="0" destOrd="0" presId="urn:microsoft.com/office/officeart/2005/8/layout/orgChart1"/>
     <dgm:cxn modelId="{33714F8F-B40A-4183-A9FE-8883306B356A}" type="presOf" srcId="{ABAD334D-AB48-4B36-9017-475A3394C2D2}" destId="{22C419CD-E46D-4C40-BD2E-9E81D3B7F02C}" srcOrd="0" destOrd="0" presId="urn:microsoft.com/office/officeart/2005/8/layout/orgChart1"/>
+    <dgm:cxn modelId="{7B91CA8F-C1A9-4C62-802C-FBBAF9CBFC0D}" type="presOf" srcId="{4B967008-74AE-42A8-9A9C-615EFEDB537F}" destId="{022C9D00-87A8-4917-8398-C662E19E099E}" srcOrd="0" destOrd="0" presId="urn:microsoft.com/office/officeart/2005/8/layout/orgChart1"/>
     <dgm:cxn modelId="{0CDA0A95-1EC2-4A47-84D7-6538B5493D5E}" type="presOf" srcId="{80C942C3-9D19-4AF2-84F5-4EE044492180}" destId="{92A11CFC-588D-49B0-A758-86AAB2CBC2ED}" srcOrd="0" destOrd="0" presId="urn:microsoft.com/office/officeart/2005/8/layout/orgChart1"/>
     <dgm:cxn modelId="{2F29FF95-0A0A-4C02-865F-9D970D79F290}" srcId="{25FE3D58-918B-402F-86A9-49F792A49CF6}" destId="{06451715-9312-414E-86AB-CD9F755FFC58}" srcOrd="0" destOrd="0" parTransId="{6AB78B83-B426-4BE5-A492-D3390DFB0F8A}" sibTransId="{92B3551B-DB6C-4EE7-8215-282D7F48E222}"/>
     <dgm:cxn modelId="{F3C41496-D3DC-46EE-9514-DBCE32F2F832}" type="presOf" srcId="{06451715-9312-414E-86AB-CD9F755FFC58}" destId="{F40C9602-B57E-456A-9889-D82553108A38}" srcOrd="0" destOrd="0" presId="urn:microsoft.com/office/officeart/2005/8/layout/orgChart1"/>
-    <dgm:cxn modelId="{65EDCB96-3375-4274-9A18-17BF8511A6A4}" srcId="{0591C67F-375C-48A1-A9F0-B51CF4F86BA2}" destId="{013829E1-6A19-444B-BC9B-F8BDF84BF5F9}" srcOrd="5" destOrd="0" parTransId="{7A660BC2-E35D-4CB4-B11E-B44BCD3A4BA9}" sibTransId="{9611AE16-6ACF-428F-AB48-82DB5749A95D}"/>
-    <dgm:cxn modelId="{9CB02898-7FDB-4199-880B-5038D3784E07}" srcId="{0591C67F-375C-48A1-A9F0-B51CF4F86BA2}" destId="{EA518BAB-569A-4AF6-BC0F-D153186B29CF}" srcOrd="1" destOrd="0" parTransId="{6BE13589-6DB8-46BC-94BE-5C296AFA79E4}" sibTransId="{35A6D06E-FBA9-4266-867C-50348D7B7765}"/>
+    <dgm:cxn modelId="{65EDCB96-3375-4274-9A18-17BF8511A6A4}" srcId="{0591C67F-375C-48A1-A9F0-B51CF4F86BA2}" destId="{013829E1-6A19-444B-BC9B-F8BDF84BF5F9}" srcOrd="3" destOrd="0" parTransId="{7A660BC2-E35D-4CB4-B11E-B44BCD3A4BA9}" sibTransId="{9611AE16-6ACF-428F-AB48-82DB5749A95D}"/>
     <dgm:cxn modelId="{CB674098-5D6C-4C3E-9C2D-C23070FAF505}" type="presOf" srcId="{4C900005-9D1A-4125-BD22-6910C1817918}" destId="{CD92F13A-7EFD-478F-91EF-F85F08823686}" srcOrd="1" destOrd="0" presId="urn:microsoft.com/office/officeart/2005/8/layout/orgChart1"/>
     <dgm:cxn modelId="{BB8F8D99-2E12-4EE6-9831-3F37012E0E05}" type="presOf" srcId="{50B9C52E-2088-4BAF-9585-E8D08F18056A}" destId="{F6F65946-1311-4E4F-A027-006BA4FB8D39}" srcOrd="0" destOrd="0" presId="urn:microsoft.com/office/officeart/2005/8/layout/orgChart1"/>
-    <dgm:cxn modelId="{10FC119A-4015-4D44-A9C2-0CB4E3C2B6BA}" type="presOf" srcId="{D8C54F29-5984-42E8-824B-5B4ECBEEA939}" destId="{6B7E0051-5A35-4B5E-B981-3F2663A03EBE}" srcOrd="0" destOrd="0" presId="urn:microsoft.com/office/officeart/2005/8/layout/orgChart1"/>
     <dgm:cxn modelId="{9C97069B-528D-4EAE-9E7D-232788E3DD86}" type="presOf" srcId="{DA5C9092-759C-49E6-8DD7-E878800A1EA3}" destId="{4F31EEA2-D85E-47D8-9F02-97E4C7211462}" srcOrd="0" destOrd="0" presId="urn:microsoft.com/office/officeart/2005/8/layout/orgChart1"/>
     <dgm:cxn modelId="{E083739B-678A-48A9-86F9-EE35F09AC5AA}" type="presOf" srcId="{013829E1-6A19-444B-BC9B-F8BDF84BF5F9}" destId="{C6DD071C-5D7D-4B4E-9CF7-2E6507DD402B}" srcOrd="1" destOrd="0" presId="urn:microsoft.com/office/officeart/2005/8/layout/orgChart1"/>
     <dgm:cxn modelId="{F7D48A9B-79AE-4DC0-ABE9-F9995A8DBC82}" type="presOf" srcId="{986108A3-006B-4553-98F9-DD51407D2401}" destId="{5223AEC9-6EA1-4565-A439-CB112FEA7D7B}" srcOrd="1" destOrd="0" presId="urn:microsoft.com/office/officeart/2005/8/layout/orgChart1"/>
@@ -16484,8 +14814,7 @@
     <dgm:cxn modelId="{57719BC6-E089-49D4-888A-A86000367048}" type="presOf" srcId="{41CAF5FF-ED1C-47FC-908A-FF828CD4DAF9}" destId="{EBFB6142-103A-4C8A-9194-2A8034D3AEAB}" srcOrd="1" destOrd="0" presId="urn:microsoft.com/office/officeart/2005/8/layout/orgChart1"/>
     <dgm:cxn modelId="{1983FAC6-092A-4A8F-AEC6-8F7CC340E519}" srcId="{4CBE073E-6A5E-4432-AA31-7DE9409701B6}" destId="{80C942C3-9D19-4AF2-84F5-4EE044492180}" srcOrd="4" destOrd="0" parTransId="{1EFADD0B-D3E3-4DAA-8AD5-1F5E64494CDF}" sibTransId="{D61EFDA0-A7B1-47F7-B55B-9BBE0EFF8DB4}"/>
     <dgm:cxn modelId="{4EF583C9-AE34-40B0-AA5E-C5D56B2A5569}" type="presOf" srcId="{D6601C10-C316-4E65-8983-38A5C5B6B474}" destId="{1F354759-DEBA-4934-B374-D9018CCE4A9E}" srcOrd="1" destOrd="0" presId="urn:microsoft.com/office/officeart/2005/8/layout/orgChart1"/>
-    <dgm:cxn modelId="{542A6DD2-9CFF-424A-B3A5-1ADFB3636A33}" type="presOf" srcId="{1D054FC4-A9CA-4FBA-BE45-DCFD4A9FA05B}" destId="{ABBAD6EE-5FB1-4834-90BB-BBE6B31CE24D}" srcOrd="0" destOrd="0" presId="urn:microsoft.com/office/officeart/2005/8/layout/orgChart1"/>
-    <dgm:cxn modelId="{6FBCF3D2-BF65-44C5-B2A2-F5CFEA4D556C}" srcId="{0591C67F-375C-48A1-A9F0-B51CF4F86BA2}" destId="{5E3330BE-4A29-4FAF-8C9B-D07EEDC8D0EB}" srcOrd="3" destOrd="0" parTransId="{CA27D97D-A43F-4366-9AC1-E160380319B7}" sibTransId="{3A6A8F9A-3DD4-4F9F-9E78-5DB3CB794AB0}"/>
+    <dgm:cxn modelId="{6FBCF3D2-BF65-44C5-B2A2-F5CFEA4D556C}" srcId="{0591C67F-375C-48A1-A9F0-B51CF4F86BA2}" destId="{5E3330BE-4A29-4FAF-8C9B-D07EEDC8D0EB}" srcOrd="1" destOrd="0" parTransId="{CA27D97D-A43F-4366-9AC1-E160380319B7}" sibTransId="{3A6A8F9A-3DD4-4F9F-9E78-5DB3CB794AB0}"/>
     <dgm:cxn modelId="{87632DD3-7A2E-4745-BEED-2F7F8BF86165}" srcId="{25FE3D58-918B-402F-86A9-49F792A49CF6}" destId="{56228A32-9150-4234-844E-A47A3335FA26}" srcOrd="1" destOrd="0" parTransId="{821CF391-BE04-4D69-91B1-F9F2368239E7}" sibTransId="{5FDEA391-BD85-4B28-A755-831A010D7A06}"/>
     <dgm:cxn modelId="{2DE6DBD6-FCB0-44AB-AE7B-CD35F8B97D59}" type="presOf" srcId="{6E89A76A-0C77-4767-B435-3B6079928A2B}" destId="{4F54E562-3E2D-42FA-841C-54A5F678282B}" srcOrd="0" destOrd="0" presId="urn:microsoft.com/office/officeart/2005/8/layout/orgChart1"/>
     <dgm:cxn modelId="{10849AD7-B658-4B80-B50B-8AA39E7DACE3}" type="presOf" srcId="{41CAF5FF-ED1C-47FC-908A-FF828CD4DAF9}" destId="{DF741B46-4FD4-42D0-98F0-BEFC74B20A37}" srcOrd="0" destOrd="0" presId="urn:microsoft.com/office/officeart/2005/8/layout/orgChart1"/>
@@ -16493,30 +14822,29 @@
     <dgm:cxn modelId="{88A1DEDB-B833-4602-8905-F5FD512329BC}" type="presOf" srcId="{B5EC8341-8BC5-493F-84F0-1CF7DAB7D5B8}" destId="{A7726442-E131-4C77-BA8D-4E5F5F66528A}" srcOrd="0" destOrd="0" presId="urn:microsoft.com/office/officeart/2005/8/layout/orgChart1"/>
     <dgm:cxn modelId="{AFDAEADB-B1D1-4A5B-A91D-9D084FB9407F}" type="presOf" srcId="{E0DF0E31-1829-468D-8617-40FAAB5E2895}" destId="{FA17BD61-3076-44D8-AABA-86C70B720D66}" srcOrd="1" destOrd="0" presId="urn:microsoft.com/office/officeart/2005/8/layout/orgChart1"/>
     <dgm:cxn modelId="{DBB96FDC-C558-4D36-B72B-EF33F0ED3CAC}" type="presOf" srcId="{85AA9047-8686-46BB-B254-659A0952047A}" destId="{9768285B-6372-4848-B225-3F8F700E3446}" srcOrd="0" destOrd="0" presId="urn:microsoft.com/office/officeart/2005/8/layout/orgChart1"/>
-    <dgm:cxn modelId="{46CB3BDD-B6E1-483C-B741-B727789C3A44}" srcId="{0591C67F-375C-48A1-A9F0-B51CF4F86BA2}" destId="{3F14CB44-FE1E-40F6-A3F9-5B9F1F523BFC}" srcOrd="6" destOrd="0" parTransId="{8A26E731-883A-4B81-B438-EA0EE745EAF6}" sibTransId="{C88BAA64-091F-477A-B746-8186EED53685}"/>
+    <dgm:cxn modelId="{46CB3BDD-B6E1-483C-B741-B727789C3A44}" srcId="{0591C67F-375C-48A1-A9F0-B51CF4F86BA2}" destId="{3F14CB44-FE1E-40F6-A3F9-5B9F1F523BFC}" srcOrd="5" destOrd="0" parTransId="{8A26E731-883A-4B81-B438-EA0EE745EAF6}" sibTransId="{C88BAA64-091F-477A-B746-8186EED53685}"/>
     <dgm:cxn modelId="{AFD848DD-A1C9-4119-AE5B-C33222437846}" type="presOf" srcId="{5BFA6DEF-BD8C-4D1E-90DF-F00D416EFE48}" destId="{8F680F12-320B-461B-BD18-EBC1F5661D20}" srcOrd="0" destOrd="0" presId="urn:microsoft.com/office/officeart/2005/8/layout/orgChart1"/>
     <dgm:cxn modelId="{46AA22DF-8626-4145-97A4-F72744E7DB82}" type="presOf" srcId="{0371E293-5EDD-4CBF-AFEB-2EB0733D7D89}" destId="{C7D3F142-BD24-44EA-8BA7-E7927DF07819}" srcOrd="1" destOrd="0" presId="urn:microsoft.com/office/officeart/2005/8/layout/orgChart1"/>
     <dgm:cxn modelId="{6E504AE1-5629-4AC4-A398-930D11E89935}" type="presOf" srcId="{BA69A466-5D2D-4021-84BF-EDE5F6E39C4B}" destId="{E4694815-D945-42F1-94E7-63814C5E1AB0}" srcOrd="0" destOrd="0" presId="urn:microsoft.com/office/officeart/2005/8/layout/orgChart1"/>
     <dgm:cxn modelId="{D6A989E2-6DE9-4E0A-B62F-1EB84417FB14}" srcId="{04D3BFF0-6331-4046-8570-6FCDE88E118B}" destId="{5D17D441-1174-4FA1-AE99-6BAFFC6F61D2}" srcOrd="1" destOrd="0" parTransId="{57B64BD4-9B92-413C-ADC9-E915AB917455}" sibTransId="{D795CE9B-217F-464E-AD65-B0612D65A665}"/>
     <dgm:cxn modelId="{1D86E1E4-0D0C-4685-9B74-D6767E60238E}" type="presOf" srcId="{5F5A1E57-33C7-487B-BCCD-02949316FE08}" destId="{68711296-7930-42C4-A69C-C5A15259BD74}" srcOrd="1" destOrd="0" presId="urn:microsoft.com/office/officeart/2005/8/layout/orgChart1"/>
-    <dgm:cxn modelId="{DA04C4E6-E9D4-48BE-8315-51B2C1AF2D15}" type="presOf" srcId="{6BE13589-6DB8-46BC-94BE-5C296AFA79E4}" destId="{0559EA28-2C1D-4649-98D6-EB28971AC19B}" srcOrd="0" destOrd="0" presId="urn:microsoft.com/office/officeart/2005/8/layout/orgChart1"/>
     <dgm:cxn modelId="{63CE65E7-FE7F-4F8A-A320-6E2C6C5D02B3}" srcId="{04D3BFF0-6331-4046-8570-6FCDE88E118B}" destId="{CB74E19E-32F6-40D3-B035-6B6665A8C604}" srcOrd="0" destOrd="0" parTransId="{8A7931D7-D45C-466A-ACFC-EFEC2712AC89}" sibTransId="{D2B378F3-E187-4568-BACE-EE23284EC990}"/>
     <dgm:cxn modelId="{655AA4E7-0B38-4291-BB77-65B217B4B13B}" type="presOf" srcId="{CB74E19E-32F6-40D3-B035-6B6665A8C604}" destId="{C8937688-58E2-42A0-8DA9-F6EBE4477C8A}" srcOrd="0" destOrd="0" presId="urn:microsoft.com/office/officeart/2005/8/layout/orgChart1"/>
     <dgm:cxn modelId="{3D410CE9-62A1-443E-B8AB-61CD4E03CBE9}" type="presOf" srcId="{31C03B4B-D264-46C6-98DD-2571FA8C2F2F}" destId="{D3FC53F7-6ACA-42D3-B2E4-FE04ACE69C7E}" srcOrd="0" destOrd="0" presId="urn:microsoft.com/office/officeart/2005/8/layout/orgChart1"/>
     <dgm:cxn modelId="{EEA75EEA-5E85-4E1C-9B22-22369319296A}" type="presOf" srcId="{9268C12E-EAEC-4E38-9CCC-1821749EDF42}" destId="{80B823A2-BF02-48AC-A9B6-4D170FF0FB11}" srcOrd="0" destOrd="0" presId="urn:microsoft.com/office/officeart/2005/8/layout/orgChart1"/>
     <dgm:cxn modelId="{EF3AC8EA-6EDF-4357-B245-99303EA6D646}" srcId="{25FE3D58-918B-402F-86A9-49F792A49CF6}" destId="{8A7774FC-A53D-44A1-81EB-3573D135F9EB}" srcOrd="2" destOrd="0" parTransId="{B5EC8341-8BC5-493F-84F0-1CF7DAB7D5B8}" sibTransId="{5C8C94A6-1925-4768-9CA2-B0F65A6501E3}"/>
-    <dgm:cxn modelId="{2C66FCEC-293C-40D4-AA79-5802B7F5450E}" srcId="{6A01CA60-3323-4ACD-BE84-6F69746E81F4}" destId="{85AA9047-8686-46BB-B254-659A0952047A}" srcOrd="2" destOrd="0" parTransId="{D4CB0878-16F6-4D41-B180-250C07968061}" sibTransId="{71C6F3A9-66FA-4B7C-9F2E-E1131E96A325}"/>
+    <dgm:cxn modelId="{2C66FCEC-293C-40D4-AA79-5802B7F5450E}" srcId="{6A01CA60-3323-4ACD-BE84-6F69746E81F4}" destId="{85AA9047-8686-46BB-B254-659A0952047A}" srcOrd="1" destOrd="0" parTransId="{D4CB0878-16F6-4D41-B180-250C07968061}" sibTransId="{71C6F3A9-66FA-4B7C-9F2E-E1131E96A325}"/>
     <dgm:cxn modelId="{FEB0C0EF-F723-4362-B648-81D75527CFF9}" type="presOf" srcId="{E123D11F-0BF4-4CAC-8264-2F34E5F4A164}" destId="{434EDB13-9886-4A8D-B8E0-644748A73094}" srcOrd="0" destOrd="0" presId="urn:microsoft.com/office/officeart/2005/8/layout/orgChart1"/>
     <dgm:cxn modelId="{E9CB2FF4-D5A9-4763-ACAB-2848EB52C030}" type="presOf" srcId="{7A660BC2-E35D-4CB4-B11E-B44BCD3A4BA9}" destId="{7583D133-D631-4830-9C94-8BD229FE10D7}" srcOrd="0" destOrd="0" presId="urn:microsoft.com/office/officeart/2005/8/layout/orgChart1"/>
     <dgm:cxn modelId="{9CAA6EF4-51F9-43C5-93C6-E738F3BFE936}" type="presOf" srcId="{079839FD-1CF5-43BB-B28F-AD9ABA1A6A40}" destId="{20D232E0-2573-4942-8727-39864A4B9C25}" srcOrd="0" destOrd="0" presId="urn:microsoft.com/office/officeart/2005/8/layout/orgChart1"/>
     <dgm:cxn modelId="{CDBFE1F5-35A8-4F4B-B39F-4BB16DC6632E}" type="presOf" srcId="{CB74E19E-32F6-40D3-B035-6B6665A8C604}" destId="{1E183C4E-44F8-4DDE-9260-5FD7EA58072F}" srcOrd="1" destOrd="0" presId="urn:microsoft.com/office/officeart/2005/8/layout/orgChart1"/>
     <dgm:cxn modelId="{FB2111F6-6066-4267-AA58-3E4780703309}" type="presOf" srcId="{8597D95A-1AFC-4A71-AC3C-2C627D77EB6D}" destId="{8476BA24-8EC4-4F67-9782-36248FEDB6B2}" srcOrd="0" destOrd="0" presId="urn:microsoft.com/office/officeart/2005/8/layout/orgChart1"/>
     <dgm:cxn modelId="{60743EF6-55CD-4A50-8687-756CF20F83F2}" srcId="{4CBE073E-6A5E-4432-AA31-7DE9409701B6}" destId="{D48397B3-0525-496C-B3E3-64B0B114A93C}" srcOrd="6" destOrd="0" parTransId="{BA69A466-5D2D-4021-84BF-EDE5F6E39C4B}" sibTransId="{FF378EEF-B731-4B9C-ACA6-B67F6F0F34C2}"/>
-    <dgm:cxn modelId="{6E51CBFA-52B2-4FAA-9F58-555230FEC02D}" srcId="{6A01CA60-3323-4ACD-BE84-6F69746E81F4}" destId="{9268C12E-EAEC-4E38-9CCC-1821749EDF42}" srcOrd="3" destOrd="0" parTransId="{A83AFDD7-9238-43C3-825A-587C56F9D352}" sibTransId="{8ECD991F-64F2-4076-A41E-B58304100DA4}"/>
+    <dgm:cxn modelId="{3B3F88F7-397E-4D73-BEAF-3F69A412246E}" srcId="{0591C67F-375C-48A1-A9F0-B51CF4F86BA2}" destId="{207CB9B3-1048-4407-965C-D9A2B1A6F5C1}" srcOrd="4" destOrd="0" parTransId="{4B967008-74AE-42A8-9A9C-615EFEDB537F}" sibTransId="{3A774367-CAE1-4003-98E3-2DF91076AD4E}"/>
+    <dgm:cxn modelId="{6E51CBFA-52B2-4FAA-9F58-555230FEC02D}" srcId="{6A01CA60-3323-4ACD-BE84-6F69746E81F4}" destId="{9268C12E-EAEC-4E38-9CCC-1821749EDF42}" srcOrd="2" destOrd="0" parTransId="{A83AFDD7-9238-43C3-825A-587C56F9D352}" sibTransId="{8ECD991F-64F2-4076-A41E-B58304100DA4}"/>
     <dgm:cxn modelId="{E616E6FA-4538-4A81-8006-22795971A129}" srcId="{C9FD42C3-5CD3-46C2-ACEC-6A4E63C8ABCE}" destId="{31C03B4B-D264-46C6-98DD-2571FA8C2F2F}" srcOrd="2" destOrd="0" parTransId="{F3749872-6E10-4F1A-8BAC-A7F30CD076FB}" sibTransId="{2E91C34D-324E-40BA-85DC-2F9EC57AA8F2}"/>
     <dgm:cxn modelId="{9C2C63FC-830C-4859-B97F-5EE812B4CFC4}" srcId="{25FE3D58-918B-402F-86A9-49F792A49CF6}" destId="{0371E293-5EDD-4CBF-AFEB-2EB0733D7D89}" srcOrd="3" destOrd="0" parTransId="{F2700443-5245-4C79-9498-18F32045A640}" sibTransId="{E6313595-F137-4944-BC83-F5F814B45A25}"/>
     <dgm:cxn modelId="{565CCDFC-DB04-4817-BC07-F5384CB3572F}" type="presOf" srcId="{04D3BFF0-6331-4046-8570-6FCDE88E118B}" destId="{411E55DB-5ACD-4E4F-92B5-383387642667}" srcOrd="0" destOrd="0" presId="urn:microsoft.com/office/officeart/2005/8/layout/orgChart1"/>
-    <dgm:cxn modelId="{7130FAFC-8424-4C11-9ECA-939F696AB61C}" type="presOf" srcId="{28F39099-DBF5-42BD-8CD4-41885D4E8E82}" destId="{234A15B4-70F2-428E-9FB2-D4683F8C015B}" srcOrd="0" destOrd="0" presId="urn:microsoft.com/office/officeart/2005/8/layout/orgChart1"/>
     <dgm:cxn modelId="{9FD6A6FD-7873-4EEA-B088-A327B11BDA70}" srcId="{5D17D441-1174-4FA1-AE99-6BAFFC6F61D2}" destId="{4CBE073E-6A5E-4432-AA31-7DE9409701B6}" srcOrd="0" destOrd="0" parTransId="{8B1286AF-2B7D-4751-96D0-BCF460A84A62}" sibTransId="{3AD26A9D-EEBB-473C-B603-E544F5003A5F}"/>
     <dgm:cxn modelId="{4ED8F7FD-3F34-4954-961D-C799A3A21B34}" type="presOf" srcId="{2FF2B57A-DE26-4620-8A44-F86124DD1898}" destId="{583E0942-F6CC-43D9-9DD7-E6A5048A0427}" srcOrd="0" destOrd="0" presId="urn:microsoft.com/office/officeart/2005/8/layout/orgChart1"/>
     <dgm:cxn modelId="{E6D7A225-E83B-40BA-B64D-25B01AD896CA}" type="presParOf" srcId="{5AD73BF3-97D6-4F13-A87E-3E05A494DD13}" destId="{C61BD405-5D1E-4983-B5F2-234FBEA5F2FC}" srcOrd="0" destOrd="0" presId="urn:microsoft.com/office/officeart/2005/8/layout/orgChart1"/>
@@ -16543,22 +14871,15 @@
     <dgm:cxn modelId="{09FF5AB0-45E0-4F27-9713-5826D44772E9}" type="presParOf" srcId="{01B84735-5BC9-4A86-9851-11D1F841A51F}" destId="{45DE93AB-0448-4711-AB30-09A381754E1C}" srcOrd="1" destOrd="0" presId="urn:microsoft.com/office/officeart/2005/8/layout/orgChart1"/>
     <dgm:cxn modelId="{34AFE209-E57A-42D0-A6F3-08018D4DD326}" type="presParOf" srcId="{7A8498E3-84A3-4929-A6D2-6171D67AD652}" destId="{340EF212-D612-4736-8A88-B24F71E96A96}" srcOrd="1" destOrd="0" presId="urn:microsoft.com/office/officeart/2005/8/layout/orgChart1"/>
     <dgm:cxn modelId="{D805FCA2-135B-4832-B536-319021B5C25D}" type="presParOf" srcId="{7A8498E3-84A3-4929-A6D2-6171D67AD652}" destId="{23B5185D-DD0E-47B5-A441-053B813A9829}" srcOrd="2" destOrd="0" presId="urn:microsoft.com/office/officeart/2005/8/layout/orgChart1"/>
-    <dgm:cxn modelId="{840D64C3-AB7B-44A7-A533-09D292609AB2}" type="presParOf" srcId="{7F7F5834-D79E-4570-BC7E-72B36A4036DB}" destId="{6B7E0051-5A35-4B5E-B981-3F2663A03EBE}" srcOrd="2" destOrd="0" presId="urn:microsoft.com/office/officeart/2005/8/layout/orgChart1"/>
-    <dgm:cxn modelId="{4CF19A51-61ED-46FE-B07A-B61F934FD4AF}" type="presParOf" srcId="{7F7F5834-D79E-4570-BC7E-72B36A4036DB}" destId="{F1C1AC63-0106-4CDB-97DE-D44469D4D133}" srcOrd="3" destOrd="0" presId="urn:microsoft.com/office/officeart/2005/8/layout/orgChart1"/>
-    <dgm:cxn modelId="{90A2E22A-EB05-446B-8C08-1B99FAEC3574}" type="presParOf" srcId="{F1C1AC63-0106-4CDB-97DE-D44469D4D133}" destId="{0E972145-21C8-40C7-8EE0-47744711A584}" srcOrd="0" destOrd="0" presId="urn:microsoft.com/office/officeart/2005/8/layout/orgChart1"/>
-    <dgm:cxn modelId="{0B750FA8-990F-4596-B85E-ABD3821E2888}" type="presParOf" srcId="{0E972145-21C8-40C7-8EE0-47744711A584}" destId="{28BF4B09-87C9-48D0-AE1C-9DD9A6D69EB6}" srcOrd="0" destOrd="0" presId="urn:microsoft.com/office/officeart/2005/8/layout/orgChart1"/>
-    <dgm:cxn modelId="{85A30872-3E63-45CD-BABC-4D7FB204CB97}" type="presParOf" srcId="{0E972145-21C8-40C7-8EE0-47744711A584}" destId="{28433261-08E6-47AB-927A-87E823C97CD2}" srcOrd="1" destOrd="0" presId="urn:microsoft.com/office/officeart/2005/8/layout/orgChart1"/>
-    <dgm:cxn modelId="{68F19CEE-D2D5-4947-A055-1239B93FDDFC}" type="presParOf" srcId="{F1C1AC63-0106-4CDB-97DE-D44469D4D133}" destId="{961A3B59-02A3-4F3C-9841-53DD8FC957F8}" srcOrd="1" destOrd="0" presId="urn:microsoft.com/office/officeart/2005/8/layout/orgChart1"/>
-    <dgm:cxn modelId="{2DA5B1B9-A2B7-4E0A-A12D-ECF0A093F84C}" type="presParOf" srcId="{F1C1AC63-0106-4CDB-97DE-D44469D4D133}" destId="{EE7414CB-6E51-40FA-9324-919F4C56113E}" srcOrd="2" destOrd="0" presId="urn:microsoft.com/office/officeart/2005/8/layout/orgChart1"/>
-    <dgm:cxn modelId="{904891AB-ED10-46CB-B803-F62DB676BBA1}" type="presParOf" srcId="{7F7F5834-D79E-4570-BC7E-72B36A4036DB}" destId="{0E79D512-55D1-4257-99E7-85F40D2AC89E}" srcOrd="4" destOrd="0" presId="urn:microsoft.com/office/officeart/2005/8/layout/orgChart1"/>
-    <dgm:cxn modelId="{87CC9000-0D7B-4E59-A1A6-556848197764}" type="presParOf" srcId="{7F7F5834-D79E-4570-BC7E-72B36A4036DB}" destId="{863840A2-4475-4D45-A08A-BDF709DC175F}" srcOrd="5" destOrd="0" presId="urn:microsoft.com/office/officeart/2005/8/layout/orgChart1"/>
+    <dgm:cxn modelId="{904891AB-ED10-46CB-B803-F62DB676BBA1}" type="presParOf" srcId="{7F7F5834-D79E-4570-BC7E-72B36A4036DB}" destId="{0E79D512-55D1-4257-99E7-85F40D2AC89E}" srcOrd="2" destOrd="0" presId="urn:microsoft.com/office/officeart/2005/8/layout/orgChart1"/>
+    <dgm:cxn modelId="{87CC9000-0D7B-4E59-A1A6-556848197764}" type="presParOf" srcId="{7F7F5834-D79E-4570-BC7E-72B36A4036DB}" destId="{863840A2-4475-4D45-A08A-BDF709DC175F}" srcOrd="3" destOrd="0" presId="urn:microsoft.com/office/officeart/2005/8/layout/orgChart1"/>
     <dgm:cxn modelId="{1B4FDE9B-2E3B-468C-88F4-64C13B671BC2}" type="presParOf" srcId="{863840A2-4475-4D45-A08A-BDF709DC175F}" destId="{639E6C25-74F5-42B1-8D25-E1BCFCB2C950}" srcOrd="0" destOrd="0" presId="urn:microsoft.com/office/officeart/2005/8/layout/orgChart1"/>
     <dgm:cxn modelId="{A36276B4-B857-4739-A93E-EAC4AD35A7D4}" type="presParOf" srcId="{639E6C25-74F5-42B1-8D25-E1BCFCB2C950}" destId="{BB26E139-903B-4CC8-A6B2-AB73C2799507}" srcOrd="0" destOrd="0" presId="urn:microsoft.com/office/officeart/2005/8/layout/orgChart1"/>
     <dgm:cxn modelId="{6AB6CF4B-032B-4730-905A-E606328C2306}" type="presParOf" srcId="{639E6C25-74F5-42B1-8D25-E1BCFCB2C950}" destId="{A0A06270-C3E1-4187-9842-5FE4D3E7CF71}" srcOrd="1" destOrd="0" presId="urn:microsoft.com/office/officeart/2005/8/layout/orgChart1"/>
     <dgm:cxn modelId="{2A869302-2E6A-4F41-A227-66A4E2CF2B8A}" type="presParOf" srcId="{863840A2-4475-4D45-A08A-BDF709DC175F}" destId="{3FB6C2BE-5874-48F6-9649-F50113A925A4}" srcOrd="1" destOrd="0" presId="urn:microsoft.com/office/officeart/2005/8/layout/orgChart1"/>
     <dgm:cxn modelId="{45F2AF21-3521-4FCA-8627-CBF6B6DA4F19}" type="presParOf" srcId="{863840A2-4475-4D45-A08A-BDF709DC175F}" destId="{59C0249A-12AC-47DB-ADB0-B6EE10D05793}" srcOrd="2" destOrd="0" presId="urn:microsoft.com/office/officeart/2005/8/layout/orgChart1"/>
-    <dgm:cxn modelId="{0451E0FF-8C6D-4F87-AB68-A1AAC79D2FED}" type="presParOf" srcId="{7F7F5834-D79E-4570-BC7E-72B36A4036DB}" destId="{DAEB764F-6406-4003-989A-B76ACDF4E058}" srcOrd="6" destOrd="0" presId="urn:microsoft.com/office/officeart/2005/8/layout/orgChart1"/>
-    <dgm:cxn modelId="{477858FA-3BD3-4C63-BD9C-4B4309C9CDE7}" type="presParOf" srcId="{7F7F5834-D79E-4570-BC7E-72B36A4036DB}" destId="{99D1C000-297F-4DC0-8AD1-2823EF89DDED}" srcOrd="7" destOrd="0" presId="urn:microsoft.com/office/officeart/2005/8/layout/orgChart1"/>
+    <dgm:cxn modelId="{0451E0FF-8C6D-4F87-AB68-A1AAC79D2FED}" type="presParOf" srcId="{7F7F5834-D79E-4570-BC7E-72B36A4036DB}" destId="{DAEB764F-6406-4003-989A-B76ACDF4E058}" srcOrd="4" destOrd="0" presId="urn:microsoft.com/office/officeart/2005/8/layout/orgChart1"/>
+    <dgm:cxn modelId="{477858FA-3BD3-4C63-BD9C-4B4309C9CDE7}" type="presParOf" srcId="{7F7F5834-D79E-4570-BC7E-72B36A4036DB}" destId="{99D1C000-297F-4DC0-8AD1-2823EF89DDED}" srcOrd="5" destOrd="0" presId="urn:microsoft.com/office/officeart/2005/8/layout/orgChart1"/>
     <dgm:cxn modelId="{90357256-A7E5-4EC9-B2DE-7B6C1A42144C}" type="presParOf" srcId="{99D1C000-297F-4DC0-8AD1-2823EF89DDED}" destId="{FF6B8685-AEF3-4529-9325-5AB98A550160}" srcOrd="0" destOrd="0" presId="urn:microsoft.com/office/officeart/2005/8/layout/orgChart1"/>
     <dgm:cxn modelId="{190F0987-046A-4B3A-A534-7F14C3DEEC8A}" type="presParOf" srcId="{FF6B8685-AEF3-4529-9325-5AB98A550160}" destId="{A6C5F7EB-D3AF-464F-80BB-A93408F50316}" srcOrd="0" destOrd="0" presId="urn:microsoft.com/office/officeart/2005/8/layout/orgChart1"/>
     <dgm:cxn modelId="{905992EF-0311-4DA6-BB1A-C029A049C60A}" type="presParOf" srcId="{FF6B8685-AEF3-4529-9325-5AB98A550160}" destId="{D68585C5-24E1-4BC7-9AC6-1B33F1FAE0B2}" srcOrd="1" destOrd="0" presId="urn:microsoft.com/office/officeart/2005/8/layout/orgChart1"/>
@@ -16774,29 +15095,22 @@
     <dgm:cxn modelId="{9EB71442-2602-41D4-A046-C1E9538BDE04}" type="presParOf" srcId="{D94B71A2-5121-43A1-986E-3CE2BCA3C5B7}" destId="{DC57FE2D-7BE7-441F-9AA6-841777F45F3D}" srcOrd="1" destOrd="0" presId="urn:microsoft.com/office/officeart/2005/8/layout/orgChart1"/>
     <dgm:cxn modelId="{6B895B37-C9DF-463A-8C2B-F4B0CDEBF5E7}" type="presParOf" srcId="{C7643E0A-260B-46C2-89D6-0DA8DBC94E0C}" destId="{252587FA-D584-49F3-B777-6D409397D03E}" srcOrd="1" destOrd="0" presId="urn:microsoft.com/office/officeart/2005/8/layout/orgChart1"/>
     <dgm:cxn modelId="{42A63E9E-C3F6-4E73-B36D-C67F28281EA2}" type="presParOf" srcId="{C7643E0A-260B-46C2-89D6-0DA8DBC94E0C}" destId="{02D912AE-EC6D-4D3E-9EB9-463274A5DB18}" srcOrd="2" destOrd="0" presId="urn:microsoft.com/office/officeart/2005/8/layout/orgChart1"/>
-    <dgm:cxn modelId="{F95B3483-5D33-4593-A94A-A1EE9B9A1D0C}" type="presParOf" srcId="{4349BDD1-F4D1-41B2-9036-8B2734AA7C9B}" destId="{B43944D4-016D-4AEC-9224-9E4767FCF7B7}" srcOrd="2" destOrd="0" presId="urn:microsoft.com/office/officeart/2005/8/layout/orgChart1"/>
-    <dgm:cxn modelId="{C53CBBE0-0CEE-4254-80CE-379C0ED6641F}" type="presParOf" srcId="{4349BDD1-F4D1-41B2-9036-8B2734AA7C9B}" destId="{CF43C5CE-3E71-4DD8-A342-E3EBA435532D}" srcOrd="3" destOrd="0" presId="urn:microsoft.com/office/officeart/2005/8/layout/orgChart1"/>
-    <dgm:cxn modelId="{39A8BADF-4E68-406C-BF6F-4B9B0C6D4689}" type="presParOf" srcId="{CF43C5CE-3E71-4DD8-A342-E3EBA435532D}" destId="{34FB8E3E-D7C4-4C56-807E-110DF033F7F1}" srcOrd="0" destOrd="0" presId="urn:microsoft.com/office/officeart/2005/8/layout/orgChart1"/>
-    <dgm:cxn modelId="{2F7566E0-D0FB-4CDA-B513-35B6CCDB716A}" type="presParOf" srcId="{34FB8E3E-D7C4-4C56-807E-110DF033F7F1}" destId="{234A15B4-70F2-428E-9FB2-D4683F8C015B}" srcOrd="0" destOrd="0" presId="urn:microsoft.com/office/officeart/2005/8/layout/orgChart1"/>
-    <dgm:cxn modelId="{E7B0955E-7D83-42E3-B56B-608C13BDD527}" type="presParOf" srcId="{34FB8E3E-D7C4-4C56-807E-110DF033F7F1}" destId="{6ABA289D-46F0-448F-821B-8DF1DCE255D8}" srcOrd="1" destOrd="0" presId="urn:microsoft.com/office/officeart/2005/8/layout/orgChart1"/>
-    <dgm:cxn modelId="{17793681-4401-427A-9ABE-2E0024FB25F2}" type="presParOf" srcId="{CF43C5CE-3E71-4DD8-A342-E3EBA435532D}" destId="{C6A14B52-290E-4B74-AC92-1289451E1558}" srcOrd="1" destOrd="0" presId="urn:microsoft.com/office/officeart/2005/8/layout/orgChart1"/>
-    <dgm:cxn modelId="{EBCC8ACA-DCB5-4329-98B7-9E145C1C34A5}" type="presParOf" srcId="{CF43C5CE-3E71-4DD8-A342-E3EBA435532D}" destId="{BFE73294-B291-43B9-8BD2-62817B044AB1}" srcOrd="2" destOrd="0" presId="urn:microsoft.com/office/officeart/2005/8/layout/orgChart1"/>
-    <dgm:cxn modelId="{7C1AE371-98CE-43C7-A296-291158567BE1}" type="presParOf" srcId="{4349BDD1-F4D1-41B2-9036-8B2734AA7C9B}" destId="{5723848F-A2A9-4DC7-B8EF-CD5E11FED3EA}" srcOrd="4" destOrd="0" presId="urn:microsoft.com/office/officeart/2005/8/layout/orgChart1"/>
-    <dgm:cxn modelId="{4585F20F-E536-4BF3-8D02-E14D0A9C3A29}" type="presParOf" srcId="{4349BDD1-F4D1-41B2-9036-8B2734AA7C9B}" destId="{D2233E77-2FF2-43AF-86A9-BE2B47BA6178}" srcOrd="5" destOrd="0" presId="urn:microsoft.com/office/officeart/2005/8/layout/orgChart1"/>
+    <dgm:cxn modelId="{7C1AE371-98CE-43C7-A296-291158567BE1}" type="presParOf" srcId="{4349BDD1-F4D1-41B2-9036-8B2734AA7C9B}" destId="{5723848F-A2A9-4DC7-B8EF-CD5E11FED3EA}" srcOrd="2" destOrd="0" presId="urn:microsoft.com/office/officeart/2005/8/layout/orgChart1"/>
+    <dgm:cxn modelId="{4585F20F-E536-4BF3-8D02-E14D0A9C3A29}" type="presParOf" srcId="{4349BDD1-F4D1-41B2-9036-8B2734AA7C9B}" destId="{D2233E77-2FF2-43AF-86A9-BE2B47BA6178}" srcOrd="3" destOrd="0" presId="urn:microsoft.com/office/officeart/2005/8/layout/orgChart1"/>
     <dgm:cxn modelId="{60B1736E-30B2-492C-B771-CEE4798A46D4}" type="presParOf" srcId="{D2233E77-2FF2-43AF-86A9-BE2B47BA6178}" destId="{43EB2810-68E1-405C-8FE1-077CA59FEEBF}" srcOrd="0" destOrd="0" presId="urn:microsoft.com/office/officeart/2005/8/layout/orgChart1"/>
     <dgm:cxn modelId="{0BBE8FEC-3BA5-4786-AED4-1D155F298768}" type="presParOf" srcId="{43EB2810-68E1-405C-8FE1-077CA59FEEBF}" destId="{9768285B-6372-4848-B225-3F8F700E3446}" srcOrd="0" destOrd="0" presId="urn:microsoft.com/office/officeart/2005/8/layout/orgChart1"/>
     <dgm:cxn modelId="{F7279057-717D-4BAF-B816-D76BB21BECCF}" type="presParOf" srcId="{43EB2810-68E1-405C-8FE1-077CA59FEEBF}" destId="{E98F4C0B-C463-4F71-B70D-FB72AD902733}" srcOrd="1" destOrd="0" presId="urn:microsoft.com/office/officeart/2005/8/layout/orgChart1"/>
     <dgm:cxn modelId="{A28E4DC7-2CEA-415E-8B95-30A514877F85}" type="presParOf" srcId="{D2233E77-2FF2-43AF-86A9-BE2B47BA6178}" destId="{FAB84A8E-198E-4E59-96CD-FB8CD2FD11A9}" srcOrd="1" destOrd="0" presId="urn:microsoft.com/office/officeart/2005/8/layout/orgChart1"/>
     <dgm:cxn modelId="{42B5FFAD-D434-4980-9362-441C6234B993}" type="presParOf" srcId="{D2233E77-2FF2-43AF-86A9-BE2B47BA6178}" destId="{D01D5DEC-4B42-4493-B14A-705DB2E7A341}" srcOrd="2" destOrd="0" presId="urn:microsoft.com/office/officeart/2005/8/layout/orgChart1"/>
-    <dgm:cxn modelId="{11002CC4-7D00-4F7C-98D2-E24F64886103}" type="presParOf" srcId="{4349BDD1-F4D1-41B2-9036-8B2734AA7C9B}" destId="{14511174-61B6-49B2-80A5-D13339292F77}" srcOrd="6" destOrd="0" presId="urn:microsoft.com/office/officeart/2005/8/layout/orgChart1"/>
-    <dgm:cxn modelId="{D0B43098-06B8-4881-9AE7-7097AF42F479}" type="presParOf" srcId="{4349BDD1-F4D1-41B2-9036-8B2734AA7C9B}" destId="{270A70CD-1832-4007-BD27-7E6EB5BBB2C4}" srcOrd="7" destOrd="0" presId="urn:microsoft.com/office/officeart/2005/8/layout/orgChart1"/>
+    <dgm:cxn modelId="{11002CC4-7D00-4F7C-98D2-E24F64886103}" type="presParOf" srcId="{4349BDD1-F4D1-41B2-9036-8B2734AA7C9B}" destId="{14511174-61B6-49B2-80A5-D13339292F77}" srcOrd="4" destOrd="0" presId="urn:microsoft.com/office/officeart/2005/8/layout/orgChart1"/>
+    <dgm:cxn modelId="{D0B43098-06B8-4881-9AE7-7097AF42F479}" type="presParOf" srcId="{4349BDD1-F4D1-41B2-9036-8B2734AA7C9B}" destId="{270A70CD-1832-4007-BD27-7E6EB5BBB2C4}" srcOrd="5" destOrd="0" presId="urn:microsoft.com/office/officeart/2005/8/layout/orgChart1"/>
     <dgm:cxn modelId="{8B8D2898-352A-43F5-9CF0-D60B6EA695C9}" type="presParOf" srcId="{270A70CD-1832-4007-BD27-7E6EB5BBB2C4}" destId="{354CC9C9-645A-4444-92CA-59E4E8332589}" srcOrd="0" destOrd="0" presId="urn:microsoft.com/office/officeart/2005/8/layout/orgChart1"/>
     <dgm:cxn modelId="{B286A1E0-0B31-403B-B8AA-7A2D9307CF57}" type="presParOf" srcId="{354CC9C9-645A-4444-92CA-59E4E8332589}" destId="{80B823A2-BF02-48AC-A9B6-4D170FF0FB11}" srcOrd="0" destOrd="0" presId="urn:microsoft.com/office/officeart/2005/8/layout/orgChart1"/>
     <dgm:cxn modelId="{E767CB0D-747C-43A3-BCDC-B4F51FA13802}" type="presParOf" srcId="{354CC9C9-645A-4444-92CA-59E4E8332589}" destId="{3A5140C6-1A7F-4965-8E45-8044483F441B}" srcOrd="1" destOrd="0" presId="urn:microsoft.com/office/officeart/2005/8/layout/orgChart1"/>
     <dgm:cxn modelId="{67F3B86C-C2C1-4DF2-BBB1-E242A6BA9780}" type="presParOf" srcId="{270A70CD-1832-4007-BD27-7E6EB5BBB2C4}" destId="{355DEFE6-80DB-4E7D-A6AC-86867E710407}" srcOrd="1" destOrd="0" presId="urn:microsoft.com/office/officeart/2005/8/layout/orgChart1"/>
     <dgm:cxn modelId="{F0996EC1-4C65-4C2C-85B3-F5F663FC5D9C}" type="presParOf" srcId="{270A70CD-1832-4007-BD27-7E6EB5BBB2C4}" destId="{39922756-D412-4066-87F5-FC1F1B82B623}" srcOrd="2" destOrd="0" presId="urn:microsoft.com/office/officeart/2005/8/layout/orgChart1"/>
-    <dgm:cxn modelId="{0CCCF02B-4782-4897-9BA1-3FB7428679FA}" type="presParOf" srcId="{4349BDD1-F4D1-41B2-9036-8B2734AA7C9B}" destId="{640A2473-C5A2-4B20-A1C0-5AE7B8797770}" srcOrd="8" destOrd="0" presId="urn:microsoft.com/office/officeart/2005/8/layout/orgChart1"/>
-    <dgm:cxn modelId="{BF8A4AA1-F2E7-4F29-9FA4-AA45A804C921}" type="presParOf" srcId="{4349BDD1-F4D1-41B2-9036-8B2734AA7C9B}" destId="{ACE72B29-4948-49E3-9731-89D0B69DFEFD}" srcOrd="9" destOrd="0" presId="urn:microsoft.com/office/officeart/2005/8/layout/orgChart1"/>
+    <dgm:cxn modelId="{0CCCF02B-4782-4897-9BA1-3FB7428679FA}" type="presParOf" srcId="{4349BDD1-F4D1-41B2-9036-8B2734AA7C9B}" destId="{640A2473-C5A2-4B20-A1C0-5AE7B8797770}" srcOrd="6" destOrd="0" presId="urn:microsoft.com/office/officeart/2005/8/layout/orgChart1"/>
+    <dgm:cxn modelId="{BF8A4AA1-F2E7-4F29-9FA4-AA45A804C921}" type="presParOf" srcId="{4349BDD1-F4D1-41B2-9036-8B2734AA7C9B}" destId="{ACE72B29-4948-49E3-9731-89D0B69DFEFD}" srcOrd="7" destOrd="0" presId="urn:microsoft.com/office/officeart/2005/8/layout/orgChart1"/>
     <dgm:cxn modelId="{8C94DFCC-79F2-48AB-AE02-7E735F2D934F}" type="presParOf" srcId="{ACE72B29-4948-49E3-9731-89D0B69DFEFD}" destId="{2FA91FE2-2E0B-42C5-847D-A991226FADA6}" srcOrd="0" destOrd="0" presId="urn:microsoft.com/office/officeart/2005/8/layout/orgChart1"/>
     <dgm:cxn modelId="{4519E4A1-991C-4A45-A8A9-62C021A51B1E}" type="presParOf" srcId="{2FA91FE2-2E0B-42C5-847D-A991226FADA6}" destId="{D7FBE61E-8B3F-48EA-AC0D-C54FC43BB61F}" srcOrd="0" destOrd="0" presId="urn:microsoft.com/office/officeart/2005/8/layout/orgChart1"/>
     <dgm:cxn modelId="{9280EA9B-183D-440E-8F98-7B85B9CEC1DF}" type="presParOf" srcId="{2FA91FE2-2E0B-42C5-847D-A991226FADA6}" destId="{B39DB42B-E0E8-4248-837F-D168E7B781A2}" srcOrd="1" destOrd="0" presId="urn:microsoft.com/office/officeart/2005/8/layout/orgChart1"/>
@@ -16816,43 +15130,36 @@
     <dgm:cxn modelId="{FAC95EE3-D920-4809-B6C7-5F0CDCACBB65}" type="presParOf" srcId="{539126EC-D8D2-462C-85F9-82E3FB5D8A44}" destId="{1F354759-DEBA-4934-B374-D9018CCE4A9E}" srcOrd="1" destOrd="0" presId="urn:microsoft.com/office/officeart/2005/8/layout/orgChart1"/>
     <dgm:cxn modelId="{D675BD89-229E-4893-8E92-EFF027892774}" type="presParOf" srcId="{07FD0625-1360-499C-99FE-5B317C5FB5C0}" destId="{EEA0F4D0-4564-415F-8934-24312166C5E7}" srcOrd="1" destOrd="0" presId="urn:microsoft.com/office/officeart/2005/8/layout/orgChart1"/>
     <dgm:cxn modelId="{EC63878F-81BB-46BE-B244-648749BECD61}" type="presParOf" srcId="{07FD0625-1360-499C-99FE-5B317C5FB5C0}" destId="{8DC4185A-B763-4296-95D5-C05477C78E57}" srcOrd="2" destOrd="0" presId="urn:microsoft.com/office/officeart/2005/8/layout/orgChart1"/>
-    <dgm:cxn modelId="{2C794F8C-77F8-42E2-97B0-EB17621A55C9}" type="presParOf" srcId="{BA67A40A-00B0-47C8-9272-C0530383140B}" destId="{0559EA28-2C1D-4649-98D6-EB28971AC19B}" srcOrd="2" destOrd="0" presId="urn:microsoft.com/office/officeart/2005/8/layout/orgChart1"/>
-    <dgm:cxn modelId="{65559262-3736-4A3A-93E4-60001D47ACF4}" type="presParOf" srcId="{BA67A40A-00B0-47C8-9272-C0530383140B}" destId="{11E1ECFF-8AFD-4832-9110-3497BCF213D4}" srcOrd="3" destOrd="0" presId="urn:microsoft.com/office/officeart/2005/8/layout/orgChart1"/>
-    <dgm:cxn modelId="{71595921-79A1-4CBD-910C-D1F71CC5F7FA}" type="presParOf" srcId="{11E1ECFF-8AFD-4832-9110-3497BCF213D4}" destId="{040A936F-D442-4460-A808-B5F43E255A6F}" srcOrd="0" destOrd="0" presId="urn:microsoft.com/office/officeart/2005/8/layout/orgChart1"/>
-    <dgm:cxn modelId="{119E39C5-94C9-4742-BDFC-C6422826ABF0}" type="presParOf" srcId="{040A936F-D442-4460-A808-B5F43E255A6F}" destId="{382CD501-2E5D-41C0-A7C5-A55C04ABAACE}" srcOrd="0" destOrd="0" presId="urn:microsoft.com/office/officeart/2005/8/layout/orgChart1"/>
-    <dgm:cxn modelId="{0F563ED0-8A2F-4E0C-B501-45984A4834FC}" type="presParOf" srcId="{040A936F-D442-4460-A808-B5F43E255A6F}" destId="{D4841867-D10C-48EF-AF4D-19F42F028458}" srcOrd="1" destOrd="0" presId="urn:microsoft.com/office/officeart/2005/8/layout/orgChart1"/>
-    <dgm:cxn modelId="{C9A42982-EEA0-490D-9849-27278517DD3E}" type="presParOf" srcId="{11E1ECFF-8AFD-4832-9110-3497BCF213D4}" destId="{3BE7AE7C-1884-4757-B7D0-E822AC4AB76E}" srcOrd="1" destOrd="0" presId="urn:microsoft.com/office/officeart/2005/8/layout/orgChart1"/>
-    <dgm:cxn modelId="{97155087-64EC-48D3-A550-F81FF4587D6C}" type="presParOf" srcId="{11E1ECFF-8AFD-4832-9110-3497BCF213D4}" destId="{6FDB58E2-C002-4838-9FEE-9F592EF01258}" srcOrd="2" destOrd="0" presId="urn:microsoft.com/office/officeart/2005/8/layout/orgChart1"/>
-    <dgm:cxn modelId="{65B9B8D6-4254-4186-9010-579EC730B2D5}" type="presParOf" srcId="{BA67A40A-00B0-47C8-9272-C0530383140B}" destId="{ABBAD6EE-5FB1-4834-90BB-BBE6B31CE24D}" srcOrd="4" destOrd="0" presId="urn:microsoft.com/office/officeart/2005/8/layout/orgChart1"/>
-    <dgm:cxn modelId="{74EC0AC5-C0B3-4FBA-A33B-C40351DE2B3C}" type="presParOf" srcId="{BA67A40A-00B0-47C8-9272-C0530383140B}" destId="{FC9EA3C2-66FA-4F2B-A449-58D638D6C0E8}" srcOrd="5" destOrd="0" presId="urn:microsoft.com/office/officeart/2005/8/layout/orgChart1"/>
-    <dgm:cxn modelId="{A0EBAA75-8827-4241-943C-64F12D3171A2}" type="presParOf" srcId="{FC9EA3C2-66FA-4F2B-A449-58D638D6C0E8}" destId="{22436A05-95A1-44B6-BE76-2A3D479CB880}" srcOrd="0" destOrd="0" presId="urn:microsoft.com/office/officeart/2005/8/layout/orgChart1"/>
-    <dgm:cxn modelId="{FF88ADCB-63B9-4731-90FA-A39E164CC07A}" type="presParOf" srcId="{22436A05-95A1-44B6-BE76-2A3D479CB880}" destId="{69E95BDC-8DEB-4227-BDB4-AA188C40A8F2}" srcOrd="0" destOrd="0" presId="urn:microsoft.com/office/officeart/2005/8/layout/orgChart1"/>
-    <dgm:cxn modelId="{BF73EB61-ADB6-4EE9-A8E7-81EC614B7471}" type="presParOf" srcId="{22436A05-95A1-44B6-BE76-2A3D479CB880}" destId="{681F2ED1-39A6-4D3C-81AA-00A9DF96F150}" srcOrd="1" destOrd="0" presId="urn:microsoft.com/office/officeart/2005/8/layout/orgChart1"/>
-    <dgm:cxn modelId="{A65B762F-6AC5-466F-B994-231336B9503F}" type="presParOf" srcId="{FC9EA3C2-66FA-4F2B-A449-58D638D6C0E8}" destId="{4F3F4D56-57D5-4514-9F4C-B433C792F9B3}" srcOrd="1" destOrd="0" presId="urn:microsoft.com/office/officeart/2005/8/layout/orgChart1"/>
-    <dgm:cxn modelId="{8CB5145F-1103-495C-8ADE-B4D126D79F6E}" type="presParOf" srcId="{FC9EA3C2-66FA-4F2B-A449-58D638D6C0E8}" destId="{C6FC6D17-6752-4229-B6E5-56DF1B8508F0}" srcOrd="2" destOrd="0" presId="urn:microsoft.com/office/officeart/2005/8/layout/orgChart1"/>
-    <dgm:cxn modelId="{C175602E-5040-4698-8DAC-9553D081126C}" type="presParOf" srcId="{BA67A40A-00B0-47C8-9272-C0530383140B}" destId="{DFF846B8-2BC0-4837-B622-712B4FDDF1C6}" srcOrd="6" destOrd="0" presId="urn:microsoft.com/office/officeart/2005/8/layout/orgChart1"/>
-    <dgm:cxn modelId="{2EF5955F-5F2C-4906-95F6-ABF0A54C3D0D}" type="presParOf" srcId="{BA67A40A-00B0-47C8-9272-C0530383140B}" destId="{5CA2D48F-671D-4AC6-9715-A6C9612F919B}" srcOrd="7" destOrd="0" presId="urn:microsoft.com/office/officeart/2005/8/layout/orgChart1"/>
+    <dgm:cxn modelId="{C175602E-5040-4698-8DAC-9553D081126C}" type="presParOf" srcId="{BA67A40A-00B0-47C8-9272-C0530383140B}" destId="{DFF846B8-2BC0-4837-B622-712B4FDDF1C6}" srcOrd="2" destOrd="0" presId="urn:microsoft.com/office/officeart/2005/8/layout/orgChart1"/>
+    <dgm:cxn modelId="{2EF5955F-5F2C-4906-95F6-ABF0A54C3D0D}" type="presParOf" srcId="{BA67A40A-00B0-47C8-9272-C0530383140B}" destId="{5CA2D48F-671D-4AC6-9715-A6C9612F919B}" srcOrd="3" destOrd="0" presId="urn:microsoft.com/office/officeart/2005/8/layout/orgChart1"/>
     <dgm:cxn modelId="{F65960A3-1DD7-472B-BF9F-179F67A5733D}" type="presParOf" srcId="{5CA2D48F-671D-4AC6-9715-A6C9612F919B}" destId="{7277B18B-6DF7-4336-A382-4E32A377E2F6}" srcOrd="0" destOrd="0" presId="urn:microsoft.com/office/officeart/2005/8/layout/orgChart1"/>
     <dgm:cxn modelId="{AD98DBEC-83D2-453F-9D6E-C5972C0C78ED}" type="presParOf" srcId="{7277B18B-6DF7-4336-A382-4E32A377E2F6}" destId="{A375663D-BC3F-4763-AD97-85E7386F5C19}" srcOrd="0" destOrd="0" presId="urn:microsoft.com/office/officeart/2005/8/layout/orgChart1"/>
     <dgm:cxn modelId="{C90ADF46-C503-426B-96A2-110CFCD8FB81}" type="presParOf" srcId="{7277B18B-6DF7-4336-A382-4E32A377E2F6}" destId="{FB2F5780-1A9A-4014-99C4-AB7E7E2F5653}" srcOrd="1" destOrd="0" presId="urn:microsoft.com/office/officeart/2005/8/layout/orgChart1"/>
     <dgm:cxn modelId="{9F198E21-CAD6-4DA3-8E8F-B6AB08E0B37E}" type="presParOf" srcId="{5CA2D48F-671D-4AC6-9715-A6C9612F919B}" destId="{D5AECE6D-B2AA-4C49-AD42-6B1073A5B1E0}" srcOrd="1" destOrd="0" presId="urn:microsoft.com/office/officeart/2005/8/layout/orgChart1"/>
     <dgm:cxn modelId="{828D2882-7152-4EA1-8F26-2454DFB1E309}" type="presParOf" srcId="{5CA2D48F-671D-4AC6-9715-A6C9612F919B}" destId="{75860C7B-67AD-4588-A155-F77784D8D085}" srcOrd="2" destOrd="0" presId="urn:microsoft.com/office/officeart/2005/8/layout/orgChart1"/>
-    <dgm:cxn modelId="{620024EA-E80E-47C0-A1DD-B8067A2AF0DC}" type="presParOf" srcId="{BA67A40A-00B0-47C8-9272-C0530383140B}" destId="{ABA2D44F-E4B7-4597-964E-5C89BBEEE4F5}" srcOrd="8" destOrd="0" presId="urn:microsoft.com/office/officeart/2005/8/layout/orgChart1"/>
-    <dgm:cxn modelId="{3DDFEC3E-CAB6-44B7-8F9E-101BB42C9269}" type="presParOf" srcId="{BA67A40A-00B0-47C8-9272-C0530383140B}" destId="{BDE5C351-596F-4C04-B355-C98F9AA080F8}" srcOrd="9" destOrd="0" presId="urn:microsoft.com/office/officeart/2005/8/layout/orgChart1"/>
+    <dgm:cxn modelId="{620024EA-E80E-47C0-A1DD-B8067A2AF0DC}" type="presParOf" srcId="{BA67A40A-00B0-47C8-9272-C0530383140B}" destId="{ABA2D44F-E4B7-4597-964E-5C89BBEEE4F5}" srcOrd="4" destOrd="0" presId="urn:microsoft.com/office/officeart/2005/8/layout/orgChart1"/>
+    <dgm:cxn modelId="{3DDFEC3E-CAB6-44B7-8F9E-101BB42C9269}" type="presParOf" srcId="{BA67A40A-00B0-47C8-9272-C0530383140B}" destId="{BDE5C351-596F-4C04-B355-C98F9AA080F8}" srcOrd="5" destOrd="0" presId="urn:microsoft.com/office/officeart/2005/8/layout/orgChart1"/>
     <dgm:cxn modelId="{362BD99B-E5B0-4559-B543-1609472B85DD}" type="presParOf" srcId="{BDE5C351-596F-4C04-B355-C98F9AA080F8}" destId="{5B14D1D9-AD34-4964-969F-BDA66DA8B697}" srcOrd="0" destOrd="0" presId="urn:microsoft.com/office/officeart/2005/8/layout/orgChart1"/>
     <dgm:cxn modelId="{733A410A-5454-42AC-A0E1-B405E31B5395}" type="presParOf" srcId="{5B14D1D9-AD34-4964-969F-BDA66DA8B697}" destId="{D5C45E8C-63C6-4011-81D1-2F3FCF042F37}" srcOrd="0" destOrd="0" presId="urn:microsoft.com/office/officeart/2005/8/layout/orgChart1"/>
     <dgm:cxn modelId="{E2E95928-FE84-45C0-864A-6B1DF22E4C21}" type="presParOf" srcId="{5B14D1D9-AD34-4964-969F-BDA66DA8B697}" destId="{68711296-7930-42C4-A69C-C5A15259BD74}" srcOrd="1" destOrd="0" presId="urn:microsoft.com/office/officeart/2005/8/layout/orgChart1"/>
     <dgm:cxn modelId="{D6C15193-3C61-4659-B586-D446CB5C6EDB}" type="presParOf" srcId="{BDE5C351-596F-4C04-B355-C98F9AA080F8}" destId="{A8DE6FAE-332C-4D00-8A5D-801E96B84B01}" srcOrd="1" destOrd="0" presId="urn:microsoft.com/office/officeart/2005/8/layout/orgChart1"/>
     <dgm:cxn modelId="{C1740D22-BB64-4618-8C93-5CBF62398906}" type="presParOf" srcId="{BDE5C351-596F-4C04-B355-C98F9AA080F8}" destId="{3C2E6764-B988-489D-879D-48680011E621}" srcOrd="2" destOrd="0" presId="urn:microsoft.com/office/officeart/2005/8/layout/orgChart1"/>
-    <dgm:cxn modelId="{3C3F0720-9D5C-436F-8AE2-9E6354F6D102}" type="presParOf" srcId="{BA67A40A-00B0-47C8-9272-C0530383140B}" destId="{7583D133-D631-4830-9C94-8BD229FE10D7}" srcOrd="10" destOrd="0" presId="urn:microsoft.com/office/officeart/2005/8/layout/orgChart1"/>
-    <dgm:cxn modelId="{3BA087FA-5353-4148-8246-4B572327E9A5}" type="presParOf" srcId="{BA67A40A-00B0-47C8-9272-C0530383140B}" destId="{F7F1E493-5490-4137-B6F5-32FABCEA29A0}" srcOrd="11" destOrd="0" presId="urn:microsoft.com/office/officeart/2005/8/layout/orgChart1"/>
+    <dgm:cxn modelId="{3C3F0720-9D5C-436F-8AE2-9E6354F6D102}" type="presParOf" srcId="{BA67A40A-00B0-47C8-9272-C0530383140B}" destId="{7583D133-D631-4830-9C94-8BD229FE10D7}" srcOrd="6" destOrd="0" presId="urn:microsoft.com/office/officeart/2005/8/layout/orgChart1"/>
+    <dgm:cxn modelId="{3BA087FA-5353-4148-8246-4B572327E9A5}" type="presParOf" srcId="{BA67A40A-00B0-47C8-9272-C0530383140B}" destId="{F7F1E493-5490-4137-B6F5-32FABCEA29A0}" srcOrd="7" destOrd="0" presId="urn:microsoft.com/office/officeart/2005/8/layout/orgChart1"/>
     <dgm:cxn modelId="{7B142605-4526-415E-8602-3DFAD5226E9B}" type="presParOf" srcId="{F7F1E493-5490-4137-B6F5-32FABCEA29A0}" destId="{1126489D-E97F-4749-8878-8DC463A87777}" srcOrd="0" destOrd="0" presId="urn:microsoft.com/office/officeart/2005/8/layout/orgChart1"/>
     <dgm:cxn modelId="{CDA6FCD0-B9B4-4962-B8DC-F32D29C051EA}" type="presParOf" srcId="{1126489D-E97F-4749-8878-8DC463A87777}" destId="{7C1D99B9-2DDE-4676-A7C1-2FB008D36260}" srcOrd="0" destOrd="0" presId="urn:microsoft.com/office/officeart/2005/8/layout/orgChart1"/>
     <dgm:cxn modelId="{C70C3405-C3BB-41DC-BB3E-8E74DF3C87D2}" type="presParOf" srcId="{1126489D-E97F-4749-8878-8DC463A87777}" destId="{C6DD071C-5D7D-4B4E-9CF7-2E6507DD402B}" srcOrd="1" destOrd="0" presId="urn:microsoft.com/office/officeart/2005/8/layout/orgChart1"/>
     <dgm:cxn modelId="{E6D91B65-8B71-4C51-AB03-B2A6280AD70D}" type="presParOf" srcId="{F7F1E493-5490-4137-B6F5-32FABCEA29A0}" destId="{A1B15E5E-91AE-4905-BA08-6597B0A49732}" srcOrd="1" destOrd="0" presId="urn:microsoft.com/office/officeart/2005/8/layout/orgChart1"/>
     <dgm:cxn modelId="{B2FC7D18-3B41-45F9-B637-CA7CC8334B4B}" type="presParOf" srcId="{F7F1E493-5490-4137-B6F5-32FABCEA29A0}" destId="{9374204A-937E-47D4-B5CB-1AF9005F63F5}" srcOrd="2" destOrd="0" presId="urn:microsoft.com/office/officeart/2005/8/layout/orgChart1"/>
-    <dgm:cxn modelId="{492CDE05-07E6-412A-B582-394A6F309818}" type="presParOf" srcId="{BA67A40A-00B0-47C8-9272-C0530383140B}" destId="{CCB500D8-777A-40FD-AA84-028D82304146}" srcOrd="12" destOrd="0" presId="urn:microsoft.com/office/officeart/2005/8/layout/orgChart1"/>
-    <dgm:cxn modelId="{0D2728D7-6F65-4D86-BE01-7CF5920CF73A}" type="presParOf" srcId="{BA67A40A-00B0-47C8-9272-C0530383140B}" destId="{885D8968-D762-4721-A7A1-9118B657A743}" srcOrd="13" destOrd="0" presId="urn:microsoft.com/office/officeart/2005/8/layout/orgChart1"/>
+    <dgm:cxn modelId="{B9B318C2-636B-470E-9965-8664D1824A6E}" type="presParOf" srcId="{BA67A40A-00B0-47C8-9272-C0530383140B}" destId="{022C9D00-87A8-4917-8398-C662E19E099E}" srcOrd="8" destOrd="0" presId="urn:microsoft.com/office/officeart/2005/8/layout/orgChart1"/>
+    <dgm:cxn modelId="{24A3C660-EE34-440D-8457-A5485F1EAE77}" type="presParOf" srcId="{BA67A40A-00B0-47C8-9272-C0530383140B}" destId="{2E1DDE31-DDA8-4F36-AAD5-2B08474CCEAC}" srcOrd="9" destOrd="0" presId="urn:microsoft.com/office/officeart/2005/8/layout/orgChart1"/>
+    <dgm:cxn modelId="{7A98E7A3-D035-4069-9B51-406E82822A89}" type="presParOf" srcId="{2E1DDE31-DDA8-4F36-AAD5-2B08474CCEAC}" destId="{6CB68CC4-15D2-4B12-B878-392184B93478}" srcOrd="0" destOrd="0" presId="urn:microsoft.com/office/officeart/2005/8/layout/orgChart1"/>
+    <dgm:cxn modelId="{DFD7A9F1-7DB2-4300-8F1D-11B5E1D49B11}" type="presParOf" srcId="{6CB68CC4-15D2-4B12-B878-392184B93478}" destId="{9EEB90CC-915D-4084-AA59-82E838D00069}" srcOrd="0" destOrd="0" presId="urn:microsoft.com/office/officeart/2005/8/layout/orgChart1"/>
+    <dgm:cxn modelId="{AD2B24A0-ABED-438D-A4B9-92BFE8CA432E}" type="presParOf" srcId="{6CB68CC4-15D2-4B12-B878-392184B93478}" destId="{097E5ECC-C75D-40BE-83D6-8E4E75C67687}" srcOrd="1" destOrd="0" presId="urn:microsoft.com/office/officeart/2005/8/layout/orgChart1"/>
+    <dgm:cxn modelId="{84501E1F-CB85-41AA-8C46-4922EAFD1759}" type="presParOf" srcId="{2E1DDE31-DDA8-4F36-AAD5-2B08474CCEAC}" destId="{6705D661-824D-41D7-8A4A-71873DB58518}" srcOrd="1" destOrd="0" presId="urn:microsoft.com/office/officeart/2005/8/layout/orgChart1"/>
+    <dgm:cxn modelId="{8F41B307-C99D-4550-9B59-271A4A1D9395}" type="presParOf" srcId="{2E1DDE31-DDA8-4F36-AAD5-2B08474CCEAC}" destId="{98C03392-8B01-4D5E-9D24-163F1FEED1A3}" srcOrd="2" destOrd="0" presId="urn:microsoft.com/office/officeart/2005/8/layout/orgChart1"/>
+    <dgm:cxn modelId="{492CDE05-07E6-412A-B582-394A6F309818}" type="presParOf" srcId="{BA67A40A-00B0-47C8-9272-C0530383140B}" destId="{CCB500D8-777A-40FD-AA84-028D82304146}" srcOrd="10" destOrd="0" presId="urn:microsoft.com/office/officeart/2005/8/layout/orgChart1"/>
+    <dgm:cxn modelId="{0D2728D7-6F65-4D86-BE01-7CF5920CF73A}" type="presParOf" srcId="{BA67A40A-00B0-47C8-9272-C0530383140B}" destId="{885D8968-D762-4721-A7A1-9118B657A743}" srcOrd="11" destOrd="0" presId="urn:microsoft.com/office/officeart/2005/8/layout/orgChart1"/>
     <dgm:cxn modelId="{B2E1D0A7-73B7-4F1D-83B5-73FE98AF2EF5}" type="presParOf" srcId="{885D8968-D762-4721-A7A1-9118B657A743}" destId="{0D54567F-1429-436A-838D-61AB9ABEE4B1}" srcOrd="0" destOrd="0" presId="urn:microsoft.com/office/officeart/2005/8/layout/orgChart1"/>
     <dgm:cxn modelId="{6162DAE2-A630-416B-A7FF-F351FEC6FAA7}" type="presParOf" srcId="{0D54567F-1429-436A-838D-61AB9ABEE4B1}" destId="{B5B23A58-5B2B-403C-9288-DA0A3EEB89E0}" srcOrd="0" destOrd="0" presId="urn:microsoft.com/office/officeart/2005/8/layout/orgChart1"/>
     <dgm:cxn modelId="{24C64A7F-D57C-444F-B20A-BCE746C9DA4B}" type="presParOf" srcId="{0D54567F-1429-436A-838D-61AB9ABEE4B1}" destId="{B33AF055-225F-4D1E-88FC-EB9B696D6411}" srcOrd="1" destOrd="0" presId="urn:microsoft.com/office/officeart/2005/8/layout/orgChart1"/>
@@ -16881,65 +15188,6 @@
     </dsp:nvGrpSpPr>
     <dsp:grpSpPr/>
     <dsp:sp modelId="{CCB500D8-777A-40FD-AA84-028D82304146}">
-      <dsp:nvSpPr>
-        <dsp:cNvPr id="0" name=""/>
-        <dsp:cNvSpPr/>
-      </dsp:nvSpPr>
-      <dsp:spPr>
-        <a:xfrm>
-          <a:off x="4428577" y="986226"/>
-          <a:ext cx="91440" cy="2422990"/>
-        </a:xfrm>
-        <a:custGeom>
-          <a:avLst/>
-          <a:gdLst/>
-          <a:ahLst/>
-          <a:cxnLst/>
-          <a:rect l="0" t="0" r="0" b="0"/>
-          <a:pathLst>
-            <a:path>
-              <a:moveTo>
-                <a:pt x="45720" y="0"/>
-              </a:moveTo>
-              <a:lnTo>
-                <a:pt x="45720" y="2422990"/>
-              </a:lnTo>
-              <a:lnTo>
-                <a:pt x="122721" y="2422990"/>
-              </a:lnTo>
-            </a:path>
-          </a:pathLst>
-        </a:custGeom>
-        <a:noFill/>
-        <a:ln w="19050" cap="flat" cmpd="sng" algn="ctr">
-          <a:solidFill>
-            <a:schemeClr val="accent1">
-              <a:shade val="80000"/>
-              <a:hueOff val="0"/>
-              <a:satOff val="0"/>
-              <a:lumOff val="0"/>
-              <a:alphaOff val="0"/>
-            </a:schemeClr>
-          </a:solidFill>
-          <a:prstDash val="solid"/>
-          <a:miter lim="800000"/>
-        </a:ln>
-        <a:effectLst/>
-      </dsp:spPr>
-      <dsp:style>
-        <a:lnRef idx="2">
-          <a:scrgbClr r="0" g="0" b="0"/>
-        </a:lnRef>
-        <a:fillRef idx="0">
-          <a:scrgbClr r="0" g="0" b="0"/>
-        </a:fillRef>
-        <a:effectRef idx="0">
-          <a:scrgbClr r="0" g="0" b="0"/>
-        </a:effectRef>
-        <a:fontRef idx="minor"/>
-      </dsp:style>
-    </dsp:sp>
-    <dsp:sp modelId="{7583D133-D631-4830-9C94-8BD229FE10D7}">
       <dsp:nvSpPr>
         <dsp:cNvPr id="0" name=""/>
         <dsp:cNvSpPr/>
@@ -16998,7 +15246,7 @@
         <a:fontRef idx="minor"/>
       </dsp:style>
     </dsp:sp>
-    <dsp:sp modelId="{ABA2D44F-E4B7-4597-964E-5C89BBEEE4F5}">
+    <dsp:sp modelId="{022C9D00-87A8-4917-8398-C662E19E099E}">
       <dsp:nvSpPr>
         <dsp:cNvPr id="0" name=""/>
         <dsp:cNvSpPr/>
@@ -17057,7 +15305,7 @@
         <a:fontRef idx="minor"/>
       </dsp:style>
     </dsp:sp>
-    <dsp:sp modelId="{DFF846B8-2BC0-4837-B622-712B4FDDF1C6}">
+    <dsp:sp modelId="{7583D133-D631-4830-9C94-8BD229FE10D7}">
       <dsp:nvSpPr>
         <dsp:cNvPr id="0" name=""/>
         <dsp:cNvSpPr/>
@@ -17116,7 +15364,7 @@
         <a:fontRef idx="minor"/>
       </dsp:style>
     </dsp:sp>
-    <dsp:sp modelId="{ABBAD6EE-5FB1-4834-90BB-BBE6B31CE24D}">
+    <dsp:sp modelId="{ABA2D44F-E4B7-4597-964E-5C89BBEEE4F5}">
       <dsp:nvSpPr>
         <dsp:cNvPr id="0" name=""/>
         <dsp:cNvSpPr/>
@@ -17175,7 +15423,7 @@
         <a:fontRef idx="minor"/>
       </dsp:style>
     </dsp:sp>
-    <dsp:sp modelId="{0559EA28-2C1D-4649-98D6-EB28971AC19B}">
+    <dsp:sp modelId="{DFF846B8-2BC0-4837-B622-712B4FDDF1C6}">
       <dsp:nvSpPr>
         <dsp:cNvPr id="0" name=""/>
         <dsp:cNvSpPr/>
@@ -17363,65 +15611,6 @@
       <dsp:spPr>
         <a:xfrm>
           <a:off x="3807429" y="986226"/>
-          <a:ext cx="91440" cy="1694039"/>
-        </a:xfrm>
-        <a:custGeom>
-          <a:avLst/>
-          <a:gdLst/>
-          <a:ahLst/>
-          <a:cxnLst/>
-          <a:rect l="0" t="0" r="0" b="0"/>
-          <a:pathLst>
-            <a:path>
-              <a:moveTo>
-                <a:pt x="45720" y="0"/>
-              </a:moveTo>
-              <a:lnTo>
-                <a:pt x="45720" y="1694039"/>
-              </a:lnTo>
-              <a:lnTo>
-                <a:pt x="122721" y="1694039"/>
-              </a:lnTo>
-            </a:path>
-          </a:pathLst>
-        </a:custGeom>
-        <a:noFill/>
-        <a:ln w="19050" cap="flat" cmpd="sng" algn="ctr">
-          <a:solidFill>
-            <a:schemeClr val="accent1">
-              <a:shade val="80000"/>
-              <a:hueOff val="0"/>
-              <a:satOff val="0"/>
-              <a:lumOff val="0"/>
-              <a:alphaOff val="0"/>
-            </a:schemeClr>
-          </a:solidFill>
-          <a:prstDash val="solid"/>
-          <a:miter lim="800000"/>
-        </a:ln>
-        <a:effectLst/>
-      </dsp:spPr>
-      <dsp:style>
-        <a:lnRef idx="2">
-          <a:scrgbClr r="0" g="0" b="0"/>
-        </a:lnRef>
-        <a:fillRef idx="0">
-          <a:scrgbClr r="0" g="0" b="0"/>
-        </a:fillRef>
-        <a:effectRef idx="0">
-          <a:scrgbClr r="0" g="0" b="0"/>
-        </a:effectRef>
-        <a:fontRef idx="minor"/>
-      </dsp:style>
-    </dsp:sp>
-    <dsp:sp modelId="{14511174-61B6-49B2-80A5-D13339292F77}">
-      <dsp:nvSpPr>
-        <dsp:cNvPr id="0" name=""/>
-        <dsp:cNvSpPr/>
-      </dsp:nvSpPr>
-      <dsp:spPr>
-        <a:xfrm>
-          <a:off x="3807429" y="986226"/>
           <a:ext cx="91440" cy="1329564"/>
         </a:xfrm>
         <a:custGeom>
@@ -17473,7 +15662,7 @@
         <a:fontRef idx="minor"/>
       </dsp:style>
     </dsp:sp>
-    <dsp:sp modelId="{5723848F-A2A9-4DC7-B8EF-CD5E11FED3EA}">
+    <dsp:sp modelId="{14511174-61B6-49B2-80A5-D13339292F77}">
       <dsp:nvSpPr>
         <dsp:cNvPr id="0" name=""/>
         <dsp:cNvSpPr/>
@@ -17532,7 +15721,7 @@
         <a:fontRef idx="minor"/>
       </dsp:style>
     </dsp:sp>
-    <dsp:sp modelId="{B43944D4-016D-4AEC-9224-9E4767FCF7B7}">
+    <dsp:sp modelId="{5723848F-A2A9-4DC7-B8EF-CD5E11FED3EA}">
       <dsp:nvSpPr>
         <dsp:cNvPr id="0" name=""/>
         <dsp:cNvSpPr/>
@@ -19384,65 +17573,6 @@
       <dsp:spPr>
         <a:xfrm>
           <a:off x="701689" y="986226"/>
-          <a:ext cx="91440" cy="1329564"/>
-        </a:xfrm>
-        <a:custGeom>
-          <a:avLst/>
-          <a:gdLst/>
-          <a:ahLst/>
-          <a:cxnLst/>
-          <a:rect l="0" t="0" r="0" b="0"/>
-          <a:pathLst>
-            <a:path>
-              <a:moveTo>
-                <a:pt x="45720" y="0"/>
-              </a:moveTo>
-              <a:lnTo>
-                <a:pt x="45720" y="1329564"/>
-              </a:lnTo>
-              <a:lnTo>
-                <a:pt x="122721" y="1329564"/>
-              </a:lnTo>
-            </a:path>
-          </a:pathLst>
-        </a:custGeom>
-        <a:noFill/>
-        <a:ln w="19050" cap="flat" cmpd="sng" algn="ctr">
-          <a:solidFill>
-            <a:schemeClr val="accent1">
-              <a:shade val="80000"/>
-              <a:hueOff val="0"/>
-              <a:satOff val="0"/>
-              <a:lumOff val="0"/>
-              <a:alphaOff val="0"/>
-            </a:schemeClr>
-          </a:solidFill>
-          <a:prstDash val="solid"/>
-          <a:miter lim="800000"/>
-        </a:ln>
-        <a:effectLst/>
-      </dsp:spPr>
-      <dsp:style>
-        <a:lnRef idx="2">
-          <a:scrgbClr r="0" g="0" b="0"/>
-        </a:lnRef>
-        <a:fillRef idx="0">
-          <a:scrgbClr r="0" g="0" b="0"/>
-        </a:fillRef>
-        <a:effectRef idx="0">
-          <a:scrgbClr r="0" g="0" b="0"/>
-        </a:effectRef>
-        <a:fontRef idx="minor"/>
-      </dsp:style>
-    </dsp:sp>
-    <dsp:sp modelId="{0E79D512-55D1-4257-99E7-85F40D2AC89E}">
-      <dsp:nvSpPr>
-        <dsp:cNvPr id="0" name=""/>
-        <dsp:cNvSpPr/>
-      </dsp:nvSpPr>
-      <dsp:spPr>
-        <a:xfrm>
-          <a:off x="701689" y="986226"/>
           <a:ext cx="91440" cy="965089"/>
         </a:xfrm>
         <a:custGeom>
@@ -19494,7 +17624,7 @@
         <a:fontRef idx="minor"/>
       </dsp:style>
     </dsp:sp>
-    <dsp:sp modelId="{6B7E0051-5A35-4B5E-B981-3F2663A03EBE}">
+    <dsp:sp modelId="{0E79D512-55D1-4257-99E7-85F40D2AC89E}">
       <dsp:nvSpPr>
         <dsp:cNvPr id="0" name=""/>
         <dsp:cNvSpPr/>
@@ -20048,7 +18178,7 @@
         <a:ext cx="513345" cy="256672"/>
       </dsp:txXfrm>
     </dsp:sp>
-    <dsp:sp modelId="{28BF4B09-87C9-48D0-AE1C-9DD9A6D69EB6}">
+    <dsp:sp modelId="{BB26E139-903B-4CC8-A6B2-AB73C2799507}">
       <dsp:nvSpPr>
         <dsp:cNvPr id="0" name=""/>
         <dsp:cNvSpPr/>
@@ -20117,7 +18247,7 @@
           </a:pPr>
           <a:r>
             <a:rPr lang="de-DE" sz="500" kern="1200"/>
-            <a:t>Projektziele festlegen</a:t>
+            <a:t>Projektabgrenzung</a:t>
           </a:r>
         </a:p>
       </dsp:txBody>
@@ -20126,7 +18256,7 @@
         <a:ext cx="513345" cy="256672"/>
       </dsp:txXfrm>
     </dsp:sp>
-    <dsp:sp modelId="{BB26E139-903B-4CC8-A6B2-AB73C2799507}">
+    <dsp:sp modelId="{A6C5F7EB-D3AF-464F-80BB-A93408F50316}">
       <dsp:nvSpPr>
         <dsp:cNvPr id="0" name=""/>
         <dsp:cNvSpPr/>
@@ -20195,90 +18325,12 @@
           </a:pPr>
           <a:r>
             <a:rPr lang="de-DE" sz="500" kern="1200"/>
-            <a:t>Projektabgrenzung</a:t>
+            <a:t>Ansprechspartner  abstimmen</a:t>
           </a:r>
         </a:p>
       </dsp:txBody>
       <dsp:txXfrm>
         <a:off x="824411" y="1822979"/>
-        <a:ext cx="513345" cy="256672"/>
-      </dsp:txXfrm>
-    </dsp:sp>
-    <dsp:sp modelId="{A6C5F7EB-D3AF-464F-80BB-A93408F50316}">
-      <dsp:nvSpPr>
-        <dsp:cNvPr id="0" name=""/>
-        <dsp:cNvSpPr/>
-      </dsp:nvSpPr>
-      <dsp:spPr>
-        <a:xfrm>
-          <a:off x="824411" y="2187455"/>
-          <a:ext cx="513345" cy="256672"/>
-        </a:xfrm>
-        <a:prstGeom prst="rect">
-          <a:avLst/>
-        </a:prstGeom>
-        <a:solidFill>
-          <a:schemeClr val="accent1">
-            <a:hueOff val="0"/>
-            <a:satOff val="0"/>
-            <a:lumOff val="0"/>
-            <a:alphaOff val="0"/>
-          </a:schemeClr>
-        </a:solidFill>
-        <a:ln w="19050" cap="flat" cmpd="sng" algn="ctr">
-          <a:solidFill>
-            <a:schemeClr val="lt1">
-              <a:hueOff val="0"/>
-              <a:satOff val="0"/>
-              <a:lumOff val="0"/>
-              <a:alphaOff val="0"/>
-            </a:schemeClr>
-          </a:solidFill>
-          <a:prstDash val="solid"/>
-          <a:miter lim="800000"/>
-        </a:ln>
-        <a:effectLst/>
-      </dsp:spPr>
-      <dsp:style>
-        <a:lnRef idx="2">
-          <a:scrgbClr r="0" g="0" b="0"/>
-        </a:lnRef>
-        <a:fillRef idx="1">
-          <a:scrgbClr r="0" g="0" b="0"/>
-        </a:fillRef>
-        <a:effectRef idx="0">
-          <a:scrgbClr r="0" g="0" b="0"/>
-        </a:effectRef>
-        <a:fontRef idx="minor">
-          <a:schemeClr val="lt1"/>
-        </a:fontRef>
-      </dsp:style>
-      <dsp:txBody>
-        <a:bodyPr spcFirstLastPara="0" vert="horz" wrap="square" lIns="3175" tIns="3175" rIns="3175" bIns="3175" numCol="1" spcCol="1270" anchor="ctr" anchorCtr="0">
-          <a:noAutofit/>
-        </a:bodyPr>
-        <a:lstStyle/>
-        <a:p>
-          <a:pPr marL="0" lvl="0" indent="0" algn="ctr" defTabSz="222250">
-            <a:lnSpc>
-              <a:spcPct val="90000"/>
-            </a:lnSpc>
-            <a:spcBef>
-              <a:spcPct val="0"/>
-            </a:spcBef>
-            <a:spcAft>
-              <a:spcPct val="35000"/>
-            </a:spcAft>
-            <a:buNone/>
-          </a:pPr>
-          <a:r>
-            <a:rPr lang="de-DE" sz="500" kern="1200"/>
-            <a:t>Ansprechspartner /Betreuer abstimmen</a:t>
-          </a:r>
-        </a:p>
-      </dsp:txBody>
-      <dsp:txXfrm>
-        <a:off x="824411" y="2187455"/>
         <a:ext cx="513345" cy="256672"/>
       </dsp:txXfrm>
     </dsp:sp>
@@ -20429,7 +18481,7 @@
           </a:pPr>
           <a:r>
             <a:rPr lang="de-DE" sz="500" kern="1200"/>
-            <a:t>PSP Erstellen</a:t>
+            <a:t>PSP erstellen</a:t>
           </a:r>
         </a:p>
       </dsp:txBody>
@@ -20507,7 +18559,7 @@
           </a:pPr>
           <a:r>
             <a:rPr lang="de-DE" sz="500" kern="1200"/>
-            <a:t>Vorgangsliste Erstellen</a:t>
+            <a:t>Vorgangsliste erstellen</a:t>
           </a:r>
         </a:p>
       </dsp:txBody>
@@ -20585,7 +18637,7 @@
           </a:pPr>
           <a:r>
             <a:rPr lang="de-DE" sz="500" kern="1200"/>
-            <a:t>Ressourcenliste Erstellen</a:t>
+            <a:t>Ressourcenliste erstellen</a:t>
           </a:r>
         </a:p>
       </dsp:txBody>
@@ -20741,7 +18793,7 @@
           </a:pPr>
           <a:r>
             <a:rPr lang="de-DE" sz="500" kern="1200"/>
-            <a:t>Überprüfung</a:t>
+            <a:t>MS Projekt</a:t>
           </a:r>
         </a:p>
       </dsp:txBody>
@@ -22540,7 +20592,7 @@
           </a:pPr>
           <a:r>
             <a:rPr lang="de-DE" sz="500" kern="1200"/>
-            <a:t>Projektauswertung</a:t>
+            <a:t>Überprüfung</a:t>
           </a:r>
         </a:p>
       </dsp:txBody>
@@ -22627,7 +20679,7 @@
         <a:ext cx="513345" cy="256672"/>
       </dsp:txXfrm>
     </dsp:sp>
-    <dsp:sp modelId="{234A15B4-70F2-428E-9FB2-D4683F8C015B}">
+    <dsp:sp modelId="{9768285B-6372-4848-B225-3F8F700E3446}">
       <dsp:nvSpPr>
         <dsp:cNvPr id="0" name=""/>
         <dsp:cNvSpPr/>
@@ -22696,7 +20748,7 @@
           </a:pPr>
           <a:r>
             <a:rPr lang="de-DE" sz="500" kern="1200"/>
-            <a:t>Test der SQL Abfragen</a:t>
+            <a:t>Validierung der Benutzeroberfläche</a:t>
           </a:r>
         </a:p>
       </dsp:txBody>
@@ -22705,7 +20757,7 @@
         <a:ext cx="513345" cy="256672"/>
       </dsp:txXfrm>
     </dsp:sp>
-    <dsp:sp modelId="{9768285B-6372-4848-B225-3F8F700E3446}">
+    <dsp:sp modelId="{80B823A2-BF02-48AC-A9B6-4D170FF0FB11}">
       <dsp:nvSpPr>
         <dsp:cNvPr id="0" name=""/>
         <dsp:cNvSpPr/>
@@ -22774,7 +20826,7 @@
           </a:pPr>
           <a:r>
             <a:rPr lang="de-DE" sz="500" kern="1200"/>
-            <a:t>Validierung der Benutzeroberfläche</a:t>
+            <a:t>Bewertung der Zielerreichung</a:t>
           </a:r>
         </a:p>
       </dsp:txBody>
@@ -22783,7 +20835,7 @@
         <a:ext cx="513345" cy="256672"/>
       </dsp:txXfrm>
     </dsp:sp>
-    <dsp:sp modelId="{80B823A2-BF02-48AC-A9B6-4D170FF0FB11}">
+    <dsp:sp modelId="{D7FBE61E-8B3F-48EA-AC0D-C54FC43BB61F}">
       <dsp:nvSpPr>
         <dsp:cNvPr id="0" name=""/>
         <dsp:cNvSpPr/>
@@ -22852,90 +20904,12 @@
           </a:pPr>
           <a:r>
             <a:rPr lang="de-DE" sz="500" kern="1200"/>
-            <a:t>Bweertung der Zielerreichung</a:t>
+            <a:t>Reflextion des Projektverlaufs</a:t>
           </a:r>
         </a:p>
       </dsp:txBody>
       <dsp:txXfrm>
         <a:off x="3930151" y="2187455"/>
-        <a:ext cx="513345" cy="256672"/>
-      </dsp:txXfrm>
-    </dsp:sp>
-    <dsp:sp modelId="{D7FBE61E-8B3F-48EA-AC0D-C54FC43BB61F}">
-      <dsp:nvSpPr>
-        <dsp:cNvPr id="0" name=""/>
-        <dsp:cNvSpPr/>
-      </dsp:nvSpPr>
-      <dsp:spPr>
-        <a:xfrm>
-          <a:off x="3930151" y="2551930"/>
-          <a:ext cx="513345" cy="256672"/>
-        </a:xfrm>
-        <a:prstGeom prst="rect">
-          <a:avLst/>
-        </a:prstGeom>
-        <a:solidFill>
-          <a:schemeClr val="accent1">
-            <a:hueOff val="0"/>
-            <a:satOff val="0"/>
-            <a:lumOff val="0"/>
-            <a:alphaOff val="0"/>
-          </a:schemeClr>
-        </a:solidFill>
-        <a:ln w="19050" cap="flat" cmpd="sng" algn="ctr">
-          <a:solidFill>
-            <a:schemeClr val="lt1">
-              <a:hueOff val="0"/>
-              <a:satOff val="0"/>
-              <a:lumOff val="0"/>
-              <a:alphaOff val="0"/>
-            </a:schemeClr>
-          </a:solidFill>
-          <a:prstDash val="solid"/>
-          <a:miter lim="800000"/>
-        </a:ln>
-        <a:effectLst/>
-      </dsp:spPr>
-      <dsp:style>
-        <a:lnRef idx="2">
-          <a:scrgbClr r="0" g="0" b="0"/>
-        </a:lnRef>
-        <a:fillRef idx="1">
-          <a:scrgbClr r="0" g="0" b="0"/>
-        </a:fillRef>
-        <a:effectRef idx="0">
-          <a:scrgbClr r="0" g="0" b="0"/>
-        </a:effectRef>
-        <a:fontRef idx="minor">
-          <a:schemeClr val="lt1"/>
-        </a:fontRef>
-      </dsp:style>
-      <dsp:txBody>
-        <a:bodyPr spcFirstLastPara="0" vert="horz" wrap="square" lIns="3175" tIns="3175" rIns="3175" bIns="3175" numCol="1" spcCol="1270" anchor="ctr" anchorCtr="0">
-          <a:noAutofit/>
-        </a:bodyPr>
-        <a:lstStyle/>
-        <a:p>
-          <a:pPr marL="0" lvl="0" indent="0" algn="ctr" defTabSz="222250">
-            <a:lnSpc>
-              <a:spcPct val="90000"/>
-            </a:lnSpc>
-            <a:spcBef>
-              <a:spcPct val="0"/>
-            </a:spcBef>
-            <a:spcAft>
-              <a:spcPct val="35000"/>
-            </a:spcAft>
-            <a:buNone/>
-          </a:pPr>
-          <a:r>
-            <a:rPr lang="de-DE" sz="500" kern="1200"/>
-            <a:t>Reflextion des Projektverlaufs</a:t>
-          </a:r>
-        </a:p>
-      </dsp:txBody>
-      <dsp:txXfrm>
-        <a:off x="3930151" y="2551930"/>
         <a:ext cx="513345" cy="256672"/>
       </dsp:txXfrm>
     </dsp:sp>
@@ -23095,7 +21069,7 @@
         <a:ext cx="513345" cy="256672"/>
       </dsp:txXfrm>
     </dsp:sp>
-    <dsp:sp modelId="{382CD501-2E5D-41C0-A7C5-A55C04ABAACE}">
+    <dsp:sp modelId="{A375663D-BC3F-4763-AD97-85E7386F5C19}">
       <dsp:nvSpPr>
         <dsp:cNvPr id="0" name=""/>
         <dsp:cNvSpPr/>
@@ -23164,7 +21138,7 @@
           </a:pPr>
           <a:r>
             <a:rPr lang="de-DE" sz="500" kern="1200"/>
-            <a:t>ER-Modell dokumentieren</a:t>
+            <a:t>Benutzeroberfläche dokumentieren</a:t>
           </a:r>
         </a:p>
       </dsp:txBody>
@@ -23173,7 +21147,7 @@
         <a:ext cx="513345" cy="256672"/>
       </dsp:txXfrm>
     </dsp:sp>
-    <dsp:sp modelId="{69E95BDC-8DEB-4227-BDB4-AA188C40A8F2}">
+    <dsp:sp modelId="{D5C45E8C-63C6-4011-81D1-2F3FCF042F37}">
       <dsp:nvSpPr>
         <dsp:cNvPr id="0" name=""/>
         <dsp:cNvSpPr/>
@@ -23242,7 +21216,7 @@
           </a:pPr>
           <a:r>
             <a:rPr lang="de-DE" sz="500" kern="1200"/>
-            <a:t>Normalformen beschreiben</a:t>
+            <a:t>Präsentation vorbereiten</a:t>
           </a:r>
         </a:p>
       </dsp:txBody>
@@ -23251,7 +21225,7 @@
         <a:ext cx="513345" cy="256672"/>
       </dsp:txXfrm>
     </dsp:sp>
-    <dsp:sp modelId="{A375663D-BC3F-4763-AD97-85E7386F5C19}">
+    <dsp:sp modelId="{7C1D99B9-2DDE-4676-A7C1-2FB008D36260}">
       <dsp:nvSpPr>
         <dsp:cNvPr id="0" name=""/>
         <dsp:cNvSpPr/>
@@ -23320,7 +21294,7 @@
           </a:pPr>
           <a:r>
             <a:rPr lang="de-DE" sz="500" kern="1200"/>
-            <a:t>Benutzeroberfläche dokumentieren</a:t>
+            <a:t>Amotisationrechnung durchführen</a:t>
           </a:r>
         </a:p>
       </dsp:txBody>
@@ -23329,7 +21303,7 @@
         <a:ext cx="513345" cy="256672"/>
       </dsp:txXfrm>
     </dsp:sp>
-    <dsp:sp modelId="{D5C45E8C-63C6-4011-81D1-2F3FCF042F37}">
+    <dsp:sp modelId="{9EEB90CC-915D-4084-AA59-82E838D00069}">
       <dsp:nvSpPr>
         <dsp:cNvPr id="0" name=""/>
         <dsp:cNvSpPr/>
@@ -23398,7 +21372,7 @@
           </a:pPr>
           <a:r>
             <a:rPr lang="de-DE" sz="500" kern="1200"/>
-            <a:t>Präsentation vorbereiten</a:t>
+            <a:t>Nutzwertanalyse</a:t>
           </a:r>
         </a:p>
       </dsp:txBody>
@@ -23407,7 +21381,7 @@
         <a:ext cx="513345" cy="256672"/>
       </dsp:txXfrm>
     </dsp:sp>
-    <dsp:sp modelId="{7C1D99B9-2DDE-4676-A7C1-2FB008D36260}">
+    <dsp:sp modelId="{B5B23A58-5B2B-403C-9288-DA0A3EEB89E0}">
       <dsp:nvSpPr>
         <dsp:cNvPr id="0" name=""/>
         <dsp:cNvSpPr/>
@@ -23476,90 +21450,12 @@
           </a:pPr>
           <a:r>
             <a:rPr lang="de-DE" sz="500" kern="1200"/>
-            <a:t>Amotisationrechnung durchführen</a:t>
+            <a:t>Projekt Vorstellen</a:t>
           </a:r>
         </a:p>
       </dsp:txBody>
       <dsp:txXfrm>
         <a:off x="4551299" y="2916405"/>
-        <a:ext cx="513345" cy="256672"/>
-      </dsp:txXfrm>
-    </dsp:sp>
-    <dsp:sp modelId="{B5B23A58-5B2B-403C-9288-DA0A3EEB89E0}">
-      <dsp:nvSpPr>
-        <dsp:cNvPr id="0" name=""/>
-        <dsp:cNvSpPr/>
-      </dsp:nvSpPr>
-      <dsp:spPr>
-        <a:xfrm>
-          <a:off x="4551299" y="3280880"/>
-          <a:ext cx="513345" cy="256672"/>
-        </a:xfrm>
-        <a:prstGeom prst="rect">
-          <a:avLst/>
-        </a:prstGeom>
-        <a:solidFill>
-          <a:schemeClr val="accent1">
-            <a:hueOff val="0"/>
-            <a:satOff val="0"/>
-            <a:lumOff val="0"/>
-            <a:alphaOff val="0"/>
-          </a:schemeClr>
-        </a:solidFill>
-        <a:ln w="19050" cap="flat" cmpd="sng" algn="ctr">
-          <a:solidFill>
-            <a:schemeClr val="lt1">
-              <a:hueOff val="0"/>
-              <a:satOff val="0"/>
-              <a:lumOff val="0"/>
-              <a:alphaOff val="0"/>
-            </a:schemeClr>
-          </a:solidFill>
-          <a:prstDash val="solid"/>
-          <a:miter lim="800000"/>
-        </a:ln>
-        <a:effectLst/>
-      </dsp:spPr>
-      <dsp:style>
-        <a:lnRef idx="2">
-          <a:scrgbClr r="0" g="0" b="0"/>
-        </a:lnRef>
-        <a:fillRef idx="1">
-          <a:scrgbClr r="0" g="0" b="0"/>
-        </a:fillRef>
-        <a:effectRef idx="0">
-          <a:scrgbClr r="0" g="0" b="0"/>
-        </a:effectRef>
-        <a:fontRef idx="minor">
-          <a:schemeClr val="lt1"/>
-        </a:fontRef>
-      </dsp:style>
-      <dsp:txBody>
-        <a:bodyPr spcFirstLastPara="0" vert="horz" wrap="square" lIns="3175" tIns="3175" rIns="3175" bIns="3175" numCol="1" spcCol="1270" anchor="ctr" anchorCtr="0">
-          <a:noAutofit/>
-        </a:bodyPr>
-        <a:lstStyle/>
-        <a:p>
-          <a:pPr marL="0" lvl="0" indent="0" algn="ctr" defTabSz="222250">
-            <a:lnSpc>
-              <a:spcPct val="90000"/>
-            </a:lnSpc>
-            <a:spcBef>
-              <a:spcPct val="0"/>
-            </a:spcBef>
-            <a:spcAft>
-              <a:spcPct val="35000"/>
-            </a:spcAft>
-            <a:buNone/>
-          </a:pPr>
-          <a:r>
-            <a:rPr lang="de-DE" sz="500" kern="1200"/>
-            <a:t>Projekt Vorstellen</a:t>
-          </a:r>
-        </a:p>
-      </dsp:txBody>
-      <dsp:txXfrm>
-        <a:off x="4551299" y="3280880"/>
         <a:ext cx="513345" cy="256672"/>
       </dsp:txXfrm>
     </dsp:sp>

--- a/Pizzeriaprojekt,PSP,VorgangslisteDLJ/Pizza Venus PSP Vorgangsliste.docx
+++ b/Pizzeriaprojekt,PSP,VorgangslisteDLJ/Pizza Venus PSP Vorgangsliste.docx
@@ -2094,7 +2094,23 @@
                 <w:b/>
                 <w:bCs/>
               </w:rPr>
-              <w:t>Ressourcen zurdnung der Vorgänger</w:t>
+              <w:t xml:space="preserve">Ressourcen </w:t>
+            </w:r>
+            <w:r>
+              <w:rPr>
+                <w:rFonts w:ascii="Segoe UI Emoji" w:hAnsi="Segoe UI Emoji" w:cs="Segoe UI Emoji"/>
+                <w:b/>
+                <w:bCs/>
+              </w:rPr>
+              <w:t>Zuordnung</w:t>
+            </w:r>
+            <w:r>
+              <w:rPr>
+                <w:rFonts w:ascii="Segoe UI Emoji" w:hAnsi="Segoe UI Emoji" w:cs="Segoe UI Emoji"/>
+                <w:b/>
+                <w:bCs/>
+              </w:rPr>
+              <w:t xml:space="preserve"> der Vorgänger</w:t>
             </w:r>
           </w:p>
         </w:tc>
@@ -2165,6 +2181,14 @@
                 <w:bCs/>
               </w:rPr>
               <w:t>Diaa,</w:t>
+            </w:r>
+            <w:r>
+              <w:rPr>
+                <w:rFonts w:ascii="Segoe UI Emoji" w:hAnsi="Segoe UI Emoji" w:cs="Segoe UI Emoji"/>
+                <w:b/>
+                <w:bCs/>
+              </w:rPr>
+              <w:t xml:space="preserve"> </w:t>
             </w:r>
             <w:r>
               <w:rPr>
@@ -2317,6 +2341,14 @@
                 <w:bCs/>
               </w:rPr>
               <w:t>Diaa,</w:t>
+            </w:r>
+            <w:r>
+              <w:rPr>
+                <w:rFonts w:ascii="Segoe UI Emoji" w:hAnsi="Segoe UI Emoji" w:cs="Segoe UI Emoji"/>
+                <w:b/>
+                <w:bCs/>
+              </w:rPr>
+              <w:t xml:space="preserve"> </w:t>
             </w:r>
             <w:r>
               <w:rPr>
@@ -2846,6 +2878,14 @@
                 <w:b/>
                 <w:bCs/>
               </w:rPr>
+              <w:t xml:space="preserve"> </w:t>
+            </w:r>
+            <w:r>
+              <w:rPr>
+                <w:rFonts w:ascii="Segoe UI Emoji" w:hAnsi="Segoe UI Emoji" w:cs="Segoe UI Emoji"/>
+                <w:b/>
+                <w:bCs/>
+              </w:rPr>
               <w:t>Lucas</w:t>
             </w:r>
             <w:r>
@@ -2854,7 +2894,23 @@
                 <w:b/>
                 <w:bCs/>
               </w:rPr>
-              <w:t>,Julian</w:t>
+              <w:t>,</w:t>
+            </w:r>
+            <w:r>
+              <w:rPr>
+                <w:rFonts w:ascii="Segoe UI Emoji" w:hAnsi="Segoe UI Emoji" w:cs="Segoe UI Emoji"/>
+                <w:b/>
+                <w:bCs/>
+              </w:rPr>
+              <w:t xml:space="preserve"> </w:t>
+            </w:r>
+            <w:r>
+              <w:rPr>
+                <w:rFonts w:ascii="Segoe UI Emoji" w:hAnsi="Segoe UI Emoji" w:cs="Segoe UI Emoji"/>
+                <w:b/>
+                <w:bCs/>
+              </w:rPr>
+              <w:t>Julian</w:t>
             </w:r>
           </w:p>
         </w:tc>
@@ -3006,6 +3062,14 @@
                 <w:b/>
                 <w:bCs/>
               </w:rPr>
+              <w:t xml:space="preserve"> </w:t>
+            </w:r>
+            <w:r>
+              <w:rPr>
+                <w:rFonts w:ascii="Segoe UI Emoji" w:hAnsi="Segoe UI Emoji" w:cs="Segoe UI Emoji"/>
+                <w:b/>
+                <w:bCs/>
+              </w:rPr>
               <w:t>Lucas</w:t>
             </w:r>
           </w:p>
@@ -3082,7 +3146,15 @@
                 <w:b/>
                 <w:bCs/>
               </w:rPr>
-              <w:t>Datenmodellierung(ERM)</w:t>
+              <w:t>Datenmodellierung (</w:t>
+            </w:r>
+            <w:r>
+              <w:rPr>
+                <w:rFonts w:ascii="Segoe UI Emoji" w:hAnsi="Segoe UI Emoji" w:cs="Segoe UI Emoji"/>
+                <w:b/>
+                <w:bCs/>
+              </w:rPr>
+              <w:t>ERM)</w:t>
             </w:r>
           </w:p>
         </w:tc>
@@ -3151,6 +3223,14 @@
                 <w:bCs/>
               </w:rPr>
               <w:t>Diaa,</w:t>
+            </w:r>
+            <w:r>
+              <w:rPr>
+                <w:rFonts w:ascii="Segoe UI Emoji" w:hAnsi="Segoe UI Emoji" w:cs="Segoe UI Emoji"/>
+                <w:b/>
+                <w:bCs/>
+              </w:rPr>
+              <w:t xml:space="preserve"> </w:t>
             </w:r>
             <w:r>
               <w:rPr>
@@ -3310,6 +3390,14 @@
                 <w:b/>
                 <w:bCs/>
               </w:rPr>
+              <w:t xml:space="preserve"> </w:t>
+            </w:r>
+            <w:r>
+              <w:rPr>
+                <w:rFonts w:ascii="Segoe UI Emoji" w:hAnsi="Segoe UI Emoji" w:cs="Segoe UI Emoji"/>
+                <w:b/>
+                <w:bCs/>
+              </w:rPr>
               <w:t>Lucas</w:t>
             </w:r>
           </w:p>
@@ -3462,6 +3550,14 @@
                 <w:b/>
                 <w:bCs/>
               </w:rPr>
+              <w:t xml:space="preserve"> </w:t>
+            </w:r>
+            <w:r>
+              <w:rPr>
+                <w:rFonts w:ascii="Segoe UI Emoji" w:hAnsi="Segoe UI Emoji" w:cs="Segoe UI Emoji"/>
+                <w:b/>
+                <w:bCs/>
+              </w:rPr>
               <w:t>Lucas</w:t>
             </w:r>
           </w:p>
@@ -3682,7 +3778,25 @@
                 <w:b/>
                 <w:bCs/>
               </w:rPr>
-              <w:t>Test der SQl-Abfragen</w:t>
+              <w:t xml:space="preserve">Test der </w:t>
+            </w:r>
+            <w:proofErr w:type="spellStart"/>
+            <w:r>
+              <w:rPr>
+                <w:rFonts w:ascii="Segoe UI Emoji" w:hAnsi="Segoe UI Emoji" w:cs="Segoe UI Emoji"/>
+                <w:b/>
+                <w:bCs/>
+              </w:rPr>
+              <w:t>SQl</w:t>
+            </w:r>
+            <w:proofErr w:type="spellEnd"/>
+            <w:r>
+              <w:rPr>
+                <w:rFonts w:ascii="Segoe UI Emoji" w:hAnsi="Segoe UI Emoji" w:cs="Segoe UI Emoji"/>
+                <w:b/>
+                <w:bCs/>
+              </w:rPr>
+              <w:t>-Abfragen</w:t>
             </w:r>
           </w:p>
         </w:tc>
@@ -3751,6 +3865,14 @@
                 <w:bCs/>
               </w:rPr>
               <w:t>Diaa,</w:t>
+            </w:r>
+            <w:r>
+              <w:rPr>
+                <w:rFonts w:ascii="Segoe UI Emoji" w:hAnsi="Segoe UI Emoji" w:cs="Segoe UI Emoji"/>
+                <w:b/>
+                <w:bCs/>
+              </w:rPr>
+              <w:t xml:space="preserve"> </w:t>
             </w:r>
             <w:r>
               <w:rPr>
@@ -3944,23 +4066,7 @@
                 <w:b/>
                 <w:bCs/>
               </w:rPr>
-              <w:t>Kosten (</w:t>
-            </w:r>
-            <w:r>
-              <w:rPr>
-                <w:rFonts w:ascii="Segoe UI Emoji" w:hAnsi="Segoe UI Emoji" w:cs="Segoe UI Emoji"/>
-                <w:b/>
-                <w:bCs/>
-              </w:rPr>
-              <w:t>€</w:t>
-            </w:r>
-            <w:r>
-              <w:rPr>
-                <w:rFonts w:ascii="Segoe UI Emoji" w:hAnsi="Segoe UI Emoji" w:cs="Segoe UI Emoji"/>
-                <w:b/>
-                <w:bCs/>
-              </w:rPr>
-              <w:t>)</w:t>
+              <w:t>Kosten (€)</w:t>
             </w:r>
           </w:p>
         </w:tc>
@@ -4462,6 +4568,7 @@
                 <w:bCs/>
               </w:rPr>
             </w:pPr>
+            <w:proofErr w:type="spellStart"/>
             <w:r>
               <w:rPr>
                 <w:rFonts w:ascii="Segoe UI Emoji" w:hAnsi="Segoe UI Emoji" w:cs="Segoe UI Emoji"/>
@@ -4478,6 +4585,7 @@
               </w:rPr>
               <w:t>Lucas</w:t>
             </w:r>
+            <w:proofErr w:type="spellEnd"/>
           </w:p>
         </w:tc>
         <w:tc>
@@ -5575,7 +5683,23 @@
                 <w:b/>
                 <w:bCs/>
               </w:rPr>
-              <w:t>,Diaa</w:t>
+              <w:t>,</w:t>
+            </w:r>
+            <w:r>
+              <w:rPr>
+                <w:rFonts w:ascii="Segoe UI Emoji" w:hAnsi="Segoe UI Emoji" w:cs="Segoe UI Emoji"/>
+                <w:b/>
+                <w:bCs/>
+              </w:rPr>
+              <w:t xml:space="preserve"> </w:t>
+            </w:r>
+            <w:r>
+              <w:rPr>
+                <w:rFonts w:ascii="Segoe UI Emoji" w:hAnsi="Segoe UI Emoji" w:cs="Segoe UI Emoji"/>
+                <w:b/>
+                <w:bCs/>
+              </w:rPr>
+              <w:t>Diaa</w:t>
             </w:r>
           </w:p>
         </w:tc>
@@ -6989,7 +7113,23 @@
                 <w:b/>
                 <w:bCs/>
               </w:rPr>
-              <w:t>Amotisationsrechnung durchführen</w:t>
+              <w:t>Amo</w:t>
+            </w:r>
+            <w:r>
+              <w:rPr>
+                <w:rFonts w:ascii="Segoe UI Emoji" w:hAnsi="Segoe UI Emoji" w:cs="Segoe UI Emoji"/>
+                <w:b/>
+                <w:bCs/>
+              </w:rPr>
+              <w:t>r</w:t>
+            </w:r>
+            <w:r>
+              <w:rPr>
+                <w:rFonts w:ascii="Segoe UI Emoji" w:hAnsi="Segoe UI Emoji" w:cs="Segoe UI Emoji"/>
+                <w:b/>
+                <w:bCs/>
+              </w:rPr>
+              <w:t>tisationsrechnung durchführen</w:t>
             </w:r>
           </w:p>
         </w:tc>
@@ -7447,7 +7587,23 @@
                 <w:b/>
                 <w:bCs/>
               </w:rPr>
-              <w:t xml:space="preserve"> Anwendung(Windowsforms)</w:t>
+              <w:t xml:space="preserve"> </w:t>
+            </w:r>
+            <w:r>
+              <w:rPr>
+                <w:rFonts w:ascii="Segoe UI Emoji" w:hAnsi="Segoe UI Emoji" w:cs="Segoe UI Emoji"/>
+                <w:b/>
+                <w:bCs/>
+              </w:rPr>
+              <w:t>Anwendung (</w:t>
+            </w:r>
+            <w:r>
+              <w:rPr>
+                <w:rFonts w:ascii="Segoe UI Emoji" w:hAnsi="Segoe UI Emoji" w:cs="Segoe UI Emoji"/>
+                <w:b/>
+                <w:bCs/>
+              </w:rPr>
+              <w:t>Windowsforms)</w:t>
             </w:r>
           </w:p>
         </w:tc>
@@ -7554,7 +7710,15 @@
                 <w:b/>
                 <w:bCs/>
               </w:rPr>
-              <w:t>Relatione Datenbank</w:t>
+              <w:t>Relation</w:t>
+            </w:r>
+            <w:r>
+              <w:rPr>
+                <w:rFonts w:ascii="Segoe UI Emoji" w:hAnsi="Segoe UI Emoji" w:cs="Segoe UI Emoji"/>
+                <w:b/>
+                <w:bCs/>
+              </w:rPr>
+              <w:t xml:space="preserve"> Datenbank</w:t>
             </w:r>
           </w:p>
         </w:tc>
@@ -7756,7 +7920,23 @@
                 <w:b/>
                 <w:bCs/>
               </w:rPr>
-              <w:t>Zeitplanung,Vorgangsliste</w:t>
+              <w:t>Zeitplanung,</w:t>
+            </w:r>
+            <w:r>
+              <w:rPr>
+                <w:rFonts w:ascii="Segoe UI Emoji" w:hAnsi="Segoe UI Emoji" w:cs="Segoe UI Emoji"/>
+                <w:b/>
+                <w:bCs/>
+              </w:rPr>
+              <w:t xml:space="preserve"> </w:t>
+            </w:r>
+            <w:r>
+              <w:rPr>
+                <w:rFonts w:ascii="Segoe UI Emoji" w:hAnsi="Segoe UI Emoji" w:cs="Segoe UI Emoji"/>
+                <w:b/>
+                <w:bCs/>
+              </w:rPr>
+              <w:t>Vorgangsliste</w:t>
             </w:r>
           </w:p>
         </w:tc>
@@ -8147,7 +8327,25 @@
                 <w:bCs/>
                 <w:lang w:val="en-GB"/>
               </w:rPr>
-              <w:t>Diaa,Alali</w:t>
+              <w:t>Diaa,</w:t>
+            </w:r>
+            <w:r>
+              <w:rPr>
+                <w:rFonts w:ascii="Segoe UI Emoji" w:hAnsi="Segoe UI Emoji" w:cs="Segoe UI Emoji"/>
+                <w:b/>
+                <w:bCs/>
+                <w:lang w:val="en-GB"/>
+              </w:rPr>
+              <w:t xml:space="preserve"> </w:t>
+            </w:r>
+            <w:r>
+              <w:rPr>
+                <w:rFonts w:ascii="Segoe UI Emoji" w:hAnsi="Segoe UI Emoji" w:cs="Segoe UI Emoji"/>
+                <w:b/>
+                <w:bCs/>
+                <w:lang w:val="en-GB"/>
+              </w:rPr>
+              <w:t>Alali</w:t>
             </w:r>
           </w:p>
         </w:tc>
@@ -8212,7 +8410,52 @@
                 <w:bCs/>
                 <w:lang w:val="en-GB"/>
               </w:rPr>
-              <w:t>#,Dokumentation,MC Project,S</w:t>
+              <w:t>#, Dokumentation</w:t>
+            </w:r>
+            <w:r>
+              <w:rPr>
+                <w:rFonts w:ascii="Segoe UI Emoji" w:hAnsi="Segoe UI Emoji" w:cs="Segoe UI Emoji"/>
+                <w:b/>
+                <w:bCs/>
+                <w:lang w:val="en-GB"/>
+              </w:rPr>
+              <w:t>,</w:t>
+            </w:r>
+            <w:r>
+              <w:rPr>
+                <w:rFonts w:ascii="Segoe UI Emoji" w:hAnsi="Segoe UI Emoji" w:cs="Segoe UI Emoji"/>
+                <w:b/>
+                <w:bCs/>
+                <w:lang w:val="en-GB"/>
+              </w:rPr>
+              <w:t xml:space="preserve"> </w:t>
+            </w:r>
+            <w:r>
+              <w:rPr>
+                <w:rFonts w:ascii="Segoe UI Emoji" w:hAnsi="Segoe UI Emoji" w:cs="Segoe UI Emoji"/>
+                <w:b/>
+                <w:bCs/>
+                <w:lang w:val="en-GB"/>
+              </w:rPr>
+              <w:t>MC Project,</w:t>
+            </w:r>
+            <w:r>
+              <w:rPr>
+                <w:rFonts w:ascii="Segoe UI Emoji" w:hAnsi="Segoe UI Emoji" w:cs="Segoe UI Emoji"/>
+                <w:b/>
+                <w:bCs/>
+                <w:lang w:val="en-GB"/>
+              </w:rPr>
+              <w:t xml:space="preserve"> </w:t>
+            </w:r>
+            <w:r>
+              <w:rPr>
+                <w:rFonts w:ascii="Segoe UI Emoji" w:hAnsi="Segoe UI Emoji" w:cs="Segoe UI Emoji"/>
+                <w:b/>
+                <w:bCs/>
+                <w:lang w:val="en-GB"/>
+              </w:rPr>
+              <w:t>S</w:t>
             </w:r>
             <w:r>
               <w:rPr>
@@ -8256,7 +8499,25 @@
                 <w:bCs/>
                 <w:lang w:val="en-GB"/>
               </w:rPr>
-              <w:t>,Huber</w:t>
+              <w:t>,</w:t>
+            </w:r>
+            <w:r>
+              <w:rPr>
+                <w:rFonts w:ascii="Segoe UI Emoji" w:hAnsi="Segoe UI Emoji" w:cs="Segoe UI Emoji"/>
+                <w:b/>
+                <w:bCs/>
+                <w:lang w:val="en-GB"/>
+              </w:rPr>
+              <w:t xml:space="preserve"> </w:t>
+            </w:r>
+            <w:r>
+              <w:rPr>
+                <w:rFonts w:ascii="Segoe UI Emoji" w:hAnsi="Segoe UI Emoji" w:cs="Segoe UI Emoji"/>
+                <w:b/>
+                <w:bCs/>
+                <w:lang w:val="en-GB"/>
+              </w:rPr>
+              <w:t>Huber</w:t>
             </w:r>
           </w:p>
         </w:tc>
@@ -8328,7 +8589,23 @@
                 <w:b/>
                 <w:bCs/>
               </w:rPr>
-              <w:t>,SQL</w:t>
+              <w:t>,</w:t>
+            </w:r>
+            <w:r>
+              <w:rPr>
+                <w:rFonts w:ascii="Segoe UI Emoji" w:hAnsi="Segoe UI Emoji" w:cs="Segoe UI Emoji"/>
+                <w:b/>
+                <w:bCs/>
+              </w:rPr>
+              <w:t xml:space="preserve"> </w:t>
+            </w:r>
+            <w:r>
+              <w:rPr>
+                <w:rFonts w:ascii="Segoe UI Emoji" w:hAnsi="Segoe UI Emoji" w:cs="Segoe UI Emoji"/>
+                <w:b/>
+                <w:bCs/>
+              </w:rPr>
+              <w:t>SQL</w:t>
             </w:r>
           </w:p>
         </w:tc>
@@ -8354,7 +8631,25 @@
                 <w:bCs/>
                 <w:lang w:val="en-GB"/>
               </w:rPr>
-              <w:t>Julian,Ligenza</w:t>
+              <w:t>Julian,</w:t>
+            </w:r>
+            <w:r>
+              <w:rPr>
+                <w:rFonts w:ascii="Segoe UI Emoji" w:hAnsi="Segoe UI Emoji" w:cs="Segoe UI Emoji"/>
+                <w:b/>
+                <w:bCs/>
+                <w:lang w:val="en-GB"/>
+              </w:rPr>
+              <w:t xml:space="preserve"> </w:t>
+            </w:r>
+            <w:r>
+              <w:rPr>
+                <w:rFonts w:ascii="Segoe UI Emoji" w:hAnsi="Segoe UI Emoji" w:cs="Segoe UI Emoji"/>
+                <w:b/>
+                <w:bCs/>
+                <w:lang w:val="en-GB"/>
+              </w:rPr>
+              <w:t>Ligenza</w:t>
             </w:r>
           </w:p>
         </w:tc>
@@ -8410,7 +8705,43 @@
                 <w:bCs/>
                 <w:lang w:val="en-GB"/>
               </w:rPr>
-              <w:t>Dokumentation,Design,SQL</w:t>
+              <w:t>Dokumentation,</w:t>
+            </w:r>
+            <w:r>
+              <w:rPr>
+                <w:rFonts w:ascii="Segoe UI Emoji" w:hAnsi="Segoe UI Emoji" w:cs="Segoe UI Emoji"/>
+                <w:b/>
+                <w:bCs/>
+                <w:lang w:val="en-GB"/>
+              </w:rPr>
+              <w:t xml:space="preserve"> </w:t>
+            </w:r>
+            <w:r>
+              <w:rPr>
+                <w:rFonts w:ascii="Segoe UI Emoji" w:hAnsi="Segoe UI Emoji" w:cs="Segoe UI Emoji"/>
+                <w:b/>
+                <w:bCs/>
+                <w:lang w:val="en-GB"/>
+              </w:rPr>
+              <w:t>Design,</w:t>
+            </w:r>
+            <w:r>
+              <w:rPr>
+                <w:rFonts w:ascii="Segoe UI Emoji" w:hAnsi="Segoe UI Emoji" w:cs="Segoe UI Emoji"/>
+                <w:b/>
+                <w:bCs/>
+                <w:lang w:val="en-GB"/>
+              </w:rPr>
+              <w:t xml:space="preserve"> </w:t>
+            </w:r>
+            <w:r>
+              <w:rPr>
+                <w:rFonts w:ascii="Segoe UI Emoji" w:hAnsi="Segoe UI Emoji" w:cs="Segoe UI Emoji"/>
+                <w:b/>
+                <w:bCs/>
+                <w:lang w:val="en-GB"/>
+              </w:rPr>
+              <w:t>SQL</w:t>
             </w:r>
           </w:p>
         </w:tc>
@@ -8459,6 +8790,7 @@
           <w:bCs/>
         </w:rPr>
       </w:pPr>
+      <w:proofErr w:type="spellStart"/>
       <w:r>
         <w:rPr>
           <w:rFonts w:ascii="Segoe UI Emoji" w:hAnsi="Segoe UI Emoji" w:cs="Segoe UI Emoji"/>
@@ -8481,7 +8813,16 @@
           <w:b/>
           <w:bCs/>
         </w:rPr>
-        <w:t>tisationrechnung:</w:t>
+        <w:t>tisationrechnung</w:t>
+      </w:r>
+      <w:proofErr w:type="spellEnd"/>
+      <w:r>
+        <w:rPr>
+          <w:rFonts w:ascii="Segoe UI Emoji" w:hAnsi="Segoe UI Emoji" w:cs="Segoe UI Emoji"/>
+          <w:b/>
+          <w:bCs/>
+        </w:rPr>
+        <w:t>:</w:t>
       </w:r>
       <w:r>
         <w:rPr>
@@ -8632,6 +8973,7 @@
           <w:b/>
           <w:bCs/>
         </w:rPr>
+        <w:lastRenderedPageBreak/>
         <w:t xml:space="preserve">Formel </w:t>
       </w:r>
     </w:p>
@@ -8649,7 +8991,6 @@
           <w:b/>
           <w:bCs/>
         </w:rPr>
-        <w:lastRenderedPageBreak/>
         <w:t>Amortisationszeit = Gesamtkosten ÷ Tagesgewinn</w:t>
       </w:r>
     </w:p>
@@ -8787,7 +9128,6 @@
           <w:rFonts w:ascii="Segoe UI Emoji" w:hAnsi="Segoe UI Emoji" w:cs="Segoe UI Emoji"/>
           <w:b/>
           <w:bCs/>
-          <w:lang w:val="en-GB"/>
         </w:rPr>
       </w:pPr>
     </w:p>
@@ -8797,7 +9137,6 @@
           <w:rFonts w:ascii="Segoe UI Emoji" w:hAnsi="Segoe UI Emoji" w:cs="Segoe UI Emoji"/>
           <w:b/>
           <w:bCs/>
-          <w:lang w:val="en-GB"/>
         </w:rPr>
       </w:pPr>
     </w:p>
@@ -8807,7 +9146,6 @@
           <w:rFonts w:ascii="Segoe UI Emoji" w:hAnsi="Segoe UI Emoji" w:cs="Segoe UI Emoji"/>
           <w:b/>
           <w:bCs/>
-          <w:lang w:val="en-GB"/>
         </w:rPr>
       </w:pPr>
     </w:p>
@@ -8817,7 +9155,6 @@
           <w:rFonts w:ascii="Segoe UI Emoji" w:hAnsi="Segoe UI Emoji" w:cs="Segoe UI Emoji"/>
           <w:b/>
           <w:bCs/>
-          <w:lang w:val="en-GB"/>
         </w:rPr>
       </w:pPr>
     </w:p>
@@ -8827,7 +9164,6 @@
           <w:rFonts w:ascii="Segoe UI Emoji" w:hAnsi="Segoe UI Emoji" w:cs="Segoe UI Emoji"/>
           <w:b/>
           <w:bCs/>
-          <w:lang w:val="en-GB"/>
         </w:rPr>
       </w:pPr>
     </w:p>
@@ -8837,7 +9173,6 @@
           <w:rFonts w:ascii="Segoe UI Emoji" w:hAnsi="Segoe UI Emoji" w:cs="Segoe UI Emoji"/>
           <w:b/>
           <w:bCs/>
-          <w:lang w:val="en-GB"/>
         </w:rPr>
       </w:pPr>
     </w:p>
@@ -8971,7 +9306,6 @@
         <w:docPartUnique/>
       </w:docPartObj>
     </w:sdtPr>
-    <w:sdtEndPr/>
     <w:sdtContent>
       <w:p>
         <w:pPr>
